--- a/writeup/Kagan_Hierarchical_Models_Final_Assignment.docx
+++ b/writeup/Kagan_Hierarchical_Models_Final_Assignment.docx
@@ -111,7 +111,7 @@
         <w:rPr>
           <w:i/>
         </w:rPr>
-        <w:t xml:space="preserve">As in all generalized linear mixed models (logit link), there is no separate Level 1 residual term: Level 1 variance is fixed by the distribution at π²/3 rather than estimated. Reward_oneback is a Level 1 predictor, so it takes a random slope, and U_0j and U_1j may covary. A measured Level 1 predictor normally has to be split into within- and between-person components, but reward_oneback was delivered at a fixed, choice-independent probability and its between-person ICC is [TBD after glmer re-run]: there is nothing to separate, and its 0 point is already meaningful, so it enters uncentred. Models were fitted with glmer() (lme4/lmerTest), family = binomial(link = "logit"), maximum likelihood. Models 1 and 2 were fitted maximal (random intercept and slope for reward_oneback, allowed to correlate), checked with performance::check_singularity() and check_convergence(), with a pre-specified remedy ladder if the maximal model was singular or failed to converge (glmerControl(calc.derivs = FALSE), then the bobyqa optimizer, then dropping only the random intercept-slope correlation via the || syntax -- never dropping a random slope or intercept, per Barr et al., 2013); [TBD after glmer re-run] which step (if any) was needed.</w:t>
+        <w:t xml:space="preserve">As in all generalized linear mixed models (logit link), there is no separate Level 1 residual term: Level 1 variance is fixed by the distribution at π²/3 rather than estimated. Reward_oneback is a Level 1 predictor, so it takes a random slope, and U_0j and U_1j may covary. A measured Level 1 predictor normally has to be split into within- and between-person components, but reward_oneback was delivered at a fixed, choice-independent probability: an empty random-intercept model of reward_oneback itself is degenerate (a boundary/singular fit, with no detectable between-person variance) -- there is nothing to separate, and its 0 point is already meaningful, so it enters uncentred. Models were fitted with glmer() (lme4/lmerTest), family = binomial(link = "logit"), maximum likelihood. Models 1 and 2 were fitted maximal (random intercept and slope for reward_oneback, allowed to correlate), with a pre-specified remedy ladder (control tweaks, then the bobyqa optimizer, then dropping only the random correlation via ||) had the maximal model been singular or failed to converge; both fitted maximal cleanly (not singular, gradient &lt; 2e-5), so no remedy was needed.</w:t>
       </w:r>
     </w:p>
     <w:p>
@@ -127,7 +127,7 @@
     </w:p>
     <w:p>
       <w:r>
-        <w:t xml:space="preserve">Model 2 was compared with Model 1 with a likelihood-ratio test (anova(); glmer() fits by maximum likelihood, so no REML/ML refit is required for GLMMs): χ²([TBD after glmer re-run]) = [TBD after glmer re-run], p = [TBD after glmer re-run]. The effect size that fits a cross-level interaction is the pseudo-R² for the reduction in random-effect variance (r2_pseudo(), comparing the VarCorr() of the two nested models): adding K_c reduced τ11 (the reward_oneback random-slope variance) by [TBD after glmer re-run] and τ00 (the intercept variance) by [TBD after glmer re-run].</w:t>
+        <w:t xml:space="preserve">Model 2 was compared with Model 1 with a likelihood-ratio test (anova(); glmer() fits by maximum likelihood, so no REML/ML refit is required for GLMMs): χ²(2) = 3.09, p = .214. The effect size that fits a cross-level interaction is the pseudo-R² for the reduction in random-effect variance (r2_pseudo(), comparing the VarCorr() of the two nested models): adding K_c reduced τ11 (the reward_oneback random-slope variance) by 7.3% and τ00 (the intercept variance) by 7.4%.</w:t>
       </w:r>
     </w:p>
     <w:p>
@@ -146,7 +146,7 @@
         <w:keepNext/>
       </w:pPr>
       <w:r>
-        <w:t xml:space="preserve">In the unconditional model (γ_00 = [TBD after glmer re-run]) the unconditional ICC (performance::icc() on Model 0) was [TBD after glmer re-run]: [TBD after glmer re-run]% of the variance in the log-odds of staying is between-person. Because this is a logistic (binomial) model, there is no separately estimated Level 1 residual variance; the ICC decomposition instead uses the distribution-implied Level 1 variance π²/3 fixed by the logit link.</w:t>
+        <w:t xml:space="preserve">In the unconditional model (γ_00 = −0.59, 95% CI [−0.91, −0.28], z = −3.68, p &lt; .001, √τ00 = 0.94) the unconditional ICC (performance::icc() on Model 0) was .210: 21.0% of the variance in the log-odds of staying is between-person. Because this is a logistic (binomial) model, there is no separately estimated Level 1 residual variance; the ICC decomposition instead uses the distribution-implied Level 1 variance π²/3 fixed by the logit link.</w:t>
       </w:r>
     </w:p>
     <w:tbl>
@@ -326,7 +326,7 @@
               <w:rPr>
                 <w:sz w:val="17"/>
               </w:rPr>
-              <w:t xml:space="preserve">[TBD after glmer re-run]</w:t>
+              <w:t xml:space="preserve">−1.119 [−1.564, −0.675]</w:t>
             </w:r>
           </w:p>
         </w:tc>
@@ -344,7 +344,7 @@
               <w:rPr>
                 <w:sz w:val="17"/>
               </w:rPr>
-              <w:t xml:space="preserve">[TBD after glmer re-run]</w:t>
+              <w:t xml:space="preserve">−1.117 [−1.546, −0.688]</w:t>
             </w:r>
           </w:p>
         </w:tc>
@@ -362,7 +362,7 @@
               <w:rPr>
                 <w:sz w:val="17"/>
               </w:rPr>
-              <w:t xml:space="preserve">[TBD after glmer re-run]</w:t>
+              <w:t xml:space="preserve">&lt; .001</w:t>
             </w:r>
           </w:p>
         </w:tc>
@@ -399,7 +399,7 @@
               <w:rPr>
                 <w:sz w:val="17"/>
               </w:rPr>
-              <w:t xml:space="preserve">[TBD after glmer re-run]</w:t>
+              <w:t xml:space="preserve">0.984 [0.390, 1.578]</w:t>
             </w:r>
           </w:p>
         </w:tc>
@@ -417,7 +417,7 @@
               <w:rPr>
                 <w:sz w:val="17"/>
               </w:rPr>
-              <w:t xml:space="preserve">[TBD after glmer re-run]</w:t>
+              <w:t xml:space="preserve">0.984 [0.411, 1.556]</w:t>
             </w:r>
           </w:p>
         </w:tc>
@@ -435,7 +435,7 @@
               <w:rPr>
                 <w:sz w:val="17"/>
               </w:rPr>
-              <w:t xml:space="preserve">[TBD after glmer re-run]</w:t>
+              <w:t xml:space="preserve">&lt; .001</w:t>
             </w:r>
           </w:p>
         </w:tc>
@@ -490,7 +490,7 @@
               <w:rPr>
                 <w:sz w:val="17"/>
               </w:rPr>
-              <w:t xml:space="preserve">[TBD after glmer re-run]</w:t>
+              <w:t xml:space="preserve">0.290 [−0.082, 0.663]</w:t>
             </w:r>
           </w:p>
         </w:tc>
@@ -508,7 +508,7 @@
               <w:rPr>
                 <w:sz w:val="17"/>
               </w:rPr>
-              <w:t xml:space="preserve">[TBD after glmer re-run]</w:t>
+              <w:t xml:space="preserve">.127</w:t>
             </w:r>
           </w:p>
         </w:tc>
@@ -563,7 +563,7 @@
               <w:rPr>
                 <w:sz w:val="17"/>
               </w:rPr>
-              <w:t xml:space="preserve">[TBD after glmer re-run]</w:t>
+              <w:t xml:space="preserve">−0.408 [−0.906, 0.090]</w:t>
             </w:r>
           </w:p>
         </w:tc>
@@ -581,7 +581,7 @@
               <w:rPr>
                 <w:sz w:val="17"/>
               </w:rPr>
-              <w:t xml:space="preserve">[TBD after glmer re-run]</w:t>
+              <w:t xml:space="preserve">.108</w:t>
             </w:r>
           </w:p>
         </w:tc>
@@ -674,7 +674,7 @@
               <w:rPr>
                 <w:sz w:val="17"/>
               </w:rPr>
-              <w:t xml:space="preserve">[TBD after glmer re-run]</w:t>
+              <w:t xml:space="preserve">1.30</w:t>
             </w:r>
           </w:p>
         </w:tc>
@@ -692,7 +692,7 @@
               <w:rPr>
                 <w:sz w:val="17"/>
               </w:rPr>
-              <w:t xml:space="preserve">[TBD after glmer re-run]</w:t>
+              <w:t xml:space="preserve">1.25</w:t>
             </w:r>
           </w:p>
         </w:tc>
@@ -747,7 +747,7 @@
               <w:rPr>
                 <w:sz w:val="17"/>
               </w:rPr>
-              <w:t xml:space="preserve">[TBD after glmer re-run]</w:t>
+              <w:t xml:space="preserve">1.73</w:t>
             </w:r>
           </w:p>
         </w:tc>
@@ -765,7 +765,7 @@
               <w:rPr>
                 <w:sz w:val="17"/>
               </w:rPr>
-              <w:t xml:space="preserve">[TBD after glmer re-run]</w:t>
+              <w:t xml:space="preserve">1.67</w:t>
             </w:r>
           </w:p>
         </w:tc>
@@ -820,7 +820,7 @@
               <w:rPr>
                 <w:sz w:val="17"/>
               </w:rPr>
-              <w:t xml:space="preserve">[TBD after glmer re-run]</w:t>
+              <w:t xml:space="preserve">−0.55</w:t>
             </w:r>
           </w:p>
         </w:tc>
@@ -838,7 +838,7 @@
               <w:rPr>
                 <w:sz w:val="17"/>
               </w:rPr>
-              <w:t xml:space="preserve">[TBD after glmer re-run]</w:t>
+              <w:t xml:space="preserve">−0.51</w:t>
             </w:r>
           </w:p>
         </w:tc>
@@ -870,22 +870,22 @@
         <w:rPr>
           <w:sz w:val="18"/>
         </w:rPr>
-        <w:t xml:space="preserve">Table 1. Maximum-likelihood estimates [95% Wald CI], Models 1 and 2 (glmer(), family = binomial(link = "logit")); p = Wald z-test p-value for Model 2 (model_parameters()). Fixed effects are on the log-odds scale.</w:t>
+        <w:t xml:space="preserve">Table 1. Maximum-likelihood estimates, Models 1 and 2 (glmer(), family = binomial(link = "logit")). Fixed effects: b [95% Wald CI], log-odds scale; p = Wald z-test p-value for Model 2 (model_parameters()). Random effects: point estimates (SD, correlation); CIs not computed (model_parameters(effects = "random", ci_random = TRUE) is flagged as potentially slow in the course materials).</w:t>
       </w:r>
     </w:p>
     <w:p>
       <w:r>
-        <w:t xml:space="preserve">The reward_oneback effect (γ_10) was b = [TBD after glmer re-run], 95% CI [[TBD after glmer re-run], [TBD after glmer re-run]], z = [TBD after glmer re-run], p = [TBD after glmer re-run] (Model 2), corresponding to an odds ratio OR = [TBD after glmer re-run], 95% CI [[TBD after glmer re-run], [TBD after glmer re-run]] (model_parameters(exponentiate = TRUE)); the average marginal effect (marginaleffects::avg_slopes(), unbiased for the population-average probability scale, unlike the conditional coefficient) was [TBD after glmer re-run] percentage points, 95% CI [[TBD after glmer re-run], [TBD after glmer re-run]], z = [TBD after glmer re-run], p = [TBD after glmer re-run]. The K_c main effect (γ_01) was b = [TBD after glmer re-run], 95% CI [[TBD after glmer re-run], [TBD after glmer re-run]], z = [TBD after glmer re-run], p = [TBD after glmer re-run] (OR = [TBD after glmer re-run]). The reward_oneback × K_c interaction (γ_11) was b = [TBD after glmer re-run], 95% CI [[TBD after glmer re-run], [TBD after glmer re-run]], z = [TBD after glmer re-run], p = [TBD after glmer re-run] ([TBD after glmer re-run] direction/interpretation once refit).</w:t>
+        <w:t xml:space="preserve">The reward_oneback effect (γ_10) was b = 0.984, 95% CI [0.411, 1.556], z = 3.365, p &lt; .001 (Model 2), corresponding to an odds ratio OR = 2.67, 95% CI [1.51, 4.74] (model_parameters(exponentiate = TRUE)); the average marginal effect (marginaleffects::avg_slopes(), unbiased for the population-average probability scale, unlike the conditional coefficient) was 18.6 percentage points, 95% CI [8.6, 28.6], z = 3.63, p &lt; .001. The K_c main effect (γ_01) was b = 0.290, 95% CI [−0.082, 0.663], z = 1.527, p = .127 (OR = 1.34, 95% CI [0.92, 1.94]). The reward_oneback × K_c interaction (γ_11) was b = −0.408, 95% CI [−0.906, 0.090], z = −1.607, p = .108 (OR = 0.66, 95% CI [0.40, 1.09]): higher capacity went with a numerically weaker reward effect, in the predicted direction, but the confidence interval includes zero and the likelihood-ratio test above found no significant improvement in fit.</w:t>
       </w:r>
     </w:p>
     <w:p>
       <w:r>
-        <w:t xml:space="preserve">Simple slopes (Figure 1A, marginaleffects::avg_slopes() at −1 SD, the mean, and +1 SD of K, re.form = NULL): at −1 SD of K the reward_oneback effect was [TBD after glmer re-run] log-odds (OR = [TBD after glmer re-run]; P(stay) [TBD after glmer re-run] → [TBD after glmer re-run]); at the mean, [TBD after glmer re-run] (OR = [TBD after glmer re-run]); at +1 SD, [TBD after glmer re-run] (OR = [TBD after glmer re-run]). [TBD after glmer re-run] whether reward_oneback moved low-capacity participants more than high-capacity ones, consistent with the interaction estimate above.</w:t>
+        <w:t xml:space="preserve">Simple slopes (Figure 1, marginaleffects::avg_slopes() at −1 SD, the mean, and +1 SD of K, re.form = NA): at −1 SD of K the reward_oneback effect was 1.46 log-odds, 95% CI [0.64, 2.28] (OR = 4.31; P(stay) .19 → .50); at the mean, 0.98, 95% CI [0.41, 1.56] (OR = 2.67; .25 → .47); at +1 SD, 0.51, 95% CI [−0.31, 1.32], p = .222 (OR = 1.66; .31 → .43). Reward_oneback clearly moved low-capacity participants' predicted P(stay), and its effect was no longer distinguishable from zero at high capacity, consistent with the interaction estimate above -- though the interaction's own confidence interval already says this difference between the two slopes is itself uncertain.</w:t>
       </w:r>
     </w:p>
     <w:p>
       <w:r>
-        <w:t xml:space="preserve">The random effects carry most of the story. Between-person variability was substantial in both the baseline tendency to stay (√τ00 = [TBD after glmer re-run]) and reward_oneback sensitivity (√τ11 = [TBD after glmer re-run]), and the two correlated [TBD after glmer re-run] (r(U_0, U_1) = [TBD after glmer re-run]); Figure 1B shows how much of that spread K leaves unexplained. Because trials come in six blocks per person, we also refitted Model 2 with a third grouping level (block within participant): block intercepts carried [TBD after glmer re-run] variance (√τ = [TBD after glmer re-run]), so staying [TBD after glmer re-run] drift across the session, but the interaction estimate was [TBD after glmer re-run].</w:t>
+        <w:t xml:space="preserve">The random effects carry most of the story. Between-person variability was substantial in both the baseline tendency to stay (√τ00 = 1.25) and reward_oneback sensitivity (√τ11 = 1.67), and the two correlated negatively (r(U_0, U_1) = −0.51): participants who stayed more at baseline gained less from reward, consistent with a ceiling on P(stay). Because trials come in six blocks per person, we also refitted Model 2 with a third grouping level (block within participant): block intercepts carried real variance (√τ = 0.77), so staying does drift across the session, but the interaction estimate was essentially unchanged (γ_11 = −0.43, 95% CI [−0.96, 0.10]).</w:t>
       </w:r>
     </w:p>
     <w:p>
@@ -943,7 +943,7 @@
         <w:rPr>
           <w:sz w:val="18"/>
         </w:rPr>
-        <w:t xml:space="preserve">Figure 1. (A) Model 2 predicted P(stay) after an unrewarded and a rewarded trial at −1 SD, the mean, and +1 SD of K, population-average (re.form = NA) predictions from marginaleffects::plot_predictions(); bars are 95% CIs. (B) Each participant's observed reward_oneback effect on P(stay) against their K, with the model-implied effect and its 95% CI.</w:t>
+        <w:t xml:space="preserve">Figure 1. Model 2 predicted P(stay) after an unrewarded and a rewarded trial at −1 SD and +1 SD of K, population-average (re.form = NA) predictions from marginaleffects::plot_predictions(); bars are 95% CIs.</w:t>
       </w:r>
     </w:p>
     <w:p>
@@ -963,7 +963,7 @@
         <w:spacing w:after="80"/>
       </w:pPr>
       <w:r>
-        <w:t xml:space="preserve">Reframing an exploratory two-stage correlation as a single cross-level interaction fitted to all 5,025 trials sharpens the estimate[TBD after glmer re-run: does the verdict change?]. The interaction runs in the direction the executive-control account predicts, but [TBD after glmer re-run] (χ² test above), and WM capacity explains [TBD after glmer re-run] of the between-person variance in reward_oneback sensitivity (pseudo-R²). The honest reading is that automatic reward-driven staying under known non-contingency is close to universal across the capacity range sampled here, with at most a modest attenuation at the high end. That is itself informative: were this simply an executive-control failure, a large capacity advantage should have surfaced with ~144 trials per person and a reward_oneback effect this size.</w:t>
+        <w:t xml:space="preserve">Reframing an exploratory two-stage correlation as a single cross-level interaction fitted to all 5,025 trials sharpens the estimate without changing the verdict. The interaction runs in the direction the executive-control account predicts, but it is not statistically significant (χ²(2) = 3.09, p = .214), and WM capacity explains about 7% of the between-person variance in reward_oneback sensitivity (pseudo-R²). The honest reading is that automatic reward-driven staying under known non-contingency is close to universal across the capacity range sampled here, with at most a modest attenuation at the high end. That is itself informative: were this simply an executive-control failure, a large capacity advantage should have surfaced with ~144 trials per person and a reward_oneback effect this size.</w:t>
       </w:r>
     </w:p>
     <w:p>

--- a/writeup/Kagan_Hierarchical_Models_Final_Assignment.docx
+++ b/writeup/Kagan_Hierarchical_Models_Final_Assignment.docx
@@ -875,7 +875,7 @@
     </w:p>
     <w:p>
       <w:r>
-        <w:t xml:space="preserve">The reward_oneback effect (γ_10) was b = 0.984, 95% CI [0.411, 1.556], z = 3.365, p &lt; .001 (Model 2), corresponding to an odds ratio OR = 2.67, 95% CI [1.51, 4.74] (model_parameters(exponentiate = TRUE)); the average marginal effect (marginaleffects::avg_slopes(), unbiased for the population-average probability scale, unlike the conditional coefficient) was 18.6 percentage points, 95% CI [8.6, 28.6], z = 3.63, p &lt; .001. The K_c main effect (γ_01) was b = 0.290, 95% CI [−0.082, 0.663], z = 1.527, p = .127 (OR = 1.34, 95% CI [0.92, 1.94]). The reward_oneback × K_c interaction (γ_11) was b = −0.408, 95% CI [−0.906, 0.090], z = −1.607, p = .108 (OR = 0.66, 95% CI [0.40, 1.09]): higher capacity went with a numerically weaker reward effect, in the predicted direction, but the confidence interval includes zero and the likelihood-ratio test above found no significant improvement in fit.</w:t>
+        <w:t xml:space="preserve">The reward_oneback effect (γ_10) was b = 0.984, 95% CI [0.411, 1.556], z = 3.365, p &lt; .001 (Model 2), corresponding to an odds ratio OR = 2.67, 95% CI [1.51, 4.74] (model_parameters(exponentiate = TRUE)); the average marginal effect (marginaleffects::avg_slopes(), unbiased for the population-average probability scale, unlike the conditional coefficient) was 18.6 percentage points, 95% CI [8.6, 28.6], z = 3.63, p &lt; .001; the average odds ratio (avg_comparisons(comparison = "lnor", transform = "exp")) was 2.61, 95% CI [1.47, 4.63], p = .001 -- close to but not identical to the coefficient-based OR, because odds ratios are non-collapsible (https://doi.org/10.1093/aje/kwaa267). The K_c main effect (γ_01) was b = 0.290, 95% CI [−0.082, 0.663], z = 1.527, p = .127 (OR = 1.34, 95% CI [0.92, 1.94]). The reward_oneback × K_c interaction (γ_11) was b = −0.408, 95% CI [−0.906, 0.090], z = −1.607, p = .108 (OR = 0.66, 95% CI [0.40, 1.09]): higher capacity went with a numerically weaker reward effect, in the predicted direction, but the confidence interval includes zero and the likelihood-ratio test above found no significant improvement in fit.</w:t>
       </w:r>
     </w:p>
     <w:p>

--- a/writeup/Kagan_Hierarchical_Models_Final_Assignment.docx
+++ b/writeup/Kagan_Hierarchical_Models_Final_Assignment.docx
@@ -40,7 +40,7 @@
     </w:p>
     <w:p>
       <w:r>
-        <w:t xml:space="preserve">Human value assignment can be automatic: a choice followed by reward becomes more likely to repeat even when the person knows they have no connection. In a three-armed bandit in which every option was instructed to pay out with the same fixed probability, participants still showed a robust win-stay lose-shift (WSLS) behavior, repeating a choice more often after reward, although the environment is uncontrollable by design. What limits this automatic credit assignment? One candidate is executive control: suppressing an automatically triggered learning signal trial by trial is itself demanding, so participants with more spare working-memory (WM) capacity should show a weaker WSLS effect on staying. A two-stage analysis of these data is consistent with that idea but weak (the correlation between each participant's observed reward effect and their capacity K is r = −.24). Here we ask the same question in one step, at the trial level: does the effect of previous-trial reward on the probability of staying (Level 1) depend on WM capacity (Level 2) - a reward_oneback × K cross-level interaction?</w:t>
+        <w:t xml:space="preserve">Human value assignment can be automatic: a choice followed by reward becomes more likely to repeat even when the person knows they have no connection. In a three-armed bandit in which every option was instructed to pay out with the same fixed probability, participants still showed a robust win-stay lose-shift (WSLS) behavior, repeating a choice more often after reward, although the environment is uncontrollable by design. What limits this automatic credit assignment? One candidate is executive control: suppressing an automatically triggered learning signal trial by trial is itself demanding, so participants with more spare working-memory (WM) capacity should show a weaker WSLS effect on staying. Here we test this directly at the trial level: does the effect of previous-trial reward on the probability of staying (Level 1) depend on WM capacity (Level 2) - a reward_oneback × K cross-level interaction?</w:t>
       </w:r>
     </w:p>
     <w:p>
@@ -963,7 +963,7 @@
         <w:spacing w:after="80"/>
       </w:pPr>
       <w:r>
-        <w:t xml:space="preserve">Reframing an exploratory two-stage correlation as a single cross-level interaction fitted to all 5,025 trials sharpens the estimate without changing the verdict. The interaction runs in the direction the executive-control account predicts, but it is not statistically significant (χ²(2) = 3.09, p = .214), and WM capacity explains about 7% of the between-person variance in reward_oneback sensitivity (pseudo-R²). The honest reading is that automatic reward-driven staying under known non-contingency is close to universal across the capacity range sampled here, with at most a modest attenuation at the high end. That is itself informative: were this simply an executive-control failure, a large capacity advantage should have surfaced with ~144 trials per person and a reward_oneback effect this size.</w:t>
+        <w:t xml:space="preserve">Fitting the cross-level interaction directly at the trial level, across all 5,025 trials, gives a precise but null answer. The interaction runs in the direction the executive-control account predicts, but it is not statistically significant (χ²(2) = 3.09, p = .214), and WM capacity explains about 7% of the between-person variance in reward_oneback sensitivity (pseudo-R²). The honest reading is that automatic reward-driven staying under known non-contingency is close to universal across the capacity range sampled here, with at most a modest attenuation at the high end. That is itself informative: were this simply an executive-control failure, a large capacity advantage should have surfaced with ~144 trials per person and a reward_oneback effect this size.</w:t>
       </w:r>
     </w:p>
     <w:p>

--- a/writeup/Kagan_Hierarchical_Models_Final_Assignment.docx
+++ b/writeup/Kagan_Hierarchical_Models_Final_Assignment.docx
@@ -68,7 +68,7 @@
     </w:p>
     <w:p>
       <w:r>
-        <w:t xml:space="preserve">Data comes from a pilot of an explicitly uncontrollable three-armed bandit task, run on the Prolific platform (N = 35). 135–144 usable trials each after dropping the first trial of each of the six blocks and any trial whose own or preceding response was invalid or timed out. We would like to ask whether we can predict the WSLS effect better when integrating WM capacity. This is a two-level design: trials (Level 1) nested within participants (Level 2). To build models we have the following variables: reward_oneback - Level 1, 0/1, the previous trial's outcome, the predictor of interest; stay - Level 1, 0/1, whether the same machine was chosen again, the dependent variable; K - Level 2, WM capacity estimated by Cowan's (2001) formula from a change-detection task, constant across the session and grand-mean centred (K_c). Because reward_oneback varies within a subject and K is a between-person constant, we need to model reward_oneback × K_c as a cross-level interaction. Additionally we cannot test the interaction model with repeated-measures ANOVA: K is continuous and a median split would degrade it, the dependent variable is binary at the trial level, and trial counts are unbalanced.</w:t>
+        <w:t xml:space="preserve">Data comes from a pilot of an explicitly uncontrollable three-armed bandit task, run on the Prolific platform (N = 35). 135–144 usable trials each after dropping the first trial of each of the six blocks and any trial whose own or preceding response was invalid or timed out. We would like to ask whether we can predict the WSLS effect better when integrating WM capacity. This is a two-level design: trials (Level 1) nested within participants (Level 2). To build models we have the following variables: reward_oneback - Level 1, 0/1, the previous trial's outcome, the predictor of interest; stay - Level 1, 0/1, whether the same machine was chosen again, the dependent variable; K - Level 2, WM capacity estimated by Cowan's (2001) formula from a change-detection task, constant across the session (M = 1.84, SD = 1.17, range −0.49 to 3.89) and grand-mean centred (K_c). Because reward_oneback varies within a subject and K is a between-person constant, we need to model reward_oneback × K_c as a cross-level interaction. Additionally we cannot test the interaction model with repeated-measures ANOVA: K is continuous and a median split would degrade it, the dependent variable is binary at the trial level, and trial counts are unbalanced.</w:t>
       </w:r>
     </w:p>
     <w:p>
@@ -111,7 +111,7 @@
         <w:rPr>
           <w:i/>
         </w:rPr>
-        <w:t xml:space="preserve">As in all generalized linear mixed models (logit link), there is no separate Level 1 residual term: Level 1 variance is fixed by the distribution at π²/3 rather than estimated. Reward_oneback is a Level 1 predictor, so it takes a random slope, and U_0j and U_1j may covary. A measured Level 1 predictor normally has to be split into within- and between-person components, but reward_oneback was delivered at a fixed, choice-independent probability: an empty random-intercept model of reward_oneback itself is degenerate (a boundary/singular fit, with no detectable between-person variance) -- there is nothing to separate, and its 0 point is already meaningful, so it enters uncentred. Models were fitted with glmer() (lme4/lmerTest), family = binomial(link = "logit"), maximum likelihood. Models 1 and 2 were fitted maximal (random intercept and slope for reward_oneback, allowed to correlate), with a pre-specified remedy ladder (control tweaks, then the bobyqa optimizer, then dropping only the random correlation via ||) had the maximal model been singular or failed to converge; both fitted maximal cleanly (not singular, gradient &lt; 2e-5), so no remedy was needed.</w:t>
+        <w:t xml:space="preserve">As in all generalized linear mixed models (logit link), there is no separate Level 1 residual term: Level 1 variance is fixed by the distribution at π²/3 rather than estimated. Reward_oneback is a Level 1 predictor, so it takes a random slope, and U_0j and U_1j may covary. A measured Level 1 predictor normally has to be split into within- and between-person components, but reward_oneback was delivered at a fixed, choice-independent probability: an empty random-intercept model of reward_oneback itself is degenerate (a boundary/singular fit, with no detectable between-person variance) -- there is nothing to separate, and its 0 point is already meaningful, so it enters uncentred. Models were fitted with glmer() (lme4/lmerTest), family = binomial(link = "logit"), maximum likelihood, with the maximal random-effects structure (random intercept and slope for reward_oneback, allowed to correlate) for Models 1 and 2. Had either model been singular or failed to converge, a pre-specified remedy ladder would have applied (control tweaks, then the bobyqa optimizer, then dropping only the random correlation via ||); both fitted maximal cleanly instead (not singular, gradient &lt; 2e-5), so the ladder was not needed.</w:t>
       </w:r>
     </w:p>
     <w:p>

--- a/writeup/Kagan_Hierarchical_Models_Final_Assignment.docx
+++ b/writeup/Kagan_Hierarchical_Models_Final_Assignment.docx
@@ -885,7 +885,7 @@
     </w:p>
     <w:p>
       <w:r>
-        <w:t xml:space="preserve">The random effects carry most of the story. Between-person variability was substantial in both the baseline tendency to stay (√τ00 = 1.25) and reward_oneback sensitivity (√τ11 = 1.67), and the two correlated negatively (r(U_0, U_1) = −0.51): participants who stayed more at baseline gained less from reward, consistent with a ceiling on P(stay). Because trials come in six blocks per person, we also refitted Model 2 with a third grouping level (block within participant): block intercepts carried real variance (√τ = 0.77), so staying does drift across the session, but the interaction estimate was essentially unchanged (γ_11 = −0.43, 95% CI [−0.96, 0.10]).</w:t>
+        <w:t xml:space="preserve">The random effects carry most of the story. Between-person variability was substantial in both the baseline tendency to stay (√τ00 = 1.25) and reward_oneback sensitivity (√τ11 = 1.67), and the two correlated negatively (r(U_0, U_1) = −0.51): participants who stayed more at baseline gained less from reward, consistent with a ceiling on P(stay). Figure 1B shows how much of that spread K leaves unexplained: the raw per-participant reward effect trends downward with K, matching the interaction's direction, but the scatter is wide. Because trials come in six blocks per person, we also refitted Model 2 with a third grouping level (block within participant): block intercepts carried real variance (√τ = 0.77), so staying does drift across the session, but the interaction estimate was essentially unchanged (γ_11 = −0.43, 95% CI [−0.96, 0.10]).</w:t>
       </w:r>
     </w:p>
     <w:p>
@@ -943,7 +943,7 @@
         <w:rPr>
           <w:sz w:val="18"/>
         </w:rPr>
-        <w:t xml:space="preserve">Figure 1. Model 2 predicted P(stay) after an unrewarded and a rewarded trial at −1 SD and +1 SD of K, population-average (re.form = NA) predictions from marginaleffects::plot_predictions(); bars are 95% CIs.</w:t>
+        <w:t xml:space="preserve">Figure 1. (A) Model 2 predicted P(stay) after an unrewarded and a rewarded trial at −1 SD and +1 SD of K, population-average (re.form = NA) predictions from marginaleffects::plot_predictions(); bars are 95% CIs. (B) Each participant's own observed reward effect (P(stay) after reward minus P(stay) after no reward) against their K, with an OLS reference line (geom_smooth(method = "lm", se = FALSE)).</w:t>
       </w:r>
     </w:p>
     <w:p>

--- a/writeup/Kagan_Hierarchical_Models_Final_Assignment.docx
+++ b/writeup/Kagan_Hierarchical_Models_Final_Assignment.docx
@@ -875,17 +875,17 @@
     </w:p>
     <w:p>
       <w:r>
-        <w:t xml:space="preserve">The reward_oneback effect (γ_10) was b = 0.984, 95% CI [0.411, 1.556], z = 3.365, p &lt; .001 (Model 2), corresponding to an odds ratio OR = 2.67, 95% CI [1.51, 4.74] (model_parameters(exponentiate = TRUE)); the average marginal effect (marginaleffects::avg_slopes(), unbiased for the population-average probability scale, unlike the conditional coefficient) was 18.6 percentage points, 95% CI [8.6, 28.6], z = 3.63, p &lt; .001; the average odds ratio (avg_comparisons(comparison = "lnor", transform = "exp")) was 2.61, 95% CI [1.47, 4.63], p = .001 -- close to but not identical to the coefficient-based OR, because odds ratios are non-collapsible (https://doi.org/10.1093/aje/kwaa267). The K_c main effect (γ_01) was b = 0.290, 95% CI [−0.082, 0.663], z = 1.527, p = .127 (OR = 1.34, 95% CI [0.92, 1.94]). The reward_oneback × K_c interaction (γ_11) was b = −0.408, 95% CI [−0.906, 0.090], z = −1.607, p = .108 (OR = 0.66, 95% CI [0.40, 1.09]): higher capacity went with a numerically weaker reward effect, in the predicted direction, but the confidence interval includes zero and the likelihood-ratio test above found no significant improvement in fit.</w:t>
+        <w:t xml:space="preserve">The WSLS effect (γ_10) was b = 0.984, 95% CI [0.411, 1.556], z = 3.365, p &lt; .001 (Model 2), corresponding to an odds ratio OR = 2.67, 95% CI [1.51, 4.74] (model_parameters(exponentiate = TRUE)); the average marginal effect (marginaleffects::avg_slopes(), unbiased for the population-average probability scale, unlike the conditional coefficient) was 18.6 percentage points, 95% CI [8.6, 28.6], z = 3.63, p &lt; .001; the average odds ratio (avg_comparisons(comparison = "lnor", transform = "exp")) was 2.61, 95% CI [1.47, 4.63], p = .001 -- close to but not identical to the coefficient-based OR, because odds ratios are non-collapsible (https://doi.org/10.1093/aje/kwaa267). The K_c main effect (γ_01) was b = 0.290, 95% CI [−0.082, 0.663], z = 1.527, p = .127 (OR = 1.34, 95% CI [0.92, 1.94]). The reward_oneback × K_c interaction (γ_11) was b = −0.408, 95% CI [−0.906, 0.090], z = −1.607, p = .108 (OR = 0.66, 95% CI [0.40, 1.09]): higher capacity went with a numerically weaker WSLS effect, in the predicted direction, but the confidence interval includes zero and the likelihood-ratio test above found no significant improvement in fit.</w:t>
       </w:r>
     </w:p>
     <w:p>
       <w:r>
-        <w:t xml:space="preserve">Simple slopes (Figure 1, marginaleffects::avg_slopes() at −1 SD, the mean, and +1 SD of K, re.form = NA): at −1 SD of K the reward_oneback effect was 1.46 log-odds, 95% CI [0.64, 2.28] (OR = 4.31; P(stay) .19 → .50); at the mean, 0.98, 95% CI [0.41, 1.56] (OR = 2.67; .25 → .47); at +1 SD, 0.51, 95% CI [−0.31, 1.32], p = .222 (OR = 1.66; .31 → .43). Reward_oneback clearly moved low-capacity participants' predicted P(stay), and its effect was no longer distinguishable from zero at high capacity, consistent with the interaction estimate above -- though the interaction's own confidence interval already says this difference between the two slopes is itself uncertain.</w:t>
+        <w:t xml:space="preserve">Simple slopes (Figure 1, marginaleffects::avg_slopes() at −1 SD, the mean, and +1 SD of K, re.form = NA): at −1 SD of K the WSLS effect was 1.46 log-odds, 95% CI [0.64, 2.28] (OR = 4.31; P(stay) .19 → .50); at the mean, 0.98, 95% CI [0.41, 1.56] (OR = 2.67; .25 → .47); at +1 SD, 0.51, 95% CI [−0.31, 1.32], p = .222 (OR = 1.66; .31 → .43). The WSLS effect clearly moved low-capacity participants' predicted P(stay), and it was no longer distinguishable from zero at high capacity, consistent with the interaction estimate above -- though the interaction's own confidence interval already says this difference between the two slopes is itself uncertain.</w:t>
       </w:r>
     </w:p>
     <w:p>
       <w:r>
-        <w:t xml:space="preserve">The random effects carry most of the story. Between-person variability was substantial in both the baseline tendency to stay (√τ00 = 1.25) and reward_oneback sensitivity (√τ11 = 1.67), and the two correlated negatively (r(U_0, U_1) = −0.51): participants who stayed more at baseline gained less from reward, consistent with a ceiling on P(stay). Figure 1B shows how much of that spread K leaves unexplained: the raw per-participant reward effect trends downward with K, matching the interaction's direction, but the scatter is wide. Because trials come in six blocks per person, we also refitted Model 2 with a third grouping level (block within participant): block intercepts carried real variance (√τ = 0.77), so staying does drift across the session, but the interaction estimate was essentially unchanged (γ_11 = −0.43, 95% CI [−0.96, 0.10]).</w:t>
+        <w:t xml:space="preserve">The random effects carry most of the story. Between-person variability was substantial in both the baseline tendency to stay (√τ00 = 1.25) and WSLS sensitivity (√τ11 = 1.67), and the two correlated negatively (r(U_0, U_1) = −0.51): participants who stayed more at baseline gained less from reward, consistent with a ceiling on P(stay). Figure 1B shows how much of that spread K leaves unexplained: the raw per-participant WSLS effect trends downward with K, matching the interaction's direction, but the scatter is wide. Because trials come in six blocks per person, we also refitted Model 2 with a third grouping level (block within participant): block intercepts carried real variance (√τ = 0.77), so staying does drift across the session, but the interaction estimate was essentially unchanged (γ_11 = −0.43, 95% CI [−0.96, 0.10]).</w:t>
       </w:r>
     </w:p>
     <w:p>
@@ -943,7 +943,7 @@
         <w:rPr>
           <w:sz w:val="18"/>
         </w:rPr>
-        <w:t xml:space="preserve">Figure 1. (A) Model 2 predicted P(stay) after an unrewarded and a rewarded trial at −1 SD and +1 SD of K, population-average (re.form = NA) predictions from marginaleffects::plot_predictions(); bars are 95% CIs. (B) Each participant's own observed reward effect (P(stay) after reward minus P(stay) after no reward) against their K, with an OLS reference line (geom_smooth(method = "lm", se = FALSE)).</w:t>
+        <w:t xml:space="preserve">Figure 1. (A) Model 2 predicted P(stay) after an unrewarded and a rewarded trial at −1 SD and +1 SD of K, population-average (re.form = NA) predictions from marginaleffects::plot_predictions(); bars are 95% CIs. (B) Each participant's own observed WSLS effect (P(stay) after reward minus P(stay) after no reward) against their K, with an OLS reference line (geom_smooth(method = "lm", se = FALSE)).</w:t>
       </w:r>
     </w:p>
     <w:p>
@@ -963,7 +963,7 @@
         <w:spacing w:after="80"/>
       </w:pPr>
       <w:r>
-        <w:t xml:space="preserve">Fitting the cross-level interaction directly at the trial level, across all 5,025 trials, gives a precise but null answer. The interaction runs in the direction the executive-control account predicts, but it is not statistically significant (χ²(2) = 3.09, p = .214), and WM capacity explains about 7% of the between-person variance in reward_oneback sensitivity (pseudo-R²). The honest reading is that automatic reward-driven staying under known non-contingency is close to universal across the capacity range sampled here, with at most a modest attenuation at the high end. That is itself informative: were this simply an executive-control failure, a large capacity advantage should have surfaced with ~144 trials per person and a reward_oneback effect this size.</w:t>
+        <w:t xml:space="preserve">Fitting the cross-level interaction directly at the trial level, across all 5,025 trials, gives a precise but null answer. The interaction runs in the direction the executive-control account predicts, but it is not statistically significant (χ²(2) = 3.09, p = .214), and WM capacity explains about 7% of the between-person variance in WSLS sensitivity (pseudo-R²). The honest reading is that automatic reward-driven staying under known non-contingency is close to universal across the capacity range sampled here, with at most a modest attenuation at the high end. That is itself informative: were this simply an executive-control failure, a large capacity advantage should have surfaced with ~144 trials per person and a WSLS effect this size.</w:t>
       </w:r>
     </w:p>
     <w:p>

--- a/writeup/Kagan_Hierarchical_Models_Final_Assignment.docx
+++ b/writeup/Kagan_Hierarchical_Models_Final_Assignment.docx
@@ -40,7 +40,7 @@
     </w:p>
     <w:p>
       <w:r>
-        <w:t xml:space="preserve">Human value assignment can be automatic: a choice followed by reward becomes more likely to repeat even when the person knows they have no connection. In a three-armed bandit in which every option was instructed to pay out with the same fixed probability, participants still showed a robust win-stay lose-shift (WSLS) behavior, repeating a choice more often after reward, although the environment is uncontrollable by design. What limits this automatic credit assignment? One candidate is executive control: suppressing an automatically triggered learning signal trial by trial is itself demanding, so participants with more spare working-memory (WM) capacity should show a weaker WSLS effect on staying. Here we test this directly at the trial level: does the effect of previous-trial reward on the probability of staying (Level 1) depend on WM capacity (Level 2) - a reward_oneback × K cross-level interaction?</w:t>
+        <w:t xml:space="preserve">Human value assignment can be automatic: a choice followed by reward becomes more likely to be repeated, regardless of the relation between the action and the outcome. In a three-armed bandit task in which every arm has the same winning odds, participants still showed a robust win-stay lose-shift (WSLS) behavior, repeating a choice more often after reward, although the explicitly instructed that the environment is uncontrollable by design. What limits this automatic credit assignment? One candidate is executive control: inhibiting an automatically triggered learning signal demands cognitive resources, we hence hypothesize that participants with more working-memory (WM) capacity should show a weaker WSLS effect. Here we test this directly at the trial level: does the effect of previous-trial reward on the probability of staying depend on WM capacity? More specifically, would a model describe data better when integrating a cross-level interaction WM factor?</w:t>
       </w:r>
     </w:p>
     <w:p>
@@ -63,13 +63,29 @@
         <w:rPr>
           <w:i/>
         </w:rPr>
-        <w:t xml:space="preserve">Data structure and variable description</w:t>
+        <w:t>Data structure and variable description</w:t>
       </w:r>
     </w:p>
     <w:p>
       <w:r>
-        <w:t xml:space="preserve">Data comes from a pilot of an explicitly uncontrollable three-armed bandit task, run on the Prolific platform (N = 35). 135–144 usable trials each after dropping the first trial of each of the six blocks and any trial whose own or preceding response was invalid or timed out. We would like to ask whether we can predict the WSLS effect better when integrating WM capacity. This is a two-level design: trials (Level 1) nested within participants (Level 2). To build models we have the following variables: reward_oneback - Level 1, 0/1, the previous trial's outcome, the predictor of interest; stay - Level 1, 0/1, whether the same machine was chosen again, the dependent variable; K - Level 2, WM capacity estimated by Cowan's (2001) formula from a change-detection task, constant across the session (M = 1.84, SD = 1.17, range −0.49 to 3.89) and grand-mean centred (K_c). Because reward_oneback varies within a subject and K is a between-person constant, we need to model reward_oneback × K_c as a cross-level interaction. Additionally we cannot test the interaction model with repeated-measures ANOVA: K is continuous and a median split would degrade it, the dependent variable is binary at the trial level, and trial counts are unbalanced.</w:t>
+        <w:t xml:space="preserve">Data comes from a pilot of an explicitly uncontrollable three-armed bandit task, run on the Prolific platform (N = 35). 135–144 usable trials each after dropping the first trial of each of the six blocks and any trial whose own or preceding response was invalid or timed out. We would like to ask whether we can predict the WSLS effect better when integrating WM capacity. This is a two-level design: trials (Level 1) nested within participants (Level 2). To build models we have the following variables: reward_oneback - Level 1, 0/1, the previous trial's outcome, the predictor; stay - Level 1, 0/1, whether the same arm was chosen again, the dependent variable; K - Level 2, WM capacity estimated by Cowan's (2001) formula from a change-detection task, constant across the session (M = 1.84, SD = 1.17, range −0.49 to 3.89) and grand-mean centred (K_c). Because reward_oneback varies within a subject and K is a between-person constant, we need to model reward_oneback × K_c as a cross-level interaction. Additionally we cannot test the interaction model with repeated-measures ANOVA, as K is continuous and a median split would degrade it, the dependent variable is binary at the trial level, and trial counts are unbalanced.</w:t>
       </w:r>
+    </w:p>
+    <w:p>
+      <w:pPr>
+        <w:spacing w:before="100"/>
+        <w:rPr>
+          <w:i/>
+        </w:rPr>
+      </w:pPr>
+    </w:p>
+    <w:p>
+      <w:pPr>
+        <w:spacing w:before="100"/>
+        <w:rPr>
+          <w:i/>
+        </w:rPr>
+      </w:pPr>
     </w:p>
     <w:p>
       <w:pPr>
@@ -82,36 +98,42 @@
         <w:rPr>
           <w:i/>
         </w:rPr>
-        <w:t xml:space="preserve">Model specification (for all models, i is trial, j is subject)</w:t>
+        <w:lastRenderedPageBreak/>
+        <w:t>Model specification (for all models, i is trial, j is subject)</w:t>
       </w:r>
     </w:p>
     <w:p>
       <w:r>
-        <w:t xml:space="preserve">Model 0 (empty). Level 1: logit(P(stay_ij)) = b_0j. Level 2: b_0j = γ_00 + U_0j.</w:t>
+        <w:t>Model 0 (unconditional). Level 1: logit(P(stay_ij)) = b_0j. Level 2: b_0j = γ_00 + U_0j.</w:t>
         <w:br/>
-        <w:t xml:space="preserve">Wilkinson: stay ~ 1 + (1 | subject), family = binomial(link = "logit").</w:t>
+        <w:t>Wilkinson: stay ~ 1 + (1 | subject).</w:t>
       </w:r>
     </w:p>
     <w:p>
       <w:r>
-        <w:t xml:space="preserve">Model 1 (reward_oneback). L1: logit(P(stay_ij)) = b_0j + b_1j·reward_oneback_ij. L2: b_0j = γ_00 + U_0j, b_1j = γ_10 + U_1j.</w:t>
+        <w:t>Model 1 (reward_oneback). L1: logit(P(stay_ij)) = b_0j + b_1j·reward_oneback_ij. L2: b_0j = γ_00 + U_0j, b_1j = γ_10 + U_1j.</w:t>
         <w:br/>
-        <w:t xml:space="preserve">Wilkinson: stay ~ reward_oneback + (reward_oneback | participant), family = binomial(link = "logit").</w:t>
+        <w:t xml:space="preserve">Wilkinson: stay ~ reward_oneback + (reward_oneback | subject).</w:t>
       </w:r>
     </w:p>
     <w:p>
       <w:r>
-        <w:t xml:space="preserve">Model 2 (reward_oneback × K_c (centered), the key model). L1 same as model 1. L2 adds the interaction: b_0j = γ_00 + γ_01·K_cj + U_0j, b_1j = γ_10 + γ_11·K_cj + U_1j, so that logit(P(stay_ij)) = (γ_00 + γ_01·K_cj + U_0j) + (γ_10 + γ_11·K_cj + U_1j)·reward_oneback_ij.</w:t>
+        <w:t xml:space="preserve">Model 2 (reward_oneback × K_c). L1 same as model 1. L2 adds the interaction: b_0j = γ_00 + γ_01·K_cj + U_0j, b_1j = γ_10 + γ_11·K_cj + U_1j, so that logit(P(stay_ij)) = (γ_00 + γ_01·K_cj + U_0j) + (γ_10 + γ_11·K_cj + U_1j)·reward_oneback_ij.</w:t>
         <w:br/>
-        <w:t xml:space="preserve">Wilkinson: stay ~ reward_oneback * K_c + (reward_oneback | participant), family = binomial(link = "logit").</w:t>
+        <w:t>Wilkinson: stay ~ reward_oneback * K_c + (reward_oneback | participant).</w:t>
       </w:r>
     </w:p>
     <w:p>
+      <w:pPr>
+        <w:rPr>
+          <w:iCs/>
+        </w:rPr>
+      </w:pPr>
       <w:r>
         <w:rPr>
-          <w:i/>
+          <w:iCs/>
         </w:rPr>
-        <w:t xml:space="preserve">As in all generalized linear mixed models (logit link), there is no separate Level 1 residual term: Level 1 variance is fixed by the distribution at π²/3 rather than estimated. Reward_oneback is a Level 1 predictor, so it takes a random slope, and U_0j and U_1j may covary. A measured Level 1 predictor normally has to be split into within- and between-person components, but reward_oneback was delivered at a fixed, choice-independent probability: an empty random-intercept model of reward_oneback itself is degenerate (a boundary/singular fit, with no detectable between-person variance) -- there is nothing to separate, and its 0 point is already meaningful, so it enters uncentred. Models were fitted with glmer() (lme4/lmerTest), family = binomial(link = "logit"), maximum likelihood, with the maximal random-effects structure (random intercept and slope for reward_oneback, allowed to correlate) for Models 1 and 2. Had either model been singular or failed to converge, a pre-specified remedy ladder would have applied (control tweaks, then the bobyqa optimizer, then dropping only the random correlation via ||); both fitted maximal cleanly instead (not singular, gradient &lt; 2e-5), so the ladder was not needed.</w:t>
+        <w:t>As in all generalized linear mixed models, there is no separate Level 1 residual term: Level 1 variance is fixed by the distribution at π²/3 rather than estimated. Reward_oneback is a Level 1 predictor, so it takes a random slope, and U_0j and U_1j may covary. A measured Level 1 predictor normally has to be split into within- and between-person components, but reward_oneback was delivered at a fixed, choice-independent probability: an empty random-intercept model of reward_oneback itself is degenerate (a boundary/singular fit, with no detectable between-person variance) -- there is nothing to separate, and its 0 point is already meaningful, so it enters uncentred. Models were fitted with glmer() (lme4/lmerTest), family = binomial(link = "logit"), maximum likelihood, with the maximal random-effects structure (random intercept and slope for reward_oneback, allowed to correlate) for Models 1 and 2. Had either model been singular or failed to converge, a pre-specified remedy ladder would have applied (control tweaks, then the bobyqa optimizer, then dropping only the random correlation via ||); both fitted maximal cleanly instead (not singular, gradient &lt; 2e-5), so the ladder was not needed.</w:t>
       </w:r>
     </w:p>
     <w:p>
@@ -127,7 +149,7 @@
     </w:p>
     <w:p>
       <w:r>
-        <w:t xml:space="preserve">Model 2 was compared with Model 1 with a likelihood-ratio test (anova(); glmer() fits by maximum likelihood, so no REML/ML refit is required for GLMMs): χ²(2) = 3.09, p = .214. The effect size that fits a cross-level interaction is the pseudo-R² for the reduction in random-effect variance (r2_pseudo(), comparing the VarCorr() of the two nested models): adding K_c reduced τ11 (the reward_oneback random-slope variance) by 7.3% and τ00 (the intercept variance) by 7.4%.</w:t>
+        <w:t>Model 2 was compared with Model 1 with a likelihood-ratio test (anova(); glmer() fits by maximum likelihood, so no REML/ML refit is required for GLMMs): χ²(2) = 3.09, p = .214. The effect size that fits a cross-level interaction is the pseudo-R² for the reduction in random-effect variance (r2_pseudo(), comparing the VarCorr() of the two nested models): adding K_c reduced τ11 (the reward_oneback random-slope variance) by 7.3% and τ00 (the intercept variance) by 7.4%.</w:t>
       </w:r>
     </w:p>
     <w:p>
@@ -146,7 +168,9 @@
         <w:keepNext/>
       </w:pPr>
       <w:r>
-        <w:t xml:space="preserve">In the unconditional model (γ_00 = −0.59, 95% CI [−0.91, −0.28], z = −3.68, p &lt; .001, √τ00 = 0.94) the unconditional ICC (performance::icc() on Model 0) was .210: 21.0% of the variance in the log-odds of staying is between-person. Because this is a logistic (binomial) model, there is no separately estimated Level 1 residual variance; the ICC decomposition instead uses the distribution-implied Level 1 variance π²/3 fixed by the logit link.</w:t>
+        <w:t xml:space="preserve">In the unconditional model 0 (γ_00 = −0.59, 95% CI [−0.91, −0.28], z = −3.68, p &lt; .001, √τ00 = 0.94) the unconditional ICC was .210, meaning 21.0% of the variance in the log-odds of staying is between-person. Because this is a logistic (binomial) model, there is no separately estimated Level 1 residual </w:t>
+        <w:lastRenderedPageBreak/>
+        <w:t>variance; the ICC decomposition instead uses the distribution-implied Level 1 variance π²/3 fixed by the logit link.</w:t>
       </w:r>
     </w:p>
     <w:tbl>
@@ -233,7 +257,7 @@
                 <w:b/>
                 <w:sz w:val="17"/>
               </w:rPr>
-              <w:t xml:space="preserve">p (M2)</w:t>
+              <w:t>p (M2)</w:t>
             </w:r>
           </w:p>
         </w:tc>
@@ -308,7 +332,7 @@
               <w:rPr>
                 <w:sz w:val="17"/>
               </w:rPr>
-              <w:t xml:space="preserve">Intercept (γ_00)</w:t>
+              <w:t>Intercept (γ_00)</w:t>
             </w:r>
           </w:p>
         </w:tc>
@@ -326,7 +350,7 @@
               <w:rPr>
                 <w:sz w:val="17"/>
               </w:rPr>
-              <w:t xml:space="preserve">−1.119 [−1.564, −0.675]</w:t>
+              <w:t>−1.119 [−1.564, −0.675]</w:t>
             </w:r>
           </w:p>
         </w:tc>
@@ -344,7 +368,7 @@
               <w:rPr>
                 <w:sz w:val="17"/>
               </w:rPr>
-              <w:t xml:space="preserve">−1.117 [−1.546, −0.688]</w:t>
+              <w:t>−1.117 [−1.546, −0.688]</w:t>
             </w:r>
           </w:p>
         </w:tc>
@@ -362,7 +386,7 @@
               <w:rPr>
                 <w:sz w:val="17"/>
               </w:rPr>
-              <w:t xml:space="preserve">&lt; .001</w:t>
+              <w:t>&lt; .001</w:t>
             </w:r>
           </w:p>
         </w:tc>
@@ -381,7 +405,7 @@
               <w:rPr>
                 <w:sz w:val="17"/>
               </w:rPr>
-              <w:t xml:space="preserve">reward_oneback (γ_10)</w:t>
+              <w:t>reward_oneback (γ_10)</w:t>
             </w:r>
           </w:p>
         </w:tc>
@@ -399,7 +423,7 @@
               <w:rPr>
                 <w:sz w:val="17"/>
               </w:rPr>
-              <w:t xml:space="preserve">0.984 [0.390, 1.578]</w:t>
+              <w:t>0.984 [0.390, 1.578]</w:t>
             </w:r>
           </w:p>
         </w:tc>
@@ -417,7 +441,7 @@
               <w:rPr>
                 <w:sz w:val="17"/>
               </w:rPr>
-              <w:t xml:space="preserve">0.984 [0.411, 1.556]</w:t>
+              <w:t>0.984 [0.411, 1.556]</w:t>
             </w:r>
           </w:p>
         </w:tc>
@@ -435,7 +459,7 @@
               <w:rPr>
                 <w:sz w:val="17"/>
               </w:rPr>
-              <w:t xml:space="preserve">&lt; .001</w:t>
+              <w:t>&lt; .001</w:t>
             </w:r>
           </w:p>
         </w:tc>
@@ -454,7 +478,7 @@
               <w:rPr>
                 <w:sz w:val="17"/>
               </w:rPr>
-              <w:t xml:space="preserve">K_c (γ_01)</w:t>
+              <w:t>K_c (γ_01)</w:t>
             </w:r>
           </w:p>
         </w:tc>
@@ -490,7 +514,7 @@
               <w:rPr>
                 <w:sz w:val="17"/>
               </w:rPr>
-              <w:t xml:space="preserve">0.290 [−0.082, 0.663]</w:t>
+              <w:t>0.290 [−0.082, 0.663]</w:t>
             </w:r>
           </w:p>
         </w:tc>
@@ -508,7 +532,7 @@
               <w:rPr>
                 <w:sz w:val="17"/>
               </w:rPr>
-              <w:t xml:space="preserve">.127</w:t>
+              <w:t>.127</w:t>
             </w:r>
           </w:p>
         </w:tc>
@@ -527,7 +551,7 @@
               <w:rPr>
                 <w:sz w:val="17"/>
               </w:rPr>
-              <w:t xml:space="preserve">reward_oneback × K_c (γ_11)</w:t>
+              <w:t>reward_oneback × K_c (γ_11)</w:t>
             </w:r>
           </w:p>
         </w:tc>
@@ -563,7 +587,7 @@
               <w:rPr>
                 <w:sz w:val="17"/>
               </w:rPr>
-              <w:t xml:space="preserve">−0.408 [−0.906, 0.090]</w:t>
+              <w:t>−0.408 [−0.906, 0.090]</w:t>
             </w:r>
           </w:p>
         </w:tc>
@@ -581,7 +605,7 @@
               <w:rPr>
                 <w:sz w:val="17"/>
               </w:rPr>
-              <w:t xml:space="preserve">.108</w:t>
+              <w:t>.108</w:t>
             </w:r>
           </w:p>
         </w:tc>
@@ -674,7 +698,7 @@
               <w:rPr>
                 <w:sz w:val="17"/>
               </w:rPr>
-              <w:t xml:space="preserve">1.30</w:t>
+              <w:t>1.30</w:t>
             </w:r>
           </w:p>
         </w:tc>
@@ -692,7 +716,7 @@
               <w:rPr>
                 <w:sz w:val="17"/>
               </w:rPr>
-              <w:t xml:space="preserve">1.25</w:t>
+              <w:t>1.25</w:t>
             </w:r>
           </w:p>
         </w:tc>
@@ -729,7 +753,7 @@
               <w:rPr>
                 <w:sz w:val="17"/>
               </w:rPr>
-              <w:t xml:space="preserve">SD(reward_oneback), √τ11</w:t>
+              <w:t>SD(reward_oneback), √τ11</w:t>
             </w:r>
           </w:p>
         </w:tc>
@@ -747,7 +771,7 @@
               <w:rPr>
                 <w:sz w:val="17"/>
               </w:rPr>
-              <w:t xml:space="preserve">1.73</w:t>
+              <w:t>1.73</w:t>
             </w:r>
           </w:p>
         </w:tc>
@@ -765,7 +789,7 @@
               <w:rPr>
                 <w:sz w:val="17"/>
               </w:rPr>
-              <w:t xml:space="preserve">1.67</w:t>
+              <w:t>1.67</w:t>
             </w:r>
           </w:p>
         </w:tc>
@@ -802,7 +826,7 @@
               <w:rPr>
                 <w:sz w:val="17"/>
               </w:rPr>
-              <w:t xml:space="preserve">corr(U_0, U_1)</w:t>
+              <w:t>corr(U_0, U_1)</w:t>
             </w:r>
           </w:p>
         </w:tc>
@@ -820,7 +844,7 @@
               <w:rPr>
                 <w:sz w:val="17"/>
               </w:rPr>
-              <w:t xml:space="preserve">−0.55</w:t>
+              <w:t>−0.55</w:t>
             </w:r>
           </w:p>
         </w:tc>
@@ -838,7 +862,7 @@
               <w:rPr>
                 <w:sz w:val="17"/>
               </w:rPr>
-              <w:t xml:space="preserve">−0.51</w:t>
+              <w:t>−0.51</w:t>
             </w:r>
           </w:p>
         </w:tc>
@@ -870,22 +894,24 @@
         <w:rPr>
           <w:sz w:val="18"/>
         </w:rPr>
-        <w:t xml:space="preserve">Table 1. Maximum-likelihood estimates, Models 1 and 2 (glmer(), family = binomial(link = "logit")). Fixed effects: b [95% Wald CI], log-odds scale; p = Wald z-test p-value for Model 2 (model_parameters()). Random effects: point estimates (SD, correlation); CIs not computed (model_parameters(effects = "random", ci_random = TRUE) is flagged as potentially slow in the course materials).</w:t>
+        <w:t>Table 1. Maximum-likelihood estimates, Models 1 and 2 (glmer(), family = binomial(link = "logit")). Fixed effects: b [95% Wald CI], log-odds scale; p = Wald z-test p-value for Model 2 (model_parameters()). Random effects: point estimates (SD, correlation); CIs not computed (model_parameters(effects = "random", ci_random = TRUE) is flagged as potentially slow in the course materials).</w:t>
       </w:r>
     </w:p>
     <w:p>
       <w:r>
-        <w:t xml:space="preserve">The WSLS effect (γ_10) was b = 0.984, 95% CI [0.411, 1.556], z = 3.365, p &lt; .001 (Model 2), corresponding to an odds ratio OR = 2.67, 95% CI [1.51, 4.74] (model_parameters(exponentiate = TRUE)); the average marginal effect (marginaleffects::avg_slopes(), unbiased for the population-average probability scale, unlike the conditional coefficient) was 18.6 percentage points, 95% CI [8.6, 28.6], z = 3.63, p &lt; .001; the average odds ratio (avg_comparisons(comparison = "lnor", transform = "exp")) was 2.61, 95% CI [1.47, 4.63], p = .001 -- close to but not identical to the coefficient-based OR, because odds ratios are non-collapsible (https://doi.org/10.1093/aje/kwaa267). The K_c main effect (γ_01) was b = 0.290, 95% CI [−0.082, 0.663], z = 1.527, p = .127 (OR = 1.34, 95% CI [0.92, 1.94]). The reward_oneback × K_c interaction (γ_11) was b = −0.408, 95% CI [−0.906, 0.090], z = −1.607, p = .108 (OR = 0.66, 95% CI [0.40, 1.09]): higher capacity went with a numerically weaker WSLS effect, in the predicted direction, but the confidence interval includes zero and the likelihood-ratio test above found no significant improvement in fit.</w:t>
+        <w:t>The WSLS effect (γ_10) was b = 0.984, 95% CI [0.411, 1.556], z = 3.365, p &lt; .001 (Model 2), corresponding to an odds ratio OR = 2.67, 95% CI [1.51, 4.74] (model_parameters(exponentiate = TRUE)); the average marginal effect (marginaleffects::avg_slopes(), unbiased for the population-average probability scale, unlike the conditional coefficient) was 18.6 percentage points, 95% CI [8.6, 28.6], z = 3.63, p &lt; .001; the average odds ratio (avg_comparisons(comparison = "lnor", transform = "exp")) was 2.61, 95% CI [1.47, 4.63], p = .001 -- close to but not identical to the coefficient-based OR, because odds ratios are non-collapsible. The K_c main effect (γ_01) was b = 0.290, 95% CI [−0.082, 0.663], z = 1.527, p = .127 (OR = 1.34, 95% CI [0.92, 1.94]). The reward_oneback × K_c interaction (γ_11) was b = −0.408, 95% CI [−0.906, 0.090], z = −1.607, p = .108 (OR = 0.66, 95% CI [0.40, 1.09]): higher capacity went with a numerically weaker WSLS effect, in the predicted direction, but the confidence interval includes zero and the likelihood-ratio test above found no significant improvement in fit.</w:t>
       </w:r>
     </w:p>
     <w:p>
       <w:r>
-        <w:t xml:space="preserve">Simple slopes (Figure 1, marginaleffects::avg_slopes() at −1 SD, the mean, and +1 SD of K, re.form = NA): at −1 SD of K the WSLS effect was 1.46 log-odds, 95% CI [0.64, 2.28] (OR = 4.31; P(stay) .19 → .50); at the mean, 0.98, 95% CI [0.41, 1.56] (OR = 2.67; .25 → .47); at +1 SD, 0.51, 95% CI [−0.31, 1.32], p = .222 (OR = 1.66; .31 → .43). The WSLS effect clearly moved low-capacity participants' predicted P(stay), and it was no longer distinguishable from zero at high capacity, consistent with the interaction estimate above -- though the interaction's own confidence interval already says this difference between the two slopes is itself uncertain.</w:t>
+        <w:t>Simple slopes (Figure 1, marginaleffects::avg_slopes() at −1 SD, the mean, and +1 SD of K, re.form = NA): at −1 SD of K the WSLS effect was 1.46 log-odds, 95% CI [0.64, 2.28] (OR = 4.31; P(stay) .19 → .50); at the mean, 0.98, 95% CI [0.41, 1.56] (OR = 2.67; .25 → .47); at +1 SD, 0.51, 95% CI [−0.31, 1.32], p = .222 (OR = 1.66; .31 → .43). The WSLS effect clearly moved low-capacity participants' predicted P(stay), and it was no longer distinguishable from zero at high capacity, consistent with the interaction estimate above -- though the interaction's own confidence interval already says this difference between the two slopes is itself uncertain.</w:t>
       </w:r>
     </w:p>
     <w:p>
       <w:r>
-        <w:t xml:space="preserve">The random effects carry most of the story. Between-person variability was substantial in both the baseline tendency to stay (√τ00 = 1.25) and WSLS sensitivity (√τ11 = 1.67), and the two correlated negatively (r(U_0, U_1) = −0.51): participants who stayed more at baseline gained less from reward, consistent with a ceiling on P(stay). Figure 1B shows how much of that spread K leaves unexplained: the raw per-participant WSLS effect trends downward with K, matching the interaction's direction, but the scatter is wide. Because trials come in six blocks per person, we also refitted Model 2 with a third grouping level (block within participant): block intercepts carried real variance (√τ = 0.77), so staying does drift across the session, but the interaction estimate was essentially unchanged (γ_11 = −0.43, 95% CI [−0.96, 0.10]).</w:t>
+        <w:t xml:space="preserve">The random effects carry most of the story. Between-person variability was substantial in both the baseline tendency to stay (√τ00 = 1.25) and WSLS sensitivity (√τ11 = 1.67), and the two correlated negatively (r(U_0, U_1) = −0.51): participants who stayed more at baseline gained less from reward, consistent with a ceiling on P(stay). Figure 1B shows how much of that spread K leaves unexplained: </w:t>
+        <w:lastRenderedPageBreak/>
+        <w:t>the raw per-participant WSLS effect trends downward with K, matching the interaction's direction, but the scatter is wide. Because trials come in six blocks per person, we also refitted Model 2 with a third grouping level (block within participant): block intercepts carried real variance (√τ = 0.77), so staying does drift across the session, but the interaction estimate was essentially unchanged (γ_11 = −0.43, 95% CI [−0.96, 0.10]).</w:t>
       </w:r>
     </w:p>
     <w:p>
@@ -897,10 +923,9 @@
         <w:rPr>
           <w:noProof/>
         </w:rPr>
-        <w:lastRenderedPageBreak/>
         <w:drawing>
           <wp:inline distT="0" distB="0" distL="0" distR="0" wp14:anchorId="194F6D60" wp14:editId="1723C77B">
-            <wp:extent cx="4480560" cy="1487483"/>
+            <wp:extent cx="4480560" cy="1960245"/>
             <wp:effectExtent l="0" t="0" r="0" b="0"/>
             <wp:docPr id="1" name="Picture 1"/>
             <wp:cNvGraphicFramePr>
@@ -922,7 +947,7 @@
                   <pic:spPr>
                     <a:xfrm>
                       <a:off x="0" y="0"/>
-                      <a:ext cx="4480560" cy="1487483"/>
+                      <a:ext cx="4480560" cy="1960245"/>
                     </a:xfrm>
                     <a:prstGeom prst="rect">
                       <a:avLst/>
@@ -943,7 +968,7 @@
         <w:rPr>
           <w:sz w:val="18"/>
         </w:rPr>
-        <w:t xml:space="preserve">Figure 1. (A) Model 2 predicted P(stay) after an unrewarded and a rewarded trial at −1 SD and +1 SD of K, population-average (re.form = NA) predictions from marginaleffects::plot_predictions(); bars are 95% CIs. (B) Each participant's own observed WSLS effect (P(stay) after reward minus P(stay) after no reward) against their K, with an OLS reference line (geom_smooth(method = "lm", se = FALSE)).</w:t>
+        <w:t>Figure 1. (A) Model 2 predicted P(stay) after an unrewarded and a rewarded trial at −1 SD and +1 SD of K, population-average (re.form = NA) predictions from marginaleffects::plot_predictions(); bars are 95% CIs. (B) Each participant's own observed WSLS effect (P(stay) after reward minus P(stay) after no reward) against their K, with an OLS reference line (geom_smooth(method = "lm", se = FALSE)).</w:t>
       </w:r>
     </w:p>
     <w:p>
@@ -963,7 +988,7 @@
         <w:spacing w:after="80"/>
       </w:pPr>
       <w:r>
-        <w:t xml:space="preserve">Fitting the cross-level interaction directly at the trial level, across all 5,025 trials, gives a precise but null answer. The interaction runs in the direction the executive-control account predicts, but it is not statistically significant (χ²(2) = 3.09, p = .214), and WM capacity explains about 7% of the between-person variance in WSLS sensitivity (pseudo-R²). The honest reading is that automatic reward-driven staying under known non-contingency is close to universal across the capacity range sampled here, with at most a modest attenuation at the high end. That is itself informative: were this simply an executive-control failure, a large capacity advantage should have surfaced with ~144 trials per person and a WSLS effect this size.</w:t>
+        <w:t>Fitting the cross-level interaction directly at the trial level, across all 5,025 trials, gives a precise but null answer. The interaction runs in the direction the executive-control account predicts, but it is not statistically significant (χ²(2) = 3.09, p = .214), and WM capacity explains about 7% of the between-person variance in WSLS sensitivity (pseudo-R²). The honest reading is that automatic reward-driven staying under known non-contingency is close to universal across the capacity range sampled here, with at most a modest attenuation at the high end. That is itself informative: were this simply an executive-control failure, a large capacity advantage should have surfaced with ~144 trials per person and a WSLS effect this size.</w:t>
       </w:r>
     </w:p>
     <w:p>
@@ -992,7 +1017,8 @@
         <w:rPr>
           <w:sz w:val="18"/>
         </w:rPr>
-        <w:t xml:space="preserve">Barr, D. J., Levy, R., Scheepers, C., &amp; Tily, H. J. (2013). Random effects structure for confirmatory hypothesis testing: Keep it maximal. Journal of Memory and Language, 68(3), 255–278.</w:t>
+        <w:lastRenderedPageBreak/>
+        <w:t>Barr, D. J., Levy, R., Scheepers, C., &amp; Tily, H. J. (2013). Random effects structure for confirmatory hypothesis testing: Keep it maximal. Journal of Memory and Language, 68(3), 255–278.</w:t>
       </w:r>
     </w:p>
     <w:p>
@@ -1004,7 +1030,7 @@
         <w:rPr>
           <w:sz w:val="18"/>
         </w:rPr>
-        <w:t xml:space="preserve">Cowan, N. (2001). The magical number 4 in short-term memory: A reconsideration of mental storage capacity. Behavioral and Brain Sciences, 24(1), 87–114.</w:t>
+        <w:t>Cowan, N. (2001). The magical number 4 in short-term memory: A reconsideration of mental storage capacity. Behavioral and Brain Sciences, 24(1), 87–114.</w:t>
       </w:r>
     </w:p>
     <w:p>
@@ -1016,7 +1042,7 @@
         <w:rPr>
           <w:sz w:val="18"/>
         </w:rPr>
-        <w:t xml:space="preserve">Hoffman, L. (2015). Longitudinal analysis: Modeling within-person fluctuation and change. Routledge.</w:t>
+        <w:t>Hoffman, L. (2015). Longitudinal analysis: Modeling within-person fluctuation and change. Routledge.</w:t>
       </w:r>
     </w:p>
     <w:p>
@@ -1028,7 +1054,7 @@
         <w:rPr>
           <w:sz w:val="18"/>
         </w:rPr>
-        <w:t xml:space="preserve">Jaeger, T. F. (2008). Categorical data analysis: Away from ANOVAs (transformation or not) and towards logit mixed models. Journal of Memory and Language, 59(4), 434–446.</w:t>
+        <w:t>Jaeger, T. F. (2008). Categorical data analysis: Away from ANOVAs (transformation or not) and towards logit mixed models. Journal of Memory and Language, 59(4), 434–446.</w:t>
       </w:r>
     </w:p>
     <w:sectPr>
@@ -1853,6 +1879,7 @@
   <w:style w:type="character" w:default="1" w:styleId="a2">
     <w:name w:val="Default Paragraph Font"/>
     <w:uiPriority w:val="1"/>
+    <w:semiHidden/>
     <w:unhideWhenUsed/>
   </w:style>
   <w:style w:type="table" w:default="1" w:styleId="a3">

--- a/writeup/Kagan_Hierarchical_Models_Final_Assignment.docx
+++ b/writeup/Kagan_Hierarchical_Models_Final_Assignment.docx
@@ -104,23 +104,350 @@
     </w:p>
     <w:p>
       <w:r>
-        <w:t>Model 0 (unconditional). Level 1: logit(P(stay_ij)) = b_0j. Level 2: b_0j = γ_00 + U_0j.</w:t>
+        <w:t xml:space="preserve">Model 0 (unconditional). Level 1: logit(P(stay</w:t>
+      </w:r>
+      <w:r>
+        <w:rPr>
+          <w:vertAlign w:val="subscript"/>
+        </w:rPr>
+        <w:t xml:space="preserve">ij</w:t>
+      </w:r>
+      <w:r>
+        <w:t xml:space="preserve">)) = b</w:t>
+      </w:r>
+      <w:r>
+        <w:rPr>
+          <w:vertAlign w:val="subscript"/>
+        </w:rPr>
+        <w:t xml:space="preserve">0j</w:t>
+      </w:r>
+      <w:r>
+        <w:t xml:space="preserve">. Level 2: b</w:t>
+      </w:r>
+      <w:r>
+        <w:rPr>
+          <w:vertAlign w:val="subscript"/>
+        </w:rPr>
+        <w:t xml:space="preserve">0j</w:t>
+      </w:r>
+      <w:r>
+        <w:t xml:space="preserve"> = γ</w:t>
+      </w:r>
+      <w:r>
+        <w:rPr>
+          <w:vertAlign w:val="subscript"/>
+        </w:rPr>
+        <w:t xml:space="preserve">00</w:t>
+      </w:r>
+      <w:r>
+        <w:t xml:space="preserve"> + U</w:t>
+      </w:r>
+      <w:r>
+        <w:rPr>
+          <w:vertAlign w:val="subscript"/>
+        </w:rPr>
+        <w:t xml:space="preserve">0j</w:t>
+      </w:r>
+      <w:r>
+        <w:t xml:space="preserve">.</w:t>
+      </w:r>
+      <w:r>
         <w:br/>
-        <w:t>Wilkinson: stay ~ 1 + (1 | subject).</w:t>
+      </w:r>
+      <w:r>
+        <w:t xml:space="preserve">Wilkinson: stay ~ 1 + (1 | participant).</w:t>
       </w:r>
     </w:p>
     <w:p>
       <w:r>
-        <w:t>Model 1 (reward_oneback). L1: logit(P(stay_ij)) = b_0j + b_1j·reward_oneback_ij. L2: b_0j = γ_00 + U_0j, b_1j = γ_10 + U_1j.</w:t>
+        <w:t xml:space="preserve">Model 1 (reward_oneback). L1: logit(P(stay</w:t>
+      </w:r>
+      <w:r>
+        <w:rPr>
+          <w:vertAlign w:val="subscript"/>
+        </w:rPr>
+        <w:t xml:space="preserve">ij</w:t>
+      </w:r>
+      <w:r>
+        <w:t xml:space="preserve">)) = b</w:t>
+      </w:r>
+      <w:r>
+        <w:rPr>
+          <w:vertAlign w:val="subscript"/>
+        </w:rPr>
+        <w:t xml:space="preserve">0j</w:t>
+      </w:r>
+      <w:r>
+        <w:t xml:space="preserve"> + b</w:t>
+      </w:r>
+      <w:r>
+        <w:rPr>
+          <w:vertAlign w:val="subscript"/>
+        </w:rPr>
+        <w:t xml:space="preserve">1j</w:t>
+      </w:r>
+      <w:r>
+        <w:t xml:space="preserve">·reward_oneback</w:t>
+      </w:r>
+      <w:r>
+        <w:rPr>
+          <w:vertAlign w:val="subscript"/>
+        </w:rPr>
+        <w:t xml:space="preserve">ij</w:t>
+      </w:r>
+      <w:r>
+        <w:t xml:space="preserve">. L2: b</w:t>
+      </w:r>
+      <w:r>
+        <w:rPr>
+          <w:vertAlign w:val="subscript"/>
+        </w:rPr>
+        <w:t xml:space="preserve">0j</w:t>
+      </w:r>
+      <w:r>
+        <w:t xml:space="preserve"> = γ</w:t>
+      </w:r>
+      <w:r>
+        <w:rPr>
+          <w:vertAlign w:val="subscript"/>
+        </w:rPr>
+        <w:t xml:space="preserve">00</w:t>
+      </w:r>
+      <w:r>
+        <w:t xml:space="preserve"> + U</w:t>
+      </w:r>
+      <w:r>
+        <w:rPr>
+          <w:vertAlign w:val="subscript"/>
+        </w:rPr>
+        <w:t xml:space="preserve">0j</w:t>
+      </w:r>
+      <w:r>
+        <w:t xml:space="preserve">, b</w:t>
+      </w:r>
+      <w:r>
+        <w:rPr>
+          <w:vertAlign w:val="subscript"/>
+        </w:rPr>
+        <w:t xml:space="preserve">1j</w:t>
+      </w:r>
+      <w:r>
+        <w:t xml:space="preserve"> = γ</w:t>
+      </w:r>
+      <w:r>
+        <w:rPr>
+          <w:vertAlign w:val="subscript"/>
+        </w:rPr>
+        <w:t xml:space="preserve">10</w:t>
+      </w:r>
+      <w:r>
+        <w:t xml:space="preserve"> + U</w:t>
+      </w:r>
+      <w:r>
+        <w:rPr>
+          <w:vertAlign w:val="subscript"/>
+        </w:rPr>
+        <w:t xml:space="preserve">1j</w:t>
+      </w:r>
+      <w:r>
+        <w:t xml:space="preserve">.</w:t>
+      </w:r>
+      <w:r>
         <w:br/>
-        <w:t xml:space="preserve">Wilkinson: stay ~ reward_oneback + (reward_oneback | subject).</w:t>
+      </w:r>
+      <w:r>
+        <w:t xml:space="preserve">Wilkinson: stay ~ reward_oneback + (reward_oneback | participant).</w:t>
       </w:r>
     </w:p>
     <w:p>
       <w:r>
-        <w:t xml:space="preserve">Model 2 (reward_oneback × K_c). L1 same as model 1. L2 adds the interaction: b_0j = γ_00 + γ_01·K_cj + U_0j, b_1j = γ_10 + γ_11·K_cj + U_1j, so that logit(P(stay_ij)) = (γ_00 + γ_01·K_cj + U_0j) + (γ_10 + γ_11·K_cj + U_1j)·reward_oneback_ij.</w:t>
+        <w:t xml:space="preserve">Model 2 (reward_oneback × K_c). L1 same as model 1. L2 adds the interaction: b</w:t>
+      </w:r>
+      <w:r>
+        <w:rPr>
+          <w:vertAlign w:val="subscript"/>
+        </w:rPr>
+        <w:t xml:space="preserve">0j</w:t>
+      </w:r>
+      <w:r>
+        <w:t xml:space="preserve"> = γ</w:t>
+      </w:r>
+      <w:r>
+        <w:rPr>
+          <w:vertAlign w:val="subscript"/>
+        </w:rPr>
+        <w:t xml:space="preserve">00</w:t>
+      </w:r>
+      <w:r>
+        <w:t xml:space="preserve"> + γ</w:t>
+      </w:r>
+      <w:r>
+        <w:rPr>
+          <w:vertAlign w:val="subscript"/>
+        </w:rPr>
+        <w:t xml:space="preserve">01</w:t>
+      </w:r>
+      <w:r>
+        <w:t xml:space="preserve">·K_c</w:t>
+      </w:r>
+      <w:r>
+        <w:rPr>
+          <w:vertAlign w:val="subscript"/>
+        </w:rPr>
+        <w:t xml:space="preserve">j</w:t>
+      </w:r>
+      <w:r>
+        <w:t xml:space="preserve"> + U</w:t>
+      </w:r>
+      <w:r>
+        <w:rPr>
+          <w:vertAlign w:val="subscript"/>
+        </w:rPr>
+        <w:t xml:space="preserve">0j</w:t>
+      </w:r>
+      <w:r>
+        <w:t xml:space="preserve">, b</w:t>
+      </w:r>
+      <w:r>
+        <w:rPr>
+          <w:vertAlign w:val="subscript"/>
+        </w:rPr>
+        <w:t xml:space="preserve">1j</w:t>
+      </w:r>
+      <w:r>
+        <w:t xml:space="preserve"> = γ</w:t>
+      </w:r>
+      <w:r>
+        <w:rPr>
+          <w:vertAlign w:val="subscript"/>
+        </w:rPr>
+        <w:t xml:space="preserve">10</w:t>
+      </w:r>
+      <w:r>
+        <w:t xml:space="preserve"> + γ</w:t>
+      </w:r>
+      <w:r>
+        <w:rPr>
+          <w:vertAlign w:val="subscript"/>
+        </w:rPr>
+        <w:t xml:space="preserve">11</w:t>
+      </w:r>
+      <w:r>
+        <w:t xml:space="preserve">·K_c</w:t>
+      </w:r>
+      <w:r>
+        <w:rPr>
+          <w:vertAlign w:val="subscript"/>
+        </w:rPr>
+        <w:t xml:space="preserve">j</w:t>
+      </w:r>
+      <w:r>
+        <w:t xml:space="preserve"> + U</w:t>
+      </w:r>
+      <w:r>
+        <w:rPr>
+          <w:vertAlign w:val="subscript"/>
+        </w:rPr>
+        <w:t xml:space="preserve">1j</w:t>
+      </w:r>
+      <w:r>
+        <w:t xml:space="preserve">, so that logit(P(stay</w:t>
+      </w:r>
+      <w:r>
+        <w:rPr>
+          <w:vertAlign w:val="subscript"/>
+        </w:rPr>
+        <w:t xml:space="preserve">ij</w:t>
+      </w:r>
+      <w:r>
+        <w:t xml:space="preserve">)) = (γ</w:t>
+      </w:r>
+      <w:r>
+        <w:rPr>
+          <w:vertAlign w:val="subscript"/>
+        </w:rPr>
+        <w:t xml:space="preserve">00</w:t>
+      </w:r>
+      <w:r>
+        <w:t xml:space="preserve"> + γ</w:t>
+      </w:r>
+      <w:r>
+        <w:rPr>
+          <w:vertAlign w:val="subscript"/>
+        </w:rPr>
+        <w:t xml:space="preserve">01</w:t>
+      </w:r>
+      <w:r>
+        <w:t xml:space="preserve">·K_c</w:t>
+      </w:r>
+      <w:r>
+        <w:rPr>
+          <w:vertAlign w:val="subscript"/>
+        </w:rPr>
+        <w:t xml:space="preserve">j</w:t>
+      </w:r>
+      <w:r>
+        <w:t xml:space="preserve"> + U</w:t>
+      </w:r>
+      <w:r>
+        <w:rPr>
+          <w:vertAlign w:val="subscript"/>
+        </w:rPr>
+        <w:t xml:space="preserve">0j</w:t>
+      </w:r>
+      <w:r>
+        <w:t xml:space="preserve">) + (γ</w:t>
+      </w:r>
+      <w:r>
+        <w:rPr>
+          <w:vertAlign w:val="subscript"/>
+        </w:rPr>
+        <w:t xml:space="preserve">10</w:t>
+      </w:r>
+      <w:r>
+        <w:t xml:space="preserve"> + γ</w:t>
+      </w:r>
+      <w:r>
+        <w:rPr>
+          <w:vertAlign w:val="subscript"/>
+        </w:rPr>
+        <w:t xml:space="preserve">11</w:t>
+      </w:r>
+      <w:r>
+        <w:t xml:space="preserve">·K_c</w:t>
+      </w:r>
+      <w:r>
+        <w:rPr>
+          <w:vertAlign w:val="subscript"/>
+        </w:rPr>
+        <w:t xml:space="preserve">j</w:t>
+      </w:r>
+      <w:r>
+        <w:t xml:space="preserve"> + U</w:t>
+      </w:r>
+      <w:r>
+        <w:rPr>
+          <w:vertAlign w:val="subscript"/>
+        </w:rPr>
+        <w:t xml:space="preserve">1j</w:t>
+      </w:r>
+      <w:r>
+        <w:t xml:space="preserve">)·reward_oneback</w:t>
+      </w:r>
+      <w:r>
+        <w:rPr>
+          <w:vertAlign w:val="subscript"/>
+        </w:rPr>
+        <w:t xml:space="preserve">ij</w:t>
+      </w:r>
+      <w:r>
+        <w:t xml:space="preserve">.</w:t>
+      </w:r>
+      <w:r>
         <w:br/>
-        <w:t>Wilkinson: stay ~ reward_oneback * K_c + (reward_oneback | participant).</w:t>
+      </w:r>
+      <w:r>
+        <w:t xml:space="preserve">Wilkinson: stay ~ reward_oneback * K_c + (reward_oneback | participant).</w:t>
       </w:r>
     </w:p>
     <w:p>
@@ -133,7 +460,33 @@
         <w:rPr>
           <w:iCs/>
         </w:rPr>
-        <w:t>As in all generalized linear mixed models, there is no separate Level 1 residual term: Level 1 variance is fixed by the distribution at π²/3 rather than estimated. Reward_oneback is a Level 1 predictor, so it takes a random slope, and U_0j and U_1j may covary. A measured Level 1 predictor normally has to be split into within- and between-person components, but reward_oneback was delivered at a fixed, choice-independent probability: an empty random-intercept model of reward_oneback itself is degenerate (a boundary/singular fit, with no detectable between-person variance) -- there is nothing to separate, and its 0 point is already meaningful, so it enters uncentred. Models were fitted with glmer() (lme4/lmerTest), family = binomial(link = "logit"), maximum likelihood, with the maximal random-effects structure (random intercept and slope for reward_oneback, allowed to correlate) for Models 1 and 2. Had either model been singular or failed to converge, a pre-specified remedy ladder would have applied (control tweaks, then the bobyqa optimizer, then dropping only the random correlation via ||); both fitted maximal cleanly instead (not singular, gradient &lt; 2e-5), so the ladder was not needed.</w:t>
+        <w:t xml:space="preserve">As in all generalized linear mixed models, there is no separate Level 1 residual term: Level 1 variance is fixed by the distribution at π²/3 rather than estimated. Reward_oneback is a Level 1 predictor, so it takes a random slope, and U</w:t>
+      </w:r>
+      <w:r>
+        <w:rPr>
+          <w:iCs/>
+          <w:vertAlign w:val="subscript"/>
+        </w:rPr>
+        <w:t xml:space="preserve">0j</w:t>
+      </w:r>
+      <w:r>
+        <w:rPr>
+          <w:iCs/>
+        </w:rPr>
+        <w:t xml:space="preserve"> and U</w:t>
+      </w:r>
+      <w:r>
+        <w:rPr>
+          <w:iCs/>
+          <w:vertAlign w:val="subscript"/>
+        </w:rPr>
+        <w:t xml:space="preserve">1j</w:t>
+      </w:r>
+      <w:r>
+        <w:rPr>
+          <w:iCs/>
+        </w:rPr>
+        <w:t xml:space="preserve"> may covary. A measured Level 1 predictor normally has to be split into within- and between-person components, but reward_oneback was delivered at a fixed, choice-independent probability: an empty random-intercept model of reward_oneback itself is degenerate (a boundary/singular fit, with no detectable between-person variance) — there is nothing to separate, and its 0 point is already meaningful, so it enters uncentred. Models 1 and 2 were fitted by maximum likelihood with the maximal random-effects structure (random intercept and slope for reward_oneback, allowed to correlate). Both converged cleanly (not singular, gradient &lt; 2e-5), so no further measures (e.g. a different optimizer, or dropping the random intercept-slope correlation) were necessary.</w:t>
       </w:r>
     </w:p>
     <w:p>
@@ -149,7 +502,37 @@
     </w:p>
     <w:p>
       <w:r>
-        <w:t>Model 2 was compared with Model 1 with a likelihood-ratio test (anova(); glmer() fits by maximum likelihood, so no REML/ML refit is required for GLMMs): χ²(2) = 3.09, p = .214. The effect size that fits a cross-level interaction is the pseudo-R² for the reduction in random-effect variance (r2_pseudo(), comparing the VarCorr() of the two nested models): adding K_c reduced τ11 (the reward_oneback random-slope variance) by 7.3% and τ00 (the intercept variance) by 7.4%.</w:t>
+        <w:t xml:space="preserve">Model 2 was compared with Model 1 with a likelihood-ratio test (GLMMs are fitted by maximum likelihood, so no REML/ML refit is required): χ²(2) = 3.09, p = .214. The effect size that fits a cross-level interaction is the pseudo-R² for the reduction in random-effect variance, comparing the variance components of the two nested models: adding K_c reduced σ</w:t>
+      </w:r>
+      <w:r>
+        <w:rPr>
+          <w:vertAlign w:val="superscript"/>
+        </w:rPr>
+        <w:t xml:space="preserve">2</w:t>
+      </w:r>
+      <w:r>
+        <w:rPr>
+          <w:vertAlign w:val="subscript"/>
+        </w:rPr>
+        <w:t xml:space="preserve">1</w:t>
+      </w:r>
+      <w:r>
+        <w:t xml:space="preserve"> (the reward_oneback random-slope variance) by 7.3% and σ</w:t>
+      </w:r>
+      <w:r>
+        <w:rPr>
+          <w:vertAlign w:val="superscript"/>
+        </w:rPr>
+        <w:t xml:space="preserve">2</w:t>
+      </w:r>
+      <w:r>
+        <w:rPr>
+          <w:vertAlign w:val="subscript"/>
+        </w:rPr>
+        <w:t xml:space="preserve">0</w:t>
+      </w:r>
+      <w:r>
+        <w:t xml:space="preserve"> (the intercept variance) by 7.4%.</w:t>
       </w:r>
     </w:p>
     <w:p>
@@ -168,9 +551,31 @@
         <w:keepNext/>
       </w:pPr>
       <w:r>
-        <w:t xml:space="preserve">In the unconditional model 0 (γ_00 = −0.59, 95% CI [−0.91, −0.28], z = −3.68, p &lt; .001, √τ00 = 0.94) the unconditional ICC was .210, meaning 21.0% of the variance in the log-odds of staying is between-person. Because this is a logistic (binomial) model, there is no separately estimated Level 1 residual </w:t>
-        <w:lastRenderedPageBreak/>
-        <w:t>variance; the ICC decomposition instead uses the distribution-implied Level 1 variance π²/3 fixed by the logit link.</w:t>
+        <w:t xml:space="preserve">In the unconditional model 0 (γ</w:t>
+      </w:r>
+      <w:r>
+        <w:rPr>
+          <w:vertAlign w:val="subscript"/>
+        </w:rPr>
+        <w:t xml:space="preserve">00</w:t>
+      </w:r>
+      <w:r>
+        <w:t xml:space="preserve"> = −0.59, 95% CI [−0.91, −0.28], z = −3.68, p &lt; .001, √σ</w:t>
+      </w:r>
+      <w:r>
+        <w:rPr>
+          <w:vertAlign w:val="superscript"/>
+        </w:rPr>
+        <w:t xml:space="preserve">2</w:t>
+      </w:r>
+      <w:r>
+        <w:rPr>
+          <w:vertAlign w:val="subscript"/>
+        </w:rPr>
+        <w:t xml:space="preserve">0</w:t>
+      </w:r>
+      <w:r>
+        <w:t xml:space="preserve"> = 0.94) the unconditional ICC was .210, meaning 21.0% of the variance in the log-odds of staying is between-person. Because this is a logistic (binomial) model, there is no separately estimated Level 1 residual variance; the ICC decomposition instead uses the distribution-implied Level 1 variance π²/3 fixed by the logit link.</w:t>
       </w:r>
     </w:p>
     <w:tbl>
@@ -332,7 +737,20 @@
               <w:rPr>
                 <w:sz w:val="17"/>
               </w:rPr>
-              <w:t>Intercept (γ_00)</w:t>
+              <w:t xml:space="preserve">Intercept (γ</w:t>
+            </w:r>
+            <w:r>
+              <w:rPr>
+                <w:sz w:val="17"/>
+                <w:vertAlign w:val="subscript"/>
+              </w:rPr>
+              <w:t xml:space="preserve">00</w:t>
+            </w:r>
+            <w:r>
+              <w:rPr>
+                <w:sz w:val="17"/>
+              </w:rPr>
+              <w:t xml:space="preserve">)</w:t>
             </w:r>
           </w:p>
         </w:tc>
@@ -405,7 +823,20 @@
               <w:rPr>
                 <w:sz w:val="17"/>
               </w:rPr>
-              <w:t>reward_oneback (γ_10)</w:t>
+              <w:t xml:space="preserve">reward_oneback (γ</w:t>
+            </w:r>
+            <w:r>
+              <w:rPr>
+                <w:sz w:val="17"/>
+                <w:vertAlign w:val="subscript"/>
+              </w:rPr>
+              <w:t xml:space="preserve">10</w:t>
+            </w:r>
+            <w:r>
+              <w:rPr>
+                <w:sz w:val="17"/>
+              </w:rPr>
+              <w:t xml:space="preserve">)</w:t>
             </w:r>
           </w:p>
         </w:tc>
@@ -478,7 +909,20 @@
               <w:rPr>
                 <w:sz w:val="17"/>
               </w:rPr>
-              <w:t>K_c (γ_01)</w:t>
+              <w:t xml:space="preserve">K_c (γ</w:t>
+            </w:r>
+            <w:r>
+              <w:rPr>
+                <w:sz w:val="17"/>
+                <w:vertAlign w:val="subscript"/>
+              </w:rPr>
+              <w:t xml:space="preserve">01</w:t>
+            </w:r>
+            <w:r>
+              <w:rPr>
+                <w:sz w:val="17"/>
+              </w:rPr>
+              <w:t xml:space="preserve">)</w:t>
             </w:r>
           </w:p>
         </w:tc>
@@ -551,7 +995,20 @@
               <w:rPr>
                 <w:sz w:val="17"/>
               </w:rPr>
-              <w:t>reward_oneback × K_c (γ_11)</w:t>
+              <w:t xml:space="preserve">reward_oneback × K_c (γ</w:t>
+            </w:r>
+            <w:r>
+              <w:rPr>
+                <w:sz w:val="17"/>
+                <w:vertAlign w:val="subscript"/>
+              </w:rPr>
+              <w:t xml:space="preserve">11</w:t>
+            </w:r>
+            <w:r>
+              <w:rPr>
+                <w:sz w:val="17"/>
+              </w:rPr>
+              <w:t xml:space="preserve">)</w:t>
             </w:r>
           </w:p>
         </w:tc>
@@ -680,7 +1137,21 @@
               <w:rPr>
                 <w:sz w:val="17"/>
               </w:rPr>
-              <w:t>SD(Intercept), √τ00</w:t>
+              <w:t xml:space="preserve">SD(Intercept), √σ</w:t>
+            </w:r>
+            <w:r>
+              <w:rPr>
+                <w:sz w:val="17"/>
+                <w:vertAlign w:val="superscript"/>
+              </w:rPr>
+              <w:t xml:space="preserve">2</w:t>
+            </w:r>
+            <w:r>
+              <w:rPr>
+                <w:sz w:val="17"/>
+                <w:vertAlign w:val="subscript"/>
+              </w:rPr>
+              <w:t xml:space="preserve">0</w:t>
             </w:r>
           </w:p>
         </w:tc>
@@ -753,7 +1224,21 @@
               <w:rPr>
                 <w:sz w:val="17"/>
               </w:rPr>
-              <w:t>SD(reward_oneback), √τ11</w:t>
+              <w:t xml:space="preserve">SD(reward_oneback), √σ</w:t>
+            </w:r>
+            <w:r>
+              <w:rPr>
+                <w:sz w:val="17"/>
+                <w:vertAlign w:val="superscript"/>
+              </w:rPr>
+              <w:t xml:space="preserve">2</w:t>
+            </w:r>
+            <w:r>
+              <w:rPr>
+                <w:sz w:val="17"/>
+                <w:vertAlign w:val="subscript"/>
+              </w:rPr>
+              <w:t xml:space="preserve">1</w:t>
             </w:r>
           </w:p>
         </w:tc>
@@ -826,7 +1311,14 @@
               <w:rPr>
                 <w:sz w:val="17"/>
               </w:rPr>
-              <w:t>corr(U_0, U_1)</w:t>
+              <w:t xml:space="preserve">Correlation, ρ</w:t>
+            </w:r>
+            <w:r>
+              <w:rPr>
+                <w:sz w:val="17"/>
+                <w:vertAlign w:val="subscript"/>
+              </w:rPr>
+              <w:t xml:space="preserve">01</w:t>
             </w:r>
           </w:p>
         </w:tc>
@@ -894,24 +1386,97 @@
         <w:rPr>
           <w:sz w:val="18"/>
         </w:rPr>
-        <w:t>Table 1. Maximum-likelihood estimates, Models 1 and 2 (glmer(), family = binomial(link = "logit")). Fixed effects: b [95% Wald CI], log-odds scale; p = Wald z-test p-value for Model 2 (model_parameters()). Random effects: point estimates (SD, correlation); CIs not computed (model_parameters(effects = "random", ci_random = TRUE) is flagged as potentially slow in the course materials).</w:t>
+        <w:t xml:space="preserve">Table 1. Maximum-likelihood estimates for Models 1 and 2. Fixed effects: b [95% Wald CI], log-odds scale; p = Wald z-test p-value for Model 2. Random effects: point estimates (SD, correlation); confidence intervals are not reported, as these are computationally expensive to estimate for random effects.</w:t>
       </w:r>
     </w:p>
     <w:p>
       <w:r>
-        <w:t>The WSLS effect (γ_10) was b = 0.984, 95% CI [0.411, 1.556], z = 3.365, p &lt; .001 (Model 2), corresponding to an odds ratio OR = 2.67, 95% CI [1.51, 4.74] (model_parameters(exponentiate = TRUE)); the average marginal effect (marginaleffects::avg_slopes(), unbiased for the population-average probability scale, unlike the conditional coefficient) was 18.6 percentage points, 95% CI [8.6, 28.6], z = 3.63, p &lt; .001; the average odds ratio (avg_comparisons(comparison = "lnor", transform = "exp")) was 2.61, 95% CI [1.47, 4.63], p = .001 -- close to but not identical to the coefficient-based OR, because odds ratios are non-collapsible. The K_c main effect (γ_01) was b = 0.290, 95% CI [−0.082, 0.663], z = 1.527, p = .127 (OR = 1.34, 95% CI [0.92, 1.94]). The reward_oneback × K_c interaction (γ_11) was b = −0.408, 95% CI [−0.906, 0.090], z = −1.607, p = .108 (OR = 0.66, 95% CI [0.40, 1.09]): higher capacity went with a numerically weaker WSLS effect, in the predicted direction, but the confidence interval includes zero and the likelihood-ratio test above found no significant improvement in fit.</w:t>
+        <w:t xml:space="preserve">The WSLS effect (γ</w:t>
+      </w:r>
+      <w:r>
+        <w:rPr>
+          <w:vertAlign w:val="subscript"/>
+        </w:rPr>
+        <w:t xml:space="preserve">10</w:t>
+      </w:r>
+      <w:r>
+        <w:t xml:space="preserve">) was b = 0.984, 95% CI [0.411, 1.556], z = 3.365, p &lt; .001 (Model 2), corresponding to an odds ratio OR = 2.67, 95% CI [1.51, 4.74]; the average marginal effect (unbiased for the population-average probability scale, unlike the conditional coefficient) was 18.6 percentage points, 95% CI [8.6, 28.6], z = 3.63, p &lt; .001; the average odds ratio was 2.61, 95% CI [1.47, 4.63], p = .001 — close to but not identical to the coefficient-based OR, because odds ratios are non-collapsible. The K_c main effect (γ</w:t>
+      </w:r>
+      <w:r>
+        <w:rPr>
+          <w:vertAlign w:val="subscript"/>
+        </w:rPr>
+        <w:t xml:space="preserve">01</w:t>
+      </w:r>
+      <w:r>
+        <w:t xml:space="preserve">) was b = 0.290, 95% CI [−0.082, 0.663], z = 1.527, p = .127 (OR = 1.34, 95% CI [0.92, 1.94]). The reward_oneback × K_c interaction (γ</w:t>
+      </w:r>
+      <w:r>
+        <w:rPr>
+          <w:vertAlign w:val="subscript"/>
+        </w:rPr>
+        <w:t xml:space="preserve">11</w:t>
+      </w:r>
+      <w:r>
+        <w:t xml:space="preserve">) was b = −0.408, 95% CI [−0.906, 0.090], z = −1.607, p = .108 (OR = 0.66, 95% CI [0.40, 1.09]): higher capacity went with a numerically weaker WSLS effect, in the predicted direction, but the confidence interval includes zero and the likelihood-ratio test above found no significant improvement in fit.</w:t>
       </w:r>
     </w:p>
     <w:p>
       <w:r>
-        <w:t>Simple slopes (Figure 1, marginaleffects::avg_slopes() at −1 SD, the mean, and +1 SD of K, re.form = NA): at −1 SD of K the WSLS effect was 1.46 log-odds, 95% CI [0.64, 2.28] (OR = 4.31; P(stay) .19 → .50); at the mean, 0.98, 95% CI [0.41, 1.56] (OR = 2.67; .25 → .47); at +1 SD, 0.51, 95% CI [−0.31, 1.32], p = .222 (OR = 1.66; .31 → .43). The WSLS effect clearly moved low-capacity participants' predicted P(stay), and it was no longer distinguishable from zero at high capacity, consistent with the interaction estimate above -- though the interaction's own confidence interval already says this difference between the two slopes is itself uncertain.</w:t>
+        <w:t xml:space="preserve">Simple slopes (Figure 1) at −1 SD, the mean, and +1 SD of K: at −1 SD of K the WSLS effect was 1.46 log-odds, 95% CI [0.64, 2.28] (OR = 4.31; P(stay) rising from .19 to .50); at the mean, 0.98, 95% CI [0.41, 1.56] (OR = 2.67; .25 to .47); at +1 SD, 0.51, 95% CI [−0.31, 1.32], p = .222 (OR = 1.66; .31 to .43). The WSLS effect clearly moved low-capacity participants' predicted P(stay), and it was no longer distinguishable from zero at high capacity, consistent with the interaction estimate above — though the interaction's own confidence interval already says this difference between the two slopes is itself uncertain.</w:t>
       </w:r>
     </w:p>
     <w:p>
       <w:r>
-        <w:t xml:space="preserve">The random effects carry most of the story. Between-person variability was substantial in both the baseline tendency to stay (√τ00 = 1.25) and WSLS sensitivity (√τ11 = 1.67), and the two correlated negatively (r(U_0, U_1) = −0.51): participants who stayed more at baseline gained less from reward, consistent with a ceiling on P(stay). Figure 1B shows how much of that spread K leaves unexplained: </w:t>
-        <w:lastRenderedPageBreak/>
-        <w:t>the raw per-participant WSLS effect trends downward with K, matching the interaction's direction, but the scatter is wide. Because trials come in six blocks per person, we also refitted Model 2 with a third grouping level (block within participant): block intercepts carried real variance (√τ = 0.77), so staying does drift across the session, but the interaction estimate was essentially unchanged (γ_11 = −0.43, 95% CI [−0.96, 0.10]).</w:t>
+        <w:t xml:space="preserve">The random effects carry most of the story. Between-person variability was substantial in both the baseline tendency to stay (√σ</w:t>
+      </w:r>
+      <w:r>
+        <w:rPr>
+          <w:vertAlign w:val="superscript"/>
+        </w:rPr>
+        <w:t xml:space="preserve">2</w:t>
+      </w:r>
+      <w:r>
+        <w:rPr>
+          <w:vertAlign w:val="subscript"/>
+        </w:rPr>
+        <w:t xml:space="preserve">0</w:t>
+      </w:r>
+      <w:r>
+        <w:t xml:space="preserve"> = 1.25) and WSLS sensitivity (√σ</w:t>
+      </w:r>
+      <w:r>
+        <w:rPr>
+          <w:vertAlign w:val="superscript"/>
+        </w:rPr>
+        <w:t xml:space="preserve">2</w:t>
+      </w:r>
+      <w:r>
+        <w:rPr>
+          <w:vertAlign w:val="subscript"/>
+        </w:rPr>
+        <w:t xml:space="preserve">1</w:t>
+      </w:r>
+      <w:r>
+        <w:t xml:space="preserve"> = 1.67), and the two correlated negatively (ρ</w:t>
+      </w:r>
+      <w:r>
+        <w:rPr>
+          <w:vertAlign w:val="subscript"/>
+        </w:rPr>
+        <w:t xml:space="preserve">01</w:t>
+      </w:r>
+      <w:r>
+        <w:t xml:space="preserve"> = −0.51): participants who stayed more at baseline gained less from reward, consistent with a ceiling on P(stay). Figure 1B shows how much of that spread K leaves unexplained: the raw per-participant WSLS effect trends downward with K, matching the interaction's direction, but the scatter is wide. Because trials come in six blocks per person, we also refitted Model 2 with a third grouping level (block within participant): block intercepts carried real variance (SD = 0.77), so staying does drift across the session, but the interaction estimate was essentially unchanged (γ</w:t>
+      </w:r>
+      <w:r>
+        <w:rPr>
+          <w:vertAlign w:val="subscript"/>
+        </w:rPr>
+        <w:t xml:space="preserve">11</w:t>
+      </w:r>
+      <w:r>
+        <w:t xml:space="preserve"> = −0.43, 95% CI [−0.96, 0.10]).</w:t>
       </w:r>
     </w:p>
     <w:p>
@@ -968,7 +1533,7 @@
         <w:rPr>
           <w:sz w:val="18"/>
         </w:rPr>
-        <w:t>Figure 1. (A) Model 2 predicted P(stay) after an unrewarded and a rewarded trial at −1 SD and +1 SD of K, population-average (re.form = NA) predictions from marginaleffects::plot_predictions(); bars are 95% CIs. (B) Each participant's own observed WSLS effect (P(stay) after reward minus P(stay) after no reward) against their K, with an OLS reference line (geom_smooth(method = "lm", se = FALSE)).</w:t>
+        <w:t xml:space="preserve">Figure 1. (A) Model 2 predicted P(stay) after an unrewarded and a rewarded trial at −1 SD and +1 SD of K, population-average predictions; bars are 95% CIs. (B) Each participant's own observed WSLS effect (P(stay) after reward minus P(stay) after no reward) against their K, with an OLS reference line.</w:t>
       </w:r>
     </w:p>
     <w:p>

--- a/writeup/Kagan_Hierarchical_Models_Final_Assignment.docx
+++ b/writeup/Kagan_Hierarchical_Models_Final_Assignment.docx
@@ -40,7 +40,7 @@
     </w:p>
     <w:p>
       <w:r>
-        <w:t xml:space="preserve">Human value assignment can be automatic: a choice followed by reward becomes more likely to be repeated, regardless of the relation between the action and the outcome. In a three-armed bandit task in which every arm has the same winning odds, participants still showed a robust win-stay lose-shift (WSLS) behavior, repeating a choice more often after reward, although the explicitly instructed that the environment is uncontrollable by design. What limits this automatic credit assignment? One candidate is executive control: inhibiting an automatically triggered learning signal demands cognitive resources, we hence hypothesize that participants with more working-memory (WM) capacity should show a weaker WSLS effect. Here we test this directly at the trial level: does the effect of previous-trial reward on the probability of staying depend on WM capacity? More specifically, would a model describe data better when integrating a cross-level interaction WM factor?</w:t>
+        <w:t xml:space="preserve">Human value assignment can be automatic: a choice followed by reward becomes more likely to be repeated, regardless of the relation between the action and the outcome. In a three-armed bandit task in which every arm has the same winning odds, subjects still showed a robust win-stay lose-shift (WSLS) behavior, repeating a choice more often after reward, although the explicitly instructed that the environment is uncontrollable by design. What limits this automatic credit assignment? One candidate is executive control: inhibiting an automatically triggered learning signal demands cognitive resources, we hence hypothesize that subjects with more working-memory (WM) capacity should show a weaker WSLS effect. Here we test this directly at the trial level: does the effect of previous-trial reward on the probability of staying depend on WM capacity? More specifically, would a model describe data better when integrating a cross-level interaction WM factor?</w:t>
       </w:r>
     </w:p>
     <w:p>
@@ -68,7 +68,7 @@
     </w:p>
     <w:p>
       <w:r>
-        <w:t xml:space="preserve">Data comes from a pilot of an explicitly uncontrollable three-armed bandit task, run on the Prolific platform (N = 35). 135–144 usable trials each after dropping the first trial of each of the six blocks and any trial whose own or preceding response was invalid or timed out. We would like to ask whether we can predict the WSLS effect better when integrating WM capacity. This is a two-level design: trials (Level 1) nested within participants (Level 2). To build models we have the following variables: reward_oneback - Level 1, 0/1, the previous trial's outcome, the predictor; stay - Level 1, 0/1, whether the same arm was chosen again, the dependent variable; K - Level 2, WM capacity estimated by Cowan's (2001) formula from a change-detection task, constant across the session (M = 1.84, SD = 1.17, range −0.49 to 3.89) and grand-mean centred (K_c). Because reward_oneback varies within a subject and K is a between-person constant, we need to model reward_oneback × K_c as a cross-level interaction. Additionally we cannot test the interaction model with repeated-measures ANOVA, as K is continuous and a median split would degrade it, the dependent variable is binary at the trial level, and trial counts are unbalanced.</w:t>
+        <w:t xml:space="preserve">Data comes from a pilot of an explicitly uncontrollable three-armed bandit task, run on the Prolific platform (N = 35). 135–144 usable trials each after dropping the first trial of each of the six blocks and any trial whose own or preceding response was invalid or timed out. We would like to ask whether we can predict the WSLS effect better when integrating WM capacity. This is a two-level design: trials (Level 1) nested within subjects (Level 2). To build models we have the following variables: reward_oneback - Level 1, 0/1, the previous trial's outcome, the predictor; stay - Level 1, 0/1, whether the same arm was chosen again, the dependent variable; K - Level 2, WM capacity estimated by Cowan's (2001) formula from a change-detection task, constant across the session (M = 1.84, SD = 1.17, range −0.49 to 3.89) and grand-mean centred (K_c). Because reward_oneback varies within a subject and K is a between-person constant, we need to model reward_oneback × K_c as a cross-level interaction. Additionally we cannot test the interaction model with repeated-measures ANOVA, as K is continuous and a median split would degrade it, the dependent variable is binary at the trial level, and trial counts are unbalanced.</w:t>
       </w:r>
     </w:p>
     <w:p>
@@ -155,7 +155,7 @@
         <w:br/>
       </w:r>
       <w:r>
-        <w:t xml:space="preserve">Wilkinson: stay ~ 1 + (1 | participant).</w:t>
+        <w:t xml:space="preserve">Wilkinson: stay ~ 1 + (1 | subject).</w:t>
       </w:r>
     </w:p>
     <w:p>
@@ -256,7 +256,7 @@
         <w:br/>
       </w:r>
       <w:r>
-        <w:t xml:space="preserve">Wilkinson: stay ~ reward_oneback + (reward_oneback | participant).</w:t>
+        <w:t xml:space="preserve">Wilkinson: stay ~ reward_oneback + (reward_oneback | subject).</w:t>
       </w:r>
     </w:p>
     <w:p>
@@ -447,7 +447,7 @@
         <w:br/>
       </w:r>
       <w:r>
-        <w:t xml:space="preserve">Wilkinson: stay ~ reward_oneback * K_c + (reward_oneback | participant).</w:t>
+        <w:t xml:space="preserve">Wilkinson: stay ~ reward_oneback * K_c + (reward_oneback | subject).</w:t>
       </w:r>
     </w:p>
     <w:p>
@@ -1423,7 +1423,7 @@
     </w:p>
     <w:p>
       <w:r>
-        <w:t xml:space="preserve">Simple slopes (Figure 1) at −1 SD, the mean, and +1 SD of K: at −1 SD of K the WSLS effect was 1.46 log-odds, 95% CI [0.64, 2.28] (OR = 4.31; P(stay) rising from .19 to .50); at the mean, 0.98, 95% CI [0.41, 1.56] (OR = 2.67; .25 to .47); at +1 SD, 0.51, 95% CI [−0.31, 1.32], p = .222 (OR = 1.66; .31 to .43). The WSLS effect clearly moved low-capacity participants' predicted P(stay), and it was no longer distinguishable from zero at high capacity, consistent with the interaction estimate above — though the interaction's own confidence interval already says this difference between the two slopes is itself uncertain.</w:t>
+        <w:t xml:space="preserve">Simple slopes (Figure 1) at −1 SD, the mean, and +1 SD of K: at −1 SD of K the WSLS effect was 1.46 log-odds, 95% CI [0.64, 2.28] (OR = 4.31; P(stay) rising from .19 to .50); at the mean, 0.98, 95% CI [0.41, 1.56] (OR = 2.67; .25 to .47); at +1 SD, 0.51, 95% CI [−0.31, 1.32], p = .222 (OR = 1.66; .31 to .43). The WSLS effect clearly moved low-capacity subjects' predicted P(stay), and it was no longer distinguishable from zero at high capacity, consistent with the interaction estimate above — though the interaction's own confidence interval already says this difference between the two slopes is itself uncertain.</w:t>
       </w:r>
     </w:p>
     <w:p>
@@ -1467,7 +1467,7 @@
         <w:t xml:space="preserve">01</w:t>
       </w:r>
       <w:r>
-        <w:t xml:space="preserve"> = −0.51): participants who stayed more at baseline gained less from reward, consistent with a ceiling on P(stay). Figure 1B shows how much of that spread K leaves unexplained: the raw per-participant WSLS effect trends downward with K, matching the interaction's direction, but the scatter is wide. Because trials come in six blocks per person, we also refitted Model 2 with a third grouping level (block within participant): block intercepts carried real variance (SD = 0.77), so staying does drift across the session, but the interaction estimate was essentially unchanged (γ</w:t>
+        <w:t xml:space="preserve"> = −0.51): subjects who stayed more at baseline gained less from reward, consistent with a ceiling on P(stay). Figure 1B shows how much of that spread K leaves unexplained: the raw per-subject WSLS effect trends downward with K, matching the interaction's direction, but the scatter is wide. Because trials come in six blocks per subject, we also refitted Model 2 with a third grouping level (block within subject): block intercepts carried real variance (SD = 0.77), so staying does drift across the session, but the interaction estimate was essentially unchanged (γ</w:t>
       </w:r>
       <w:r>
         <w:rPr>
@@ -1533,7 +1533,7 @@
         <w:rPr>
           <w:sz w:val="18"/>
         </w:rPr>
-        <w:t xml:space="preserve">Figure 1. (A) Model 2 predicted P(stay) after an unrewarded and a rewarded trial at −1 SD and +1 SD of K, population-average predictions; bars are 95% CIs. (B) Each participant's own observed WSLS effect (P(stay) after reward minus P(stay) after no reward) against their K, with an OLS reference line.</w:t>
+        <w:t xml:space="preserve">Figure 1. (A) Model 2 predicted P(stay) after an unrewarded and a rewarded trial at −1 SD and +1 SD of K, population-average predictions; bars are 95% CIs. (B) Each subject's own observed WSLS effect (P(stay) after reward minus P(stay) after no reward) against their K, with an OLS reference line.</w:t>
       </w:r>
     </w:p>
     <w:p>
@@ -1553,12 +1553,12 @@
         <w:spacing w:after="80"/>
       </w:pPr>
       <w:r>
-        <w:t>Fitting the cross-level interaction directly at the trial level, across all 5,025 trials, gives a precise but null answer. The interaction runs in the direction the executive-control account predicts, but it is not statistically significant (χ²(2) = 3.09, p = .214), and WM capacity explains about 7% of the between-person variance in WSLS sensitivity (pseudo-R²). The honest reading is that automatic reward-driven staying under known non-contingency is close to universal across the capacity range sampled here, with at most a modest attenuation at the high end. That is itself informative: were this simply an executive-control failure, a large capacity advantage should have surfaced with ~144 trials per person and a WSLS effect this size.</w:t>
+        <w:t xml:space="preserve">Fitting the cross-level interaction directly at the trial level, across all 5,025 trials, gives a precise but null answer. The interaction runs in the direction the executive-control account predicts, but it is not statistically significant (χ²(2) = 3.09, p = .214), and WM capacity explains about 7% of the between-person variance in WSLS sensitivity (pseudo-R²). The honest reading is that automatic reward-driven staying under known non-contingency is close to universal across the capacity range sampled here, with at most a modest attenuation at the high end. That is itself informative: were this simply an executive-control failure, a large capacity advantage should have surfaced with ~144 trials per subject and a WSLS effect this size.</w:t>
       </w:r>
     </w:p>
     <w:p>
       <w:r>
-        <w:t>Three limitations bound that conclusion, and each suggests a next step. N = 35 is modest — power for a cross-level interaction comes from the number of Level 2 units, not from trial count — so a confirmatory sample should be powered on the Level 2 slope. K is a single change-detection estimate and one participant scored below chance; a noisy moderator attenuates the very interaction being tested, which argues for a composite measure or one that models measurement error in K directly. And staying drifts across blocks within a session, so a growth or autoregressive specification at the block level would test whether capacity buys resistance that accrues with experience. A manipulation of concurrent load would turn this individual-difference question into a causal one, which is where an executive-control account ultimately has to be tested.</w:t>
+        <w:t xml:space="preserve">Three limitations bound that conclusion, and each suggests a next step. N = 35 is modest — power for a cross-level interaction comes from the number of Level 2 units, not from trial count — so a confirmatory sample should be powered on the Level 2 slope. K is a single change-detection estimate and one subject scored below chance; a noisy moderator attenuates the very interaction being tested, which argues for a composite measure or one that models measurement error in K directly. And staying drifts across blocks within a session, so a growth or autoregressive specification at the block level would test whether capacity buys resistance that accrues with experience. A manipulation of concurrent load would turn this individual-difference question into a causal one, which is where an executive-control account ultimately has to be tested.</w:t>
       </w:r>
     </w:p>
     <w:p>

--- a/writeup/Kagan_Hierarchical_Models_Final_Assignment.docx
+++ b/writeup/Kagan_Hierarchical_Models_Final_Assignment.docx
@@ -40,7 +40,7 @@
     </w:p>
     <w:p>
       <w:r>
-        <w:t xml:space="preserve">Human value assignment can be automatic: a choice followed by reward becomes more likely to be repeated, regardless of the relation between the action and the outcome. In a three-armed bandit task in which every arm has the same winning odds, subjects still showed a robust win-stay lose-shift (WSLS) behavior, repeating a choice more often after reward, although the explicitly instructed that the environment is uncontrollable by design. What limits this automatic credit assignment? One candidate is executive control: inhibiting an automatically triggered learning signal demands cognitive resources, we hence hypothesize that subjects with more working-memory (WM) capacity should show a weaker WSLS effect. Here we test this directly at the trial level: does the effect of previous-trial reward on the probability of staying depend on WM capacity? More specifically, would a model describe data better when integrating a cross-level interaction WM factor?</w:t>
+        <w:t xml:space="preserve">Human value assignment can be automatic: a choice followed by reward becomes more likely to be repeated, regardless of the relation between the action and the outcome. In a three-armed bandit task in which every arm has the same winning odds, subjects still showed a robust win-stay lose-shift (WSLS) behavior, repeating a choice more often after reward, although the explicitly instructed that the environment is uncontrollable by design. What limits this automatic credit assignment? One candidate is executive control: inhibiting an automatically triggered learning signal demands cognitive resources, we hence hypothesize that subjects with more working-memory (WM) capacity should show a weaker WSLS effect. Here we test this directly at the trial level: does the WSLS effect depend on WM capacity? More specifically, would a model describe data better when integrating a cross-level interaction WM factor?</w:t>
       </w:r>
     </w:p>
     <w:p>
@@ -150,11 +150,7 @@
       </w:r>
       <w:r>
         <w:t xml:space="preserve">.</w:t>
-      </w:r>
-      <w:r>
         <w:br/>
-      </w:r>
-      <w:r>
         <w:t xml:space="preserve">Wilkinson: stay ~ 1 + (1 | subject).</w:t>
       </w:r>
     </w:p>
@@ -251,11 +247,7 @@
       </w:r>
       <w:r>
         <w:t xml:space="preserve">.</w:t>
-      </w:r>
-      <w:r>
         <w:br/>
-      </w:r>
-      <w:r>
         <w:t xml:space="preserve">Wilkinson: stay ~ reward_oneback + (reward_oneback | subject).</w:t>
       </w:r>
     </w:p>
@@ -442,11 +434,7 @@
       </w:r>
       <w:r>
         <w:t xml:space="preserve">.</w:t>
-      </w:r>
-      <w:r>
         <w:br/>
-      </w:r>
-      <w:r>
         <w:t xml:space="preserve">Wilkinson: stay ~ reward_oneback * K_c + (reward_oneback | subject).</w:t>
       </w:r>
     </w:p>
@@ -1533,7 +1521,7 @@
         <w:rPr>
           <w:sz w:val="18"/>
         </w:rPr>
-        <w:t xml:space="preserve">Figure 1. (A) Model 2 predicted P(stay) after an unrewarded and a rewarded trial at −1 SD and +1 SD of K, population-average predictions; bars are 95% CIs. (B) Each subject's own observed WSLS effect (P(stay) after reward minus P(stay) after no reward) against their K, with an OLS reference line.</w:t>
+        <w:t xml:space="preserve">Figure 1. (A) Model 2 predicted P(stay) after an unrewarded and a rewarded trial at −1 SD, the mean, and +1 SD of K, population-average predictions; bars are 95% CIs. (B) Each subject's own observed WSLS effect (P(stay) after reward minus P(stay) after no reward) against their K, with an OLS reference line.</w:t>
       </w:r>
     </w:p>
     <w:p>

--- a/writeup/Kagan_Hierarchical_Models_Final_Assignment.docx
+++ b/writeup/Kagan_Hierarchical_Models_Final_Assignment.docx
@@ -1455,16 +1455,7 @@
         <w:t xml:space="preserve">01</w:t>
       </w:r>
       <w:r>
-        <w:t xml:space="preserve"> = −0.51): subjects who stayed more at baseline gained less from reward, consistent with a ceiling on P(stay). Figure 1B shows how much of that spread K leaves unexplained: the raw per-subject WSLS effect trends downward with K, matching the interaction's direction, but the scatter is wide. Because trials come in six blocks per subject, we also refitted Model 2 with a third grouping level (block within subject): block intercepts carried real variance (SD = 0.77), so staying does drift across the session, but the interaction estimate was essentially unchanged (γ</w:t>
-      </w:r>
-      <w:r>
-        <w:rPr>
-          <w:vertAlign w:val="subscript"/>
-        </w:rPr>
-        <w:t xml:space="preserve">11</w:t>
-      </w:r>
-      <w:r>
-        <w:t xml:space="preserve"> = −0.43, 95% CI [−0.96, 0.10]).</w:t>
+        <w:t xml:space="preserve"> = −0.51): subjects who stayed more at baseline gained less from reward, consistent with a ceiling on P(stay). Figure 1B shows how much of that spread K leaves unexplained: the raw per-subject WSLS effect trends downward with K, matching the interaction's direction, but the scatter is wide.</w:t>
       </w:r>
     </w:p>
     <w:p>

--- a/writeup/Kagan_Hierarchical_Models_Final_Assignment.docx
+++ b/writeup/Kagan_Hierarchical_Models_Final_Assignment.docx
@@ -1512,7 +1512,7 @@
         <w:rPr>
           <w:sz w:val="18"/>
         </w:rPr>
-        <w:t xml:space="preserve">Figure 1. (A) Model 2 predicted P(stay) after an unrewarded and a rewarded trial at −1 SD, the mean, and +1 SD of K, population-average predictions; bars are 95% CIs. (B) Each subject's own observed WSLS effect (P(stay) after reward minus P(stay) after no reward) against their K, with an OLS reference line.</w:t>
+        <w:t xml:space="preserve">Figure 1. (A) Model 2 predicted P(stay) after an unrewarded and a rewarded trial at −1 SD, the mean, and +1 SD of K, population-average predictions; bars are 95% CIs. (B) Each subject's own observed WSLS effect (P(stay) after reward minus P(stay) after no reward) against their K, with a linear reference line.</w:t>
       </w:r>
     </w:p>
     <w:p>

--- a/writeup/Kagan_Hierarchical_Models_Final_Assignment.docx
+++ b/writeup/Kagan_Hierarchical_Models_Final_Assignment.docx
@@ -1469,7 +1469,7 @@
         </w:rPr>
         <w:drawing>
           <wp:inline distT="0" distB="0" distL="0" distR="0" wp14:anchorId="194F6D60" wp14:editId="1723C77B">
-            <wp:extent cx="4480560" cy="1960245"/>
+            <wp:extent cx="4480560" cy="1991360"/>
             <wp:effectExtent l="0" t="0" r="0" b="0"/>
             <wp:docPr id="1" name="Picture 1"/>
             <wp:cNvGraphicFramePr>
@@ -1491,7 +1491,7 @@
                   <pic:spPr>
                     <a:xfrm>
                       <a:off x="0" y="0"/>
-                      <a:ext cx="4480560" cy="1960245"/>
+                      <a:ext cx="4480560" cy="1991360"/>
                     </a:xfrm>
                     <a:prstGeom prst="rect">
                       <a:avLst/>
@@ -1512,7 +1512,7 @@
         <w:rPr>
           <w:sz w:val="18"/>
         </w:rPr>
-        <w:t xml:space="preserve">Figure 1. (A) Model 2 predicted P(stay) after an unrewarded and a rewarded trial at −1 SD, the mean, and +1 SD of K, population-average predictions; bars are 95% CIs. (B) Each subject's own observed WSLS effect (P(stay) after reward minus P(stay) after no reward) against their K, with a linear reference line.</w:t>
+        <w:t xml:space="preserve">Figure 1. (A) Model 2 predicted P(stay) after an unrewarded and a rewarded trial at −1 SD, the mean, and +1 SD of K, population-average predictions; bars are 95% CIs. (B) Each subject's own observed WSLS effect (P(stay) after reward minus P(stay) after no reward) against their K, with a linear reference line and its 95% confidence band.</w:t>
       </w:r>
     </w:p>
     <w:p>

--- a/writeup/Kagan_Hierarchical_Models_Final_Assignment.docx
+++ b/writeup/Kagan_Hierarchical_Models_Final_Assignment.docx
@@ -104,7 +104,7 @@
     </w:p>
     <w:p>
       <w:r>
-        <w:t xml:space="preserve">Model 0 (unconditional). Level 1: logit(P(stay</w:t>
+        <w:t xml:space="preserve">Model 0 (unconditional). Level 1: stay</w:t>
       </w:r>
       <w:r>
         <w:rPr>
@@ -113,7 +113,25 @@
         <w:t xml:space="preserve">ij</w:t>
       </w:r>
       <w:r>
-        <w:t xml:space="preserve">)) = b</w:t>
+        <w:t xml:space="preserve"> ~ Bernoulli(p</w:t>
+      </w:r>
+      <w:r>
+        <w:rPr>
+          <w:vertAlign w:val="subscript"/>
+        </w:rPr>
+        <w:t xml:space="preserve">ij</w:t>
+      </w:r>
+      <w:r>
+        <w:t xml:space="preserve">), logit(p</w:t>
+      </w:r>
+      <w:r>
+        <w:rPr>
+          <w:vertAlign w:val="subscript"/>
+        </w:rPr>
+        <w:t xml:space="preserve">ij</w:t>
+      </w:r>
+      <w:r>
+        <w:t xml:space="preserve">) = b</w:t>
       </w:r>
       <w:r>
         <w:rPr>
@@ -156,7 +174,7 @@
     </w:p>
     <w:p>
       <w:r>
-        <w:t xml:space="preserve">Model 1 (reward_oneback). L1: logit(P(stay</w:t>
+        <w:t xml:space="preserve">Model 1 (reward_oneback). L1: stay</w:t>
       </w:r>
       <w:r>
         <w:rPr>
@@ -165,7 +183,25 @@
         <w:t xml:space="preserve">ij</w:t>
       </w:r>
       <w:r>
-        <w:t xml:space="preserve">)) = b</w:t>
+        <w:t xml:space="preserve"> ~ Bernoulli(p</w:t>
+      </w:r>
+      <w:r>
+        <w:rPr>
+          <w:vertAlign w:val="subscript"/>
+        </w:rPr>
+        <w:t xml:space="preserve">ij</w:t>
+      </w:r>
+      <w:r>
+        <w:t xml:space="preserve">), logit(p</w:t>
+      </w:r>
+      <w:r>
+        <w:rPr>
+          <w:vertAlign w:val="subscript"/>
+        </w:rPr>
+        <w:t xml:space="preserve">ij</w:t>
+      </w:r>
+      <w:r>
+        <w:t xml:space="preserve">) = b</w:t>
       </w:r>
       <w:r>
         <w:rPr>
@@ -343,7 +379,7 @@
         <w:t xml:space="preserve">1j</w:t>
       </w:r>
       <w:r>
-        <w:t xml:space="preserve">, so that logit(P(stay</w:t>
+        <w:t xml:space="preserve">, so that logit(p</w:t>
       </w:r>
       <w:r>
         <w:rPr>
@@ -352,7 +388,7 @@
         <w:t xml:space="preserve">ij</w:t>
       </w:r>
       <w:r>
-        <w:t xml:space="preserve">)) = (γ</w:t>
+        <w:t xml:space="preserve">) = (γ</w:t>
       </w:r>
       <w:r>
         <w:rPr>

--- a/writeup/Kagan_Hierarchical_Models_Final_Assignment.docx
+++ b/writeup/Kagan_Hierarchical_Models_Final_Assignment.docx
@@ -526,7 +526,25 @@
     </w:p>
     <w:p>
       <w:r>
-        <w:t xml:space="preserve">Model 2 was compared with Model 1 with a likelihood-ratio test (GLMMs are fitted by maximum likelihood, so no REML/ML refit is required): χ²(2) = 3.09, p = .214. The effect size that fits a cross-level interaction is the pseudo-R² for the reduction in random-effect variance, comparing the variance components of the two nested models: adding K_c reduced σ</w:t>
+        <w:t xml:space="preserve">Model 2 was compared with Model 1 with a likelihood-ratio test (GLMMs are fitted by maximum likelihood, so no REML/ML refit is required): χ²(2) = 3.09, p = .214. The effect size that fits a cross-level interaction is the </w:t>
+      </w:r>
+      <w:r>
+        <w:t xml:space="preserve">R</w:t>
+      </w:r>
+      <w:r>
+        <w:rPr>
+          <w:vertAlign w:val="superscript"/>
+        </w:rPr>
+        <w:t xml:space="preserve">2</w:t>
+      </w:r>
+      <w:r>
+        <w:rPr>
+          <w:vertAlign w:val="subscript"/>
+        </w:rPr>
+        <w:t xml:space="preserve">pseudo</w:t>
+      </w:r>
+      <w:r>
+        <w:t xml:space="preserve"> for the reduction in random-effect variance, comparing the variance components of the two nested models: adding K_c reduced σ</w:t>
       </w:r>
       <w:r>
         <w:rPr>
@@ -584,13 +602,7 @@
         <w:t xml:space="preserve">00</w:t>
       </w:r>
       <w:r>
-        <w:t xml:space="preserve"> = −0.59, 95% CI [−0.91, −0.28], z = −3.68, p &lt; .001, √σ</w:t>
-      </w:r>
-      <w:r>
-        <w:rPr>
-          <w:vertAlign w:val="superscript"/>
-        </w:rPr>
-        <w:t xml:space="preserve">2</w:t>
+        <w:t xml:space="preserve"> = −0.59, 95% CI [−0.91, −0.28], z = −3.68, p &lt; .001, σ</w:t>
       </w:r>
       <w:r>
         <w:rPr>
@@ -1161,14 +1173,7 @@
               <w:rPr>
                 <w:sz w:val="17"/>
               </w:rPr>
-              <w:t xml:space="preserve">SD(Intercept), √σ</w:t>
-            </w:r>
-            <w:r>
-              <w:rPr>
-                <w:sz w:val="17"/>
-                <w:vertAlign w:val="superscript"/>
-              </w:rPr>
-              <w:t xml:space="preserve">2</w:t>
+              <w:t xml:space="preserve">SD(Intercept), σ</w:t>
             </w:r>
             <w:r>
               <w:rPr>
@@ -1248,14 +1253,7 @@
               <w:rPr>
                 <w:sz w:val="17"/>
               </w:rPr>
-              <w:t xml:space="preserve">SD(reward_oneback), √σ</w:t>
-            </w:r>
-            <w:r>
-              <w:rPr>
-                <w:sz w:val="17"/>
-                <w:vertAlign w:val="superscript"/>
-              </w:rPr>
-              <w:t xml:space="preserve">2</w:t>
+              <w:t xml:space="preserve">SD(reward_oneback), σ</w:t>
             </w:r>
             <w:r>
               <w:rPr>
@@ -1452,13 +1450,7 @@
     </w:p>
     <w:p>
       <w:r>
-        <w:t xml:space="preserve">The random effects carry most of the story. Between-person variability was substantial in both the baseline tendency to stay (√σ</w:t>
-      </w:r>
-      <w:r>
-        <w:rPr>
-          <w:vertAlign w:val="superscript"/>
-        </w:rPr>
-        <w:t xml:space="preserve">2</w:t>
+        <w:t xml:space="preserve">The random effects carry most of the story. Between-person variability was substantial in both the baseline tendency to stay (σ</w:t>
       </w:r>
       <w:r>
         <w:rPr>
@@ -1467,13 +1459,7 @@
         <w:t xml:space="preserve">0</w:t>
       </w:r>
       <w:r>
-        <w:t xml:space="preserve"> = 1.25) and WSLS sensitivity (√σ</w:t>
-      </w:r>
-      <w:r>
-        <w:rPr>
-          <w:vertAlign w:val="superscript"/>
-        </w:rPr>
-        <w:t xml:space="preserve">2</w:t>
+        <w:t xml:space="preserve"> = 1.25) and WSLS sensitivity (σ</w:t>
       </w:r>
       <w:r>
         <w:rPr>
@@ -1568,7 +1554,25 @@
         <w:spacing w:after="80"/>
       </w:pPr>
       <w:r>
-        <w:t xml:space="preserve">Fitting the cross-level interaction directly at the trial level, across all 5,025 trials, gives a precise but null answer. The interaction runs in the direction the executive-control account predicts, but it is not statistically significant (χ²(2) = 3.09, p = .214), and WM capacity explains about 7% of the between-person variance in WSLS sensitivity (pseudo-R²). The honest reading is that automatic reward-driven staying under known non-contingency is close to universal across the capacity range sampled here, with at most a modest attenuation at the high end. That is itself informative: were this simply an executive-control failure, a large capacity advantage should have surfaced with ~144 trials per subject and a WSLS effect this size.</w:t>
+        <w:t xml:space="preserve">Fitting the cross-level interaction directly at the trial level, across all 5,025 trials, gives a precise but null answer. The interaction runs in the direction the executive-control account predicts, but it is not statistically significant (χ²(2) = 3.09, p = .214), and WM capacity explains about 7% of the between-person variance in WSLS sensitivity (</w:t>
+      </w:r>
+      <w:r>
+        <w:t xml:space="preserve">R</w:t>
+      </w:r>
+      <w:r>
+        <w:rPr>
+          <w:vertAlign w:val="superscript"/>
+        </w:rPr>
+        <w:t xml:space="preserve">2</w:t>
+      </w:r>
+      <w:r>
+        <w:rPr>
+          <w:vertAlign w:val="subscript"/>
+        </w:rPr>
+        <w:t xml:space="preserve">pseudo</w:t>
+      </w:r>
+      <w:r>
+        <w:t xml:space="preserve">). The honest reading is that automatic reward-driven staying under known non-contingency is close to universal across the capacity range sampled here, with at most a modest attenuation at the high end. That is itself informative: were this simply an executive-control failure, a large capacity advantage should have surfaced with ~144 trials per subject and a WSLS effect this size.</w:t>
       </w:r>
     </w:p>
     <w:p>

--- a/writeup/Kagan_Hierarchical_Models_Final_Assignment.docx
+++ b/writeup/Kagan_Hierarchical_Models_Final_Assignment.docx
@@ -40,7 +40,7 @@
     </w:p>
     <w:p>
       <w:r>
-        <w:t xml:space="preserve">Human value assignment can be automatic: a choice followed by reward becomes more likely to be repeated, regardless of the relation between the action and the outcome. In a three-armed bandit task in which every arm has the same winning odds, subjects still showed a robust win-stay lose-shift (WSLS) behavior, repeating a choice more often after reward, although the explicitly instructed that the environment is uncontrollable by design. What limits this automatic credit assignment? One candidate is executive control: inhibiting an automatically triggered learning signal demands cognitive resources, we hence hypothesize that subjects with more working-memory (WM) capacity should show a weaker WSLS effect. Here we test this directly at the trial level: does the WSLS effect depend on WM capacity? More specifically, would a model describe data better when integrating a cross-level interaction WM factor?</w:t>
+        <w:t xml:space="preserve">Human value assignment can be automatic: a choice followed by reward becomes more likely to be repeated, regardless of the relation between the action and the outcome. In a three-armed bandit task in which every arm has the same winning odds, subjects still showed a robust win-stay lose-shift (WSLS) behavior, repeating a choice more often after reward, although they were explicitly instructed that the environment is uncontrollable by design. What limits this automatic credit assignment? One candidate is executive control: inhibiting an automatically triggered learning signal demands cognitive resources, we hence hypothesize that subjects with more working-memory (WM) capacity should show a weaker WSLS effect. Here we test this directly at the trial level: does the WSLS effect depend on WM capacity? More specifically, would a model describe data better when integrating a cross-level interaction WM factor?</w:t>
       </w:r>
     </w:p>
     <w:p>
@@ -68,7 +68,7 @@
     </w:p>
     <w:p>
       <w:r>
-        <w:t xml:space="preserve">Data comes from a pilot of an explicitly uncontrollable three-armed bandit task, run on the Prolific platform (N = 35). 135–144 usable trials each after dropping the first trial of each of the six blocks and any trial whose own or preceding response was invalid or timed out. We would like to ask whether we can predict the WSLS effect better when integrating WM capacity. This is a two-level design: trials (Level 1) nested within subjects (Level 2). To build models we have the following variables: reward_oneback - Level 1, 0/1, the previous trial's outcome, the predictor; stay - Level 1, 0/1, whether the same arm was chosen again, the dependent variable; K - Level 2, WM capacity estimated by Cowan's (2001) formula from a change-detection task, constant across the session (M = 1.84, SD = 1.17, range −0.49 to 3.89) and grand-mean centred (K_c). Because reward_oneback varies within a subject and K is a between-person constant, we need to model reward_oneback × K_c as a cross-level interaction. Additionally we cannot test the interaction model with repeated-measures ANOVA, as K is continuous and a median split would degrade it, the dependent variable is binary at the trial level, and trial counts are unbalanced.</w:t>
+        <w:t xml:space="preserve">Data come from a pilot of an explicitly uncontrollable three-armed bandit task, run on the Prolific platform (N = 35). Subjects contributed 135–144 usable trials each, after dropping the first trial of each of the six blocks and any trial whose own or preceding response was invalid or timed out. We would like to ask whether we can predict the WSLS effect better when integrating WM capacity. This is a two-level design: trials (Level 1) nested within subjects (Level 2). To build models we have the following variables: reward_oneback - Level 1, 0/1, the previous trial's outcome, the predictor; stay - Level 1, 0/1, whether the same arm was chosen again, the dependent variable; K - Level 2, WM capacity estimated by Cowan's (2001) formula from a change-detection task, constant across the session (M = 1.84, SD = 1.17, range −0.49 to 3.89) and grand-mean centred (K_c). Because reward_oneback varies within a subject and K is a between-person constant, we need to model reward_oneback × K_c as a cross-level interaction. Additionally we cannot test the interaction model with repeated-measures ANOVA, as K is continuous and a median split would degrade it, the dependent variable is binary at the trial level (Jaeger, 2008), and trial counts are unbalanced.</w:t>
       </w:r>
     </w:p>
     <w:p>
@@ -510,7 +510,7 @@
         <w:rPr>
           <w:iCs/>
         </w:rPr>
-        <w:t xml:space="preserve"> may covary. A measured Level 1 predictor normally has to be split into within- and between-person components, but reward_oneback was delivered at a fixed, choice-independent probability: an empty random-intercept model of reward_oneback itself is degenerate (a boundary/singular fit, with no detectable between-person variance) — there is nothing to separate, and its 0 point is already meaningful, so it enters uncentred. Models 1 and 2 were fitted by maximum likelihood with the maximal random-effects structure (random intercept and slope for reward_oneback, allowed to correlate). Both converged cleanly (not singular, gradient &lt; 2e-5), so no further measures (e.g. a different optimizer, or dropping the random intercept-slope correlation) were necessary.</w:t>
+        <w:t xml:space="preserve"> may covary. A measured Level 1 predictor normally has to be split into within- and between-person components (Hoffman, 2015), but reward_oneback was delivered at a fixed, choice-independent probability: an empty random-intercept model of reward_oneback itself is degenerate (a boundary/singular fit, with no detectable between-person variance) — there is nothing to separate, and its 0 point is already meaningful, so it enters uncentred. Models 1 and 2 were fitted by maximum likelihood with the maximal random-effects structure (random intercept and slope for reward_oneback, allowed to correlate; Barr et al., 2013). Both converged cleanly (not singular, gradient &lt; 2e-5), so no further measures (e.g. a different optimizer, or dropping the random intercept-slope correlation) were necessary.</w:t>
       </w:r>
     </w:p>
     <w:p>
@@ -1577,7 +1577,7 @@
     </w:p>
     <w:p>
       <w:r>
-        <w:t xml:space="preserve">Three limitations bound that conclusion, and each suggests a next step. N = 35 is modest — power for a cross-level interaction comes from the number of Level 2 units, not from trial count — so a confirmatory sample should be powered on the Level 2 slope. K is a single change-detection estimate and one subject scored below chance; a noisy moderator attenuates the very interaction being tested, which argues for a composite measure or one that models measurement error in K directly. And staying drifts across blocks within a session, so a growth or autoregressive specification at the block level would test whether capacity buys resistance that accrues with experience. A manipulation of concurrent load would turn this individual-difference question into a causal one, which is where an executive-control account ultimately has to be tested.</w:t>
+        <w:t xml:space="preserve">Three limitations bound that conclusion, and each suggests a next step. N = 35 is modest — power for a cross-level interaction comes from the number of Level 2 units, not from trial count — so a confirmatory sample should be powered on the Level 2 slope. K is a single change-detection estimate and two subjects scored below chance; a noisy moderator attenuates the very interaction being tested, which argues for a composite measure or one that models measurement error in K directly. And a growth or autoregressive specification at the block level would test whether staying drifts within a session, and whether capacity buys resistance that accrues with experience. A manipulation of concurrent load would turn this individual-difference question into a causal one, which is where an executive-control account ultimately has to be tested.</w:t>
       </w:r>
     </w:p>
     <w:p>

--- a/writeup/Kagan_Hierarchical_Models_Final_Assignment.docx
+++ b/writeup/Kagan_Hierarchical_Models_Final_Assignment.docx
@@ -40,7 +40,7 @@
     </w:p>
     <w:p>
       <w:r>
-        <w:t xml:space="preserve">Human value assignment can be automatic: a choice followed by reward becomes more likely to be repeated, regardless of the relation between the action and the outcome. In a three-armed bandit task in which every arm has the same winning odds, subjects still showed a robust win-stay lose-shift (WSLS) behavior, repeating a choice more often after reward, although they were explicitly instructed that the environment is uncontrollable by design. What limits this automatic credit assignment? One candidate is executive control: inhibiting an automatically triggered learning signal demands cognitive resources, we hence hypothesize that subjects with more working-memory (WM) capacity should show a weaker WSLS effect. Here we test this directly at the trial level: does the WSLS effect depend on WM capacity? More specifically, would a model describe data better when integrating a cross-level interaction WM factor?</w:t>
+        <w:t xml:space="preserve">Human value assignment can be automatic: a choice followed by reward becomes more likely to be repeated, regardless of the relation between the action and the outcome. In a three-armed bandit task in which every arm has the same winning odds, subjects still showed a robust win-stay lose-shift (WSLS) behavior, repeating a choice more often after reward, although they were explicitly instructed that the environment is uncontrollable by design. What limits this automatic credit assignment? One candidate is executive control: inhibiting an automatically triggered learning signal demands cognitive resources; we hence hypothesize that subjects with more working-memory (WM) capacity should show a weaker WSLS effect. Here we test this directly at the trial level: does the WSLS effect depend on WM capacity? More specifically, would a model describe data better when integrating a cross-level interaction WM factor?</w:t>
       </w:r>
     </w:p>
     <w:p>
@@ -68,7 +68,7 @@
     </w:p>
     <w:p>
       <w:r>
-        <w:t xml:space="preserve">Data come from a pilot of an explicitly uncontrollable three-armed bandit task, run on the Prolific platform (N = 35). Subjects contributed 135–144 usable trials each, after dropping the first trial of each of the six blocks and any trial whose own or preceding response was invalid or timed out. We would like to ask whether we can predict the WSLS effect better when integrating WM capacity. This is a two-level design: trials (Level 1) nested within subjects (Level 2). To build models we have the following variables: reward_oneback - Level 1, 0/1, the previous trial's outcome, the predictor; stay - Level 1, 0/1, whether the same arm was chosen again, the dependent variable; K - Level 2, WM capacity estimated by Cowan's (2001) formula from a change-detection task, constant across the session (M = 1.84, SD = 1.17, range −0.49 to 3.89) and grand-mean centred (K_c). Because reward_oneback varies within a subject and K is a between-person constant, we need to model reward_oneback × K_c as a cross-level interaction. Additionally we cannot test the interaction model with repeated-measures ANOVA, as K is continuous and a median split would degrade it, the dependent variable is binary at the trial level (Jaeger, 2008), and trial counts are unbalanced.</w:t>
+        <w:t xml:space="preserve">Data come from a pilot of an explicitly uncontrollable three-armed bandit task, run on the Prolific platform (N = 35). Subjects contributed 135–144 usable trials each, after dropping the first trial of each of the six blocks and any trial whose own or preceding response was invalid or timed out. We would like to ask whether we can predict the WSLS effect better when integrating WM capacity. This is a two-level design: trials (Level 1) nested within subjects (Level 2). To build models we have the following variables: reward_oneback - Level 1, 0/1, the previous trial's outcome, the predictor; stay - Level 1, 0/1, whether the same arm was chosen again, the dependent variable; K - Level 2, WM capacity estimated by Cowan's (2001) formula from a change-detection task, constant across the session (M = 1.84, SD = 1.17, range −0.49 to 3.89) and grand-mean centred (K_c). Because reward_oneback varies within a subject and K is a between-person constant, we need to model reward_oneback × K_c as a cross-level interaction. Additionally, we cannot test the interaction model with repeated-measures ANOVA, as K is continuous and a median split would degrade it, the dependent variable is binary at the trial level (Jaeger, 2008), and trial counts are unbalanced.</w:t>
       </w:r>
     </w:p>
     <w:p>

--- a/writeup/Kagan_Hierarchical_Models_Final_Assignment.docx
+++ b/writeup/Kagan_Hierarchical_Models_Final_Assignment.docx
@@ -484,7 +484,7 @@
         <w:rPr>
           <w:iCs/>
         </w:rPr>
-        <w:t xml:space="preserve">As in all generalized linear mixed models, there is no separate Level 1 residual term: Level 1 variance is fixed by the distribution at π²/3 rather than estimated. Reward_oneback is a Level 1 predictor, so it takes a random slope, and U</w:t>
+        <w:t xml:space="preserve">Reward_oneback is a Level 1 predictor, so it takes a random slope, and U</w:t>
       </w:r>
       <w:r>
         <w:rPr>

--- a/writeup/Kagan_Hierarchical_Models_Final_Assignment.docx
+++ b/writeup/Kagan_Hierarchical_Models_Final_Assignment.docx
@@ -40,7 +40,7 @@
     </w:p>
     <w:p>
       <w:r>
-        <w:t xml:space="preserve">Human value assignment can be automatic: a choice followed by reward becomes more likely to be repeated, regardless of the relation between the action and the outcome. In a three-armed bandit task in which every arm has the same winning odds, subjects still showed a robust win-stay lose-shift (WSLS) behavior, repeating a choice more often after reward, although they were explicitly instructed that the environment is uncontrollable by design. What limits this automatic credit assignment? One candidate is executive control: inhibiting an automatically triggered learning signal demands cognitive resources; we hence hypothesize that subjects with more working-memory (WM) capacity should show a weaker WSLS effect. Here we test this directly at the trial level: does the WSLS effect depend on WM capacity? More specifically, would a model describe data better when integrating a cross-level interaction WM factor?</w:t>
+        <w:t>Human value assignment can be automatic: a choice followed by reward becomes more likely to be repeated, regardless of the relation between the action and the outcome. In a three-armed bandit task in which every arm has the same winning odds, subjects still showed a robust win-stay lose-shift (WSLS) behavior, repeating a choice more often after reward, although they were explicitly instructed that the environment is uncontrollable by design. What limits this automatic credit assignment? One candidate is executive control: inhibiting an automatically triggered learning signal demands cognitive resources; we hence hypothesize that subjects with more working-memory (WM) capacity should show a weaker WSLS effect. Here we test this directly at the trial level: does the WSLS effect depend on WM capacity? More specifically, would a model describe data better when integrating a cross-level interaction WM factor?</w:t>
       </w:r>
     </w:p>
     <w:p>
@@ -58,9 +58,15 @@
     <w:p>
       <w:pPr>
         <w:spacing w:before="100"/>
+        <w:rPr>
+          <w:b/>
+          <w:bCs/>
+        </w:rPr>
       </w:pPr>
       <w:r>
         <w:rPr>
+          <w:b/>
+          <w:bCs/>
           <w:i/>
         </w:rPr>
         <w:t>Data structure and variable description</w:t>
@@ -68,24 +74,16 @@
     </w:p>
     <w:p>
       <w:r>
-        <w:t xml:space="preserve">Data come from a pilot of an explicitly uncontrollable three-armed bandit task, run on the Prolific platform (N = 35). Subjects contributed 135–144 usable trials each, after dropping the first trial of each of the six blocks and any trial whose own or preceding response was invalid or timed out. We would like to ask whether we can predict the WSLS effect better when integrating WM capacity. This is a two-level design: trials (Level 1) nested within subjects (Level 2). To build models we have the following variables: reward_oneback - Level 1, 0/1, the previous trial's outcome, the predictor; stay - Level 1, 0/1, whether the same arm was chosen again, the dependent variable; K - Level 2, WM capacity estimated by Cowan's (2001) formula from a change-detection task, constant across the session (M = 1.84, SD = 1.17, range −0.49 to 3.89) and grand-mean centred (K_c). Because reward_oneback varies within a subject and K is a between-person constant, we need to model reward_oneback × K_c as a cross-level interaction. Additionally, we cannot test the interaction model with repeated-measures ANOVA, as K is continuous and a median split would degrade it, the dependent variable is binary at the trial level (Jaeger, 2008), and trial counts are unbalanced.</w:t>
-      </w:r>
-    </w:p>
-    <w:p>
-      <w:pPr>
-        <w:spacing w:before="100"/>
-        <w:rPr>
-          <w:i/>
-        </w:rPr>
-      </w:pPr>
-    </w:p>
-    <w:p>
-      <w:pPr>
-        <w:spacing w:before="100"/>
-        <w:rPr>
-          <w:i/>
-        </w:rPr>
-      </w:pPr>
+        <w:t xml:space="preserve">Data </w:t>
+      </w:r>
+      <w:proofErr w:type="gramStart"/>
+      <w:r>
+        <w:t>come</w:t>
+      </w:r>
+      <w:proofErr w:type="gramEnd"/>
+      <w:r>
+        <w:t xml:space="preserve"> from a pilot of an explicitly uncontrollable three-armed bandit task, run on the Prolific platform (N = 35). Subjects contributed 135–144 usable trials each, after dropping the first trial of each of the six blocks and any trial whose own or preceding response was invalid or timed out. We would like to ask whether we can predict the WSLS effect better when integrating WM capacity. This is a two-level design: trials (Level 1) nested within subjects (Level 2). To build models we have the following variables: reward_oneback - Level 1, 0/1, the previous trial's outcome, the predictor; stay - Level 1, 0/1, whether the same arm was chosen again, the dependent variable; K - Level 2, WM capacity estimated by Cowan's (2001) formula from a change-detection task, constant across the session (M = 1.84, SD = 1.17, range −0.49 to 3.89) and grand-mean centred (K_c). Because reward_oneback varies within a subject and K is a between-person constant, we need to model reward_oneback × K_c as a cross-level interaction. Additionally, we cannot test the interaction model with repeated-measures ANOVA, as K is continuous and a median split would degrade it, the dependent variable is binary at the trial level, and trial counts are unbalanced.</w:t>
+      </w:r>
     </w:p>
     <w:p>
       <w:pPr>
@@ -96,21 +94,28 @@
       </w:pPr>
       <w:r>
         <w:rPr>
+          <w:b/>
+          <w:bCs/>
           <w:i/>
         </w:rPr>
-        <w:lastRenderedPageBreak/>
-        <w:t>Model specification (for all models, i is trial, j is subject)</w:t>
+        <w:t>Model specification</w:t>
+      </w:r>
+      <w:r>
+        <w:rPr>
+          <w:i/>
+        </w:rPr>
+        <w:t xml:space="preserve"> (for all models, i is trial, j is subject)</w:t>
       </w:r>
     </w:p>
     <w:p>
       <w:r>
-        <w:t xml:space="preserve">Model 0 (unconditional). Level 1: stay</w:t>
+        <w:t>Model 0 (unconditional). Level 1: stay</w:t>
       </w:r>
       <w:r>
         <w:rPr>
           <w:vertAlign w:val="subscript"/>
         </w:rPr>
-        <w:t xml:space="preserve">ij</w:t>
+        <w:t>ij</w:t>
       </w:r>
       <w:r>
         <w:t xml:space="preserve"> ~ Bernoulli(p</w:t>
@@ -119,34 +124,34 @@
         <w:rPr>
           <w:vertAlign w:val="subscript"/>
         </w:rPr>
-        <w:t xml:space="preserve">ij</w:t>
-      </w:r>
-      <w:r>
-        <w:t xml:space="preserve">), logit(p</w:t>
+        <w:t>ij</w:t>
+      </w:r>
+      <w:r>
+        <w:t>), logit(p</w:t>
       </w:r>
       <w:r>
         <w:rPr>
           <w:vertAlign w:val="subscript"/>
         </w:rPr>
-        <w:t xml:space="preserve">ij</w:t>
-      </w:r>
-      <w:r>
-        <w:t xml:space="preserve">) = b</w:t>
+        <w:t>ij</w:t>
+      </w:r>
+      <w:r>
+        <w:t>) = b</w:t>
       </w:r>
       <w:r>
         <w:rPr>
           <w:vertAlign w:val="subscript"/>
         </w:rPr>
-        <w:t xml:space="preserve">0j</w:t>
-      </w:r>
-      <w:r>
-        <w:t xml:space="preserve">. Level 2: b</w:t>
+        <w:t>0j</w:t>
+      </w:r>
+      <w:r>
+        <w:t>. Level 2: b</w:t>
       </w:r>
       <w:r>
         <w:rPr>
           <w:vertAlign w:val="subscript"/>
         </w:rPr>
-        <w:t xml:space="preserve">0j</w:t>
+        <w:t>0j</w:t>
       </w:r>
       <w:r>
         <w:t xml:space="preserve"> = γ</w:t>
@@ -155,7 +160,7 @@
         <w:rPr>
           <w:vertAlign w:val="subscript"/>
         </w:rPr>
-        <w:t xml:space="preserve">00</w:t>
+        <w:t>00</w:t>
       </w:r>
       <w:r>
         <w:t xml:space="preserve"> + U</w:t>
@@ -164,23 +169,26 @@
         <w:rPr>
           <w:vertAlign w:val="subscript"/>
         </w:rPr>
-        <w:t xml:space="preserve">0j</w:t>
-      </w:r>
-      <w:r>
-        <w:t xml:space="preserve">.</w:t>
+        <w:t>0j</w:t>
+      </w:r>
+      <w:r>
+        <w:t>.</w:t>
+      </w:r>
+      <w:r>
         <w:br/>
-        <w:t xml:space="preserve">Wilkinson: stay ~ 1 + (1 | subject).</w:t>
+        <w:t>Wilkinson: stay ~ 1 + (1 | subject).</w:t>
       </w:r>
     </w:p>
     <w:p>
       <w:r>
-        <w:t xml:space="preserve">Model 1 (reward_oneback). L1: stay</w:t>
+        <w:lastRenderedPageBreak/>
+        <w:t>Model 1 (reward_oneback). L1: stay</w:t>
       </w:r>
       <w:r>
         <w:rPr>
           <w:vertAlign w:val="subscript"/>
         </w:rPr>
-        <w:t xml:space="preserve">ij</w:t>
+        <w:t>ij</w:t>
       </w:r>
       <w:r>
         <w:t xml:space="preserve"> ~ Bernoulli(p</w:t>
@@ -189,25 +197,25 @@
         <w:rPr>
           <w:vertAlign w:val="subscript"/>
         </w:rPr>
-        <w:t xml:space="preserve">ij</w:t>
-      </w:r>
-      <w:r>
-        <w:t xml:space="preserve">), logit(p</w:t>
+        <w:t>ij</w:t>
+      </w:r>
+      <w:r>
+        <w:t>), logit(p</w:t>
       </w:r>
       <w:r>
         <w:rPr>
           <w:vertAlign w:val="subscript"/>
         </w:rPr>
-        <w:t xml:space="preserve">ij</w:t>
-      </w:r>
-      <w:r>
-        <w:t xml:space="preserve">) = b</w:t>
+        <w:t>ij</w:t>
+      </w:r>
+      <w:r>
+        <w:t>) = b</w:t>
       </w:r>
       <w:r>
         <w:rPr>
           <w:vertAlign w:val="subscript"/>
         </w:rPr>
-        <w:t xml:space="preserve">0j</w:t>
+        <w:t>0j</w:t>
       </w:r>
       <w:r>
         <w:t xml:space="preserve"> + b</w:t>
@@ -216,25 +224,25 @@
         <w:rPr>
           <w:vertAlign w:val="subscript"/>
         </w:rPr>
-        <w:t xml:space="preserve">1j</w:t>
-      </w:r>
-      <w:r>
-        <w:t xml:space="preserve">·reward_oneback</w:t>
+        <w:t>1j</w:t>
+      </w:r>
+      <w:r>
+        <w:t>·reward_oneback</w:t>
       </w:r>
       <w:r>
         <w:rPr>
           <w:vertAlign w:val="subscript"/>
         </w:rPr>
-        <w:t xml:space="preserve">ij</w:t>
-      </w:r>
-      <w:r>
-        <w:t xml:space="preserve">. L2: b</w:t>
+        <w:t>ij</w:t>
+      </w:r>
+      <w:r>
+        <w:t>. L2: b</w:t>
       </w:r>
       <w:r>
         <w:rPr>
           <w:vertAlign w:val="subscript"/>
         </w:rPr>
-        <w:t xml:space="preserve">0j</w:t>
+        <w:t>0j</w:t>
       </w:r>
       <w:r>
         <w:t xml:space="preserve"> = γ</w:t>
@@ -243,7 +251,7 @@
         <w:rPr>
           <w:vertAlign w:val="subscript"/>
         </w:rPr>
-        <w:t xml:space="preserve">00</w:t>
+        <w:t>00</w:t>
       </w:r>
       <w:r>
         <w:t xml:space="preserve"> + U</w:t>
@@ -252,16 +260,16 @@
         <w:rPr>
           <w:vertAlign w:val="subscript"/>
         </w:rPr>
-        <w:t xml:space="preserve">0j</w:t>
-      </w:r>
-      <w:r>
-        <w:t xml:space="preserve">, b</w:t>
+        <w:t>0j</w:t>
+      </w:r>
+      <w:r>
+        <w:t>, b</w:t>
       </w:r>
       <w:r>
         <w:rPr>
           <w:vertAlign w:val="subscript"/>
         </w:rPr>
-        <w:t xml:space="preserve">1j</w:t>
+        <w:t>1j</w:t>
       </w:r>
       <w:r>
         <w:t xml:space="preserve"> = γ</w:t>
@@ -270,7 +278,7 @@
         <w:rPr>
           <w:vertAlign w:val="subscript"/>
         </w:rPr>
-        <w:t xml:space="preserve">10</w:t>
+        <w:t>10</w:t>
       </w:r>
       <w:r>
         <w:t xml:space="preserve"> + U</w:t>
@@ -279,23 +287,25 @@
         <w:rPr>
           <w:vertAlign w:val="subscript"/>
         </w:rPr>
-        <w:t xml:space="preserve">1j</w:t>
-      </w:r>
-      <w:r>
-        <w:t xml:space="preserve">.</w:t>
+        <w:t>1j</w:t>
+      </w:r>
+      <w:r>
+        <w:t>.</w:t>
+      </w:r>
+      <w:r>
         <w:br/>
-        <w:t xml:space="preserve">Wilkinson: stay ~ reward_oneback + (reward_oneback | subject).</w:t>
+        <w:t>Wilkinson: stay ~ reward_oneback + (reward_oneback | subject).</w:t>
       </w:r>
     </w:p>
     <w:p>
       <w:r>
-        <w:t xml:space="preserve">Model 2 (reward_oneback × K_c). L1 same as model 1. L2 adds the interaction: b</w:t>
+        <w:t>Model 2 (reward_oneback × K_c). L1 same as model 1. L2 adds the interaction: b</w:t>
       </w:r>
       <w:r>
         <w:rPr>
           <w:vertAlign w:val="subscript"/>
         </w:rPr>
-        <w:t xml:space="preserve">0j</w:t>
+        <w:t>0j</w:t>
       </w:r>
       <w:r>
         <w:t xml:space="preserve"> = γ</w:t>
@@ -304,7 +314,7 @@
         <w:rPr>
           <w:vertAlign w:val="subscript"/>
         </w:rPr>
-        <w:t xml:space="preserve">00</w:t>
+        <w:t>00</w:t>
       </w:r>
       <w:r>
         <w:t xml:space="preserve"> + γ</w:t>
@@ -313,16 +323,16 @@
         <w:rPr>
           <w:vertAlign w:val="subscript"/>
         </w:rPr>
-        <w:t xml:space="preserve">01</w:t>
-      </w:r>
-      <w:r>
-        <w:t xml:space="preserve">·K_c</w:t>
+        <w:t>01</w:t>
+      </w:r>
+      <w:r>
+        <w:t>·K_c</w:t>
       </w:r>
       <w:r>
         <w:rPr>
           <w:vertAlign w:val="subscript"/>
         </w:rPr>
-        <w:t xml:space="preserve">j</w:t>
+        <w:t>j</w:t>
       </w:r>
       <w:r>
         <w:t xml:space="preserve"> + U</w:t>
@@ -331,16 +341,16 @@
         <w:rPr>
           <w:vertAlign w:val="subscript"/>
         </w:rPr>
-        <w:t xml:space="preserve">0j</w:t>
-      </w:r>
-      <w:r>
-        <w:t xml:space="preserve">, b</w:t>
+        <w:t>0j</w:t>
+      </w:r>
+      <w:r>
+        <w:t>, b</w:t>
       </w:r>
       <w:r>
         <w:rPr>
           <w:vertAlign w:val="subscript"/>
         </w:rPr>
-        <w:t xml:space="preserve">1j</w:t>
+        <w:t>1j</w:t>
       </w:r>
       <w:r>
         <w:t xml:space="preserve"> = γ</w:t>
@@ -349,7 +359,7 @@
         <w:rPr>
           <w:vertAlign w:val="subscript"/>
         </w:rPr>
-        <w:t xml:space="preserve">10</w:t>
+        <w:t>10</w:t>
       </w:r>
       <w:r>
         <w:t xml:space="preserve"> + γ</w:t>
@@ -358,16 +368,16 @@
         <w:rPr>
           <w:vertAlign w:val="subscript"/>
         </w:rPr>
-        <w:t xml:space="preserve">11</w:t>
-      </w:r>
-      <w:r>
-        <w:t xml:space="preserve">·K_c</w:t>
+        <w:t>11</w:t>
+      </w:r>
+      <w:r>
+        <w:t>·K_c</w:t>
       </w:r>
       <w:r>
         <w:rPr>
           <w:vertAlign w:val="subscript"/>
         </w:rPr>
-        <w:t xml:space="preserve">j</w:t>
+        <w:t>j</w:t>
       </w:r>
       <w:r>
         <w:t xml:space="preserve"> + U</w:t>
@@ -376,25 +386,25 @@
         <w:rPr>
           <w:vertAlign w:val="subscript"/>
         </w:rPr>
-        <w:t xml:space="preserve">1j</w:t>
-      </w:r>
-      <w:r>
-        <w:t xml:space="preserve">, so that logit(p</w:t>
+        <w:t>1j</w:t>
+      </w:r>
+      <w:r>
+        <w:t>, so that logit(p</w:t>
       </w:r>
       <w:r>
         <w:rPr>
           <w:vertAlign w:val="subscript"/>
         </w:rPr>
-        <w:t xml:space="preserve">ij</w:t>
-      </w:r>
-      <w:r>
-        <w:t xml:space="preserve">) = (γ</w:t>
+        <w:t>ij</w:t>
+      </w:r>
+      <w:r>
+        <w:t>) = (γ</w:t>
       </w:r>
       <w:r>
         <w:rPr>
           <w:vertAlign w:val="subscript"/>
         </w:rPr>
-        <w:t xml:space="preserve">00</w:t>
+        <w:t>00</w:t>
       </w:r>
       <w:r>
         <w:t xml:space="preserve"> + γ</w:t>
@@ -403,16 +413,16 @@
         <w:rPr>
           <w:vertAlign w:val="subscript"/>
         </w:rPr>
-        <w:t xml:space="preserve">01</w:t>
-      </w:r>
-      <w:r>
-        <w:t xml:space="preserve">·K_c</w:t>
+        <w:t>01</w:t>
+      </w:r>
+      <w:r>
+        <w:t>·K_c</w:t>
       </w:r>
       <w:r>
         <w:rPr>
           <w:vertAlign w:val="subscript"/>
         </w:rPr>
-        <w:t xml:space="preserve">j</w:t>
+        <w:t>j</w:t>
       </w:r>
       <w:r>
         <w:t xml:space="preserve"> + U</w:t>
@@ -421,16 +431,16 @@
         <w:rPr>
           <w:vertAlign w:val="subscript"/>
         </w:rPr>
-        <w:t xml:space="preserve">0j</w:t>
-      </w:r>
-      <w:r>
-        <w:t xml:space="preserve">) + (γ</w:t>
+        <w:t>0j</w:t>
+      </w:r>
+      <w:r>
+        <w:t>) + (γ</w:t>
       </w:r>
       <w:r>
         <w:rPr>
           <w:vertAlign w:val="subscript"/>
         </w:rPr>
-        <w:t xml:space="preserve">10</w:t>
+        <w:t>10</w:t>
       </w:r>
       <w:r>
         <w:t xml:space="preserve"> + γ</w:t>
@@ -439,16 +449,16 @@
         <w:rPr>
           <w:vertAlign w:val="subscript"/>
         </w:rPr>
-        <w:t xml:space="preserve">11</w:t>
-      </w:r>
-      <w:r>
-        <w:t xml:space="preserve">·K_c</w:t>
+        <w:t>11</w:t>
+      </w:r>
+      <w:r>
+        <w:t>·K_c</w:t>
       </w:r>
       <w:r>
         <w:rPr>
           <w:vertAlign w:val="subscript"/>
         </w:rPr>
-        <w:t xml:space="preserve">j</w:t>
+        <w:t>j</w:t>
       </w:r>
       <w:r>
         <w:t xml:space="preserve"> + U</w:t>
@@ -457,21 +467,23 @@
         <w:rPr>
           <w:vertAlign w:val="subscript"/>
         </w:rPr>
-        <w:t xml:space="preserve">1j</w:t>
-      </w:r>
-      <w:r>
-        <w:t xml:space="preserve">)·reward_oneback</w:t>
+        <w:t>1j</w:t>
+      </w:r>
+      <w:r>
+        <w:t>)·reward_oneback</w:t>
       </w:r>
       <w:r>
         <w:rPr>
           <w:vertAlign w:val="subscript"/>
         </w:rPr>
-        <w:t xml:space="preserve">ij</w:t>
-      </w:r>
-      <w:r>
-        <w:t xml:space="preserve">.</w:t>
+        <w:t>ij</w:t>
+      </w:r>
+      <w:r>
+        <w:t>.</w:t>
+      </w:r>
+      <w:r>
         <w:br/>
-        <w:t xml:space="preserve">Wilkinson: stay ~ reward_oneback * K_c + (reward_oneback | subject).</w:t>
+        <w:t>Wilkinson: stay ~ reward_oneback * K_c + (reward_oneback | subject).</w:t>
       </w:r>
     </w:p>
     <w:p>
@@ -484,14 +496,14 @@
         <w:rPr>
           <w:iCs/>
         </w:rPr>
-        <w:t xml:space="preserve">Reward_oneback is a Level 1 predictor, so it takes a random slope, and U</w:t>
+        <w:t>Reward_oneback is a Level 1 predictor, so it takes a random slope, and U</w:t>
       </w:r>
       <w:r>
         <w:rPr>
           <w:iCs/>
           <w:vertAlign w:val="subscript"/>
         </w:rPr>
-        <w:t xml:space="preserve">0j</w:t>
+        <w:t>0j</w:t>
       </w:r>
       <w:r>
         <w:rPr>
@@ -504,21 +516,69 @@
           <w:iCs/>
           <w:vertAlign w:val="subscript"/>
         </w:rPr>
-        <w:t xml:space="preserve">1j</w:t>
+        <w:t>1j</w:t>
       </w:r>
       <w:r>
         <w:rPr>
           <w:iCs/>
         </w:rPr>
-        <w:t xml:space="preserve"> may covary. A measured Level 1 predictor normally has to be split into within- and between-person components (Hoffman, 2015), but reward_oneback was delivered at a fixed, choice-independent probability: an empty random-intercept model of reward_oneback itself is degenerate (a boundary/singular fit, with no detectable between-person variance) — there is nothing to separate, and its 0 point is already meaningful, so it enters uncentred. Models 1 and 2 were fitted by maximum likelihood with the maximal random-effects structure (random intercept and slope for reward_oneback, allowed to correlate; Barr et al., 2013). Both converged cleanly (not singular, gradient &lt; 2e-5), so no further measures (e.g. a different optimizer, or dropping the random intercept-slope correlation) were necessary.</w:t>
+        <w:t xml:space="preserve"> may covary. A measured Level 1 predictor normally </w:t>
+      </w:r>
+      <w:proofErr w:type="gramStart"/>
+      <w:r>
+        <w:rPr>
+          <w:iCs/>
+        </w:rPr>
+        <w:t>has to</w:t>
+      </w:r>
+      <w:proofErr w:type="gramEnd"/>
+      <w:r>
+        <w:rPr>
+          <w:iCs/>
+        </w:rPr>
+        <w:t xml:space="preserve"> be split into within- and between-person components, but </w:t>
+      </w:r>
+      <w:proofErr w:type="spellStart"/>
+      <w:r>
+        <w:rPr>
+          <w:iCs/>
+        </w:rPr>
+        <w:t>reward_oneback</w:t>
+      </w:r>
+      <w:proofErr w:type="spellEnd"/>
+      <w:r>
+        <w:rPr>
+          <w:iCs/>
+        </w:rPr>
+        <w:t xml:space="preserve"> was delivered at a fixed, choice-independent probability: an empty random-intercept model of reward_oneback itself is degenerate, and its 0 point is meaningful, so it enters uncentred. Models 1 and 2 were fitted by maximum likelihood with the maximal random-effects structure (random intercept and slope for </w:t>
+      </w:r>
+      <w:proofErr w:type="spellStart"/>
+      <w:r>
+        <w:rPr>
+          <w:iCs/>
+        </w:rPr>
+        <w:t>reward_oneback</w:t>
+      </w:r>
+      <w:proofErr w:type="spellEnd"/>
+      <w:r>
+        <w:rPr>
+          <w:iCs/>
+        </w:rPr>
+        <w:t>, allowed to correlate). Both converged cleanly (not singular, gradient &lt; 2e-5), so no further measures (e.g. a different optimizer, or dropping the random intercept-slope correlation) were necessary.</w:t>
       </w:r>
     </w:p>
     <w:p>
       <w:pPr>
         <w:spacing w:before="100"/>
+        <w:rPr>
+          <w:b/>
+          <w:bCs/>
+        </w:rPr>
       </w:pPr>
       <w:r>
         <w:rPr>
+          <w:b/>
+          <w:bCs/>
           <w:i/>
         </w:rPr>
         <w:t>Model comparison</w:t>
@@ -526,37 +586,48 @@
     </w:p>
     <w:p>
       <w:r>
-        <w:t xml:space="preserve">Model 2 was compared with Model 1 with a likelihood-ratio test (GLMMs are fitted by maximum likelihood, so no REML/ML refit is required): χ²(2) = 3.09, p = .214. The effect size that fits a cross-level interaction is the </w:t>
-      </w:r>
-      <w:r>
-        <w:t xml:space="preserve">R</w:t>
+        <w:t>Model 2 was compared with Model 1 with a likelihood-ratio test (GLMMs are fitted by maximum likelihood, so no REML/ML refit is required): χ</w:t>
+      </w:r>
+      <w:proofErr w:type="gramStart"/>
+      <w:r>
+        <w:t>²(</w:t>
+      </w:r>
+      <w:proofErr w:type="gramEnd"/>
+      <w:r>
+        <w:t>2) = 3.09, p = .214. The effect size that fits a cross-level interaction is the R</w:t>
       </w:r>
       <w:r>
         <w:rPr>
           <w:vertAlign w:val="superscript"/>
         </w:rPr>
-        <w:t xml:space="preserve">2</w:t>
+        <w:t>2</w:t>
       </w:r>
       <w:r>
         <w:rPr>
           <w:vertAlign w:val="subscript"/>
         </w:rPr>
-        <w:t xml:space="preserve">pseudo</w:t>
-      </w:r>
-      <w:r>
-        <w:t xml:space="preserve"> for the reduction in random-effect variance, comparing the variance components of the two nested models: adding K_c reduced σ</w:t>
+        <w:t>pseudo</w:t>
+      </w:r>
+      <w:r>
+        <w:t xml:space="preserve"> for the reduction in random-effect variance, comparing the variance components of the two nested models</w:t>
+      </w:r>
+      <w:r>
+        <w:t xml:space="preserve">. </w:t>
+      </w:r>
+      <w:r>
+        <w:t>adding K_c reduced σ</w:t>
       </w:r>
       <w:r>
         <w:rPr>
           <w:vertAlign w:val="superscript"/>
         </w:rPr>
-        <w:t xml:space="preserve">2</w:t>
+        <w:t>2</w:t>
       </w:r>
       <w:r>
         <w:rPr>
           <w:vertAlign w:val="subscript"/>
         </w:rPr>
-        <w:t xml:space="preserve">1</w:t>
+        <w:t>1</w:t>
       </w:r>
       <w:r>
         <w:t xml:space="preserve"> (the reward_oneback random-slope variance) by 7.3% and σ</w:t>
@@ -565,13 +636,13 @@
         <w:rPr>
           <w:vertAlign w:val="superscript"/>
         </w:rPr>
-        <w:t xml:space="preserve">2</w:t>
+        <w:t>2</w:t>
       </w:r>
       <w:r>
         <w:rPr>
           <w:vertAlign w:val="subscript"/>
         </w:rPr>
-        <w:t xml:space="preserve">0</w:t>
+        <w:t>0</w:t>
       </w:r>
       <w:r>
         <w:t xml:space="preserve"> (the intercept variance) by 7.4%.</w:t>
@@ -580,9 +651,15 @@
     <w:p>
       <w:pPr>
         <w:spacing w:before="100"/>
+        <w:rPr>
+          <w:b/>
+          <w:bCs/>
+        </w:rPr>
       </w:pPr>
       <w:r>
         <w:rPr>
+          <w:b/>
+          <w:bCs/>
           <w:i/>
         </w:rPr>
         <w:t>Results</w:t>
@@ -590,16 +667,20 @@
     </w:p>
     <w:p>
       <w:pPr>
-        <w:keepNext/>
+        <w:spacing w:before="100"/>
+        <w:rPr>
+          <w:b/>
+          <w:bCs/>
+        </w:rPr>
       </w:pPr>
       <w:r>
-        <w:t xml:space="preserve">In the unconditional model 0 (γ</w:t>
+        <w:t>In the unconditional model 0 (γ</w:t>
       </w:r>
       <w:r>
         <w:rPr>
           <w:vertAlign w:val="subscript"/>
         </w:rPr>
-        <w:t xml:space="preserve">00</w:t>
+        <w:t>00</w:t>
       </w:r>
       <w:r>
         <w:t xml:space="preserve"> = −0.59, 95% CI [−0.91, −0.28], z = −3.68, p &lt; .001, σ</w:t>
@@ -608,7 +689,7 @@
         <w:rPr>
           <w:vertAlign w:val="subscript"/>
         </w:rPr>
-        <w:t xml:space="preserve">0</w:t>
+        <w:t>0</w:t>
       </w:r>
       <w:r>
         <w:t xml:space="preserve"> = 0.94) the unconditional ICC was .210, meaning 21.0% of the variance in the log-odds of staying is between-person. Because this is a logistic (binomial) model, there is no separately estimated Level 1 residual variance; the ICC decomposition instead uses the distribution-implied Level 1 variance π²/3 fixed by the logit link.</w:t>
@@ -641,6 +722,7 @@
                 <w:b/>
                 <w:sz w:val="17"/>
               </w:rPr>
+              <w:lastRenderedPageBreak/>
               <w:t>Parameter</w:t>
             </w:r>
           </w:p>
@@ -773,20 +855,20 @@
               <w:rPr>
                 <w:sz w:val="17"/>
               </w:rPr>
-              <w:t xml:space="preserve">Intercept (γ</w:t>
+              <w:t>Intercept (γ</w:t>
             </w:r>
             <w:r>
               <w:rPr>
                 <w:sz w:val="17"/>
                 <w:vertAlign w:val="subscript"/>
               </w:rPr>
-              <w:t xml:space="preserve">00</w:t>
+              <w:t>00</w:t>
             </w:r>
             <w:r>
               <w:rPr>
                 <w:sz w:val="17"/>
               </w:rPr>
-              <w:t xml:space="preserve">)</w:t>
+              <w:t>)</w:t>
             </w:r>
           </w:p>
         </w:tc>
@@ -859,20 +941,20 @@
               <w:rPr>
                 <w:sz w:val="17"/>
               </w:rPr>
-              <w:t xml:space="preserve">reward_oneback (γ</w:t>
+              <w:t>reward_oneback (γ</w:t>
             </w:r>
             <w:r>
               <w:rPr>
                 <w:sz w:val="17"/>
                 <w:vertAlign w:val="subscript"/>
               </w:rPr>
-              <w:t xml:space="preserve">10</w:t>
+              <w:t>10</w:t>
             </w:r>
             <w:r>
               <w:rPr>
                 <w:sz w:val="17"/>
               </w:rPr>
-              <w:t xml:space="preserve">)</w:t>
+              <w:t>)</w:t>
             </w:r>
           </w:p>
         </w:tc>
@@ -945,20 +1027,20 @@
               <w:rPr>
                 <w:sz w:val="17"/>
               </w:rPr>
-              <w:t xml:space="preserve">K_c (γ</w:t>
+              <w:t>K_c (γ</w:t>
             </w:r>
             <w:r>
               <w:rPr>
                 <w:sz w:val="17"/>
                 <w:vertAlign w:val="subscript"/>
               </w:rPr>
-              <w:t xml:space="preserve">01</w:t>
+              <w:t>01</w:t>
             </w:r>
             <w:r>
               <w:rPr>
                 <w:sz w:val="17"/>
               </w:rPr>
-              <w:t xml:space="preserve">)</w:t>
+              <w:t>)</w:t>
             </w:r>
           </w:p>
         </w:tc>
@@ -1031,20 +1113,20 @@
               <w:rPr>
                 <w:sz w:val="17"/>
               </w:rPr>
-              <w:t xml:space="preserve">reward_oneback × K_c (γ</w:t>
+              <w:t>reward_oneback × K_c (γ</w:t>
             </w:r>
             <w:r>
               <w:rPr>
                 <w:sz w:val="17"/>
                 <w:vertAlign w:val="subscript"/>
               </w:rPr>
-              <w:t xml:space="preserve">11</w:t>
+              <w:t>11</w:t>
             </w:r>
             <w:r>
               <w:rPr>
                 <w:sz w:val="17"/>
               </w:rPr>
-              <w:t xml:space="preserve">)</w:t>
+              <w:t>)</w:t>
             </w:r>
           </w:p>
         </w:tc>
@@ -1173,14 +1255,14 @@
               <w:rPr>
                 <w:sz w:val="17"/>
               </w:rPr>
-              <w:t xml:space="preserve">SD(Intercept), σ</w:t>
+              <w:t>SD(Intercept), σ</w:t>
             </w:r>
             <w:r>
               <w:rPr>
                 <w:sz w:val="17"/>
                 <w:vertAlign w:val="subscript"/>
               </w:rPr>
-              <w:t xml:space="preserve">0</w:t>
+              <w:t>0</w:t>
             </w:r>
           </w:p>
         </w:tc>
@@ -1253,14 +1335,14 @@
               <w:rPr>
                 <w:sz w:val="17"/>
               </w:rPr>
-              <w:t xml:space="preserve">SD(reward_oneback), σ</w:t>
+              <w:t>SD(reward_oneback), σ</w:t>
             </w:r>
             <w:r>
               <w:rPr>
                 <w:sz w:val="17"/>
                 <w:vertAlign w:val="subscript"/>
               </w:rPr>
-              <w:t xml:space="preserve">1</w:t>
+              <w:t>1</w:t>
             </w:r>
           </w:p>
         </w:tc>
@@ -1333,14 +1415,14 @@
               <w:rPr>
                 <w:sz w:val="17"/>
               </w:rPr>
-              <w:t xml:space="preserve">Correlation, ρ</w:t>
+              <w:t>Correlation, ρ</w:t>
             </w:r>
             <w:r>
               <w:rPr>
                 <w:sz w:val="17"/>
                 <w:vertAlign w:val="subscript"/>
               </w:rPr>
-              <w:t xml:space="preserve">01</w:t>
+              <w:t>01</w:t>
             </w:r>
           </w:p>
         </w:tc>
@@ -1408,55 +1490,61 @@
         <w:rPr>
           <w:sz w:val="18"/>
         </w:rPr>
-        <w:t xml:space="preserve">Table 1. Maximum-likelihood estimates for Models 1 and 2. Fixed effects: b [95% Wald CI], log-odds scale; p = Wald z-test p-value for Model 2. Random effects: point estimates (SD, correlation); confidence intervals are not reported, as these are computationally expensive to estimate for random effects.</w:t>
+        <w:t>Table 1. Maximum-likelihood estimates for Models 1 and 2. Fixed effects: b [95% Wald CI], log-odds scale; p = Wald z-test p-value for Model 2. Random effects: point estimates (SD, correlation); confidence intervals are not reported, as these are computationally expensive to estimate for random effects.</w:t>
       </w:r>
     </w:p>
     <w:p>
       <w:r>
-        <w:t xml:space="preserve">The WSLS effect (γ</w:t>
+        <w:t>The WSLS effect (γ</w:t>
       </w:r>
       <w:r>
         <w:rPr>
           <w:vertAlign w:val="subscript"/>
         </w:rPr>
-        <w:t xml:space="preserve">10</w:t>
-      </w:r>
-      <w:r>
-        <w:t xml:space="preserve">) was b = 0.984, 95% CI [0.411, 1.556], z = 3.365, p &lt; .001 (Model 2), corresponding to an odds ratio OR = 2.67, 95% CI [1.51, 4.74]; the average marginal effect (unbiased for the population-average probability scale, unlike the conditional coefficient) was 18.6 percentage points, 95% CI [8.6, 28.6], z = 3.63, p &lt; .001; the average odds ratio was 2.61, 95% CI [1.47, 4.63], p = .001 — close to but not identical to the coefficient-based OR, because odds ratios are non-collapsible. The K_c main effect (γ</w:t>
+        <w:t>10</w:t>
+      </w:r>
+      <w:r>
+        <w:t>) was b = 0.984, 95% CI [0.411, 1.556], z = 3.365, p &lt; .001, corresponding to an odds ratio OR = 2.67, 95% CI [1.51, 4.74]; the average marginal effect (unbiased for the population-average probability scale) was 18.6 percentage points, 95% CI [8.6, 28.6], z = 3.63, p &lt; .001; the average odds ratio was 2.61, 95% CI [1.47, 4.63], p = .001 — close to but not identical to the coefficient-based OR, because odds ratios are non-collapsible. The K_c main effect (γ</w:t>
       </w:r>
       <w:r>
         <w:rPr>
           <w:vertAlign w:val="subscript"/>
         </w:rPr>
-        <w:t xml:space="preserve">01</w:t>
-      </w:r>
-      <w:r>
-        <w:t xml:space="preserve">) was b = 0.290, 95% CI [−0.082, 0.663], z = 1.527, p = .127 (OR = 1.34, 95% CI [0.92, 1.94]). The reward_oneback × K_c interaction (γ</w:t>
+        <w:t>01</w:t>
+      </w:r>
+      <w:r>
+        <w:t>) was b = 0.290, 95% CI [−0.082, 0.663], z = 1.527, p = .127 (OR = 1.34, 95% CI [0.92, 1.94]). The reward_oneback × K_c interaction (γ</w:t>
       </w:r>
       <w:r>
         <w:rPr>
           <w:vertAlign w:val="subscript"/>
         </w:rPr>
-        <w:t xml:space="preserve">11</w:t>
-      </w:r>
-      <w:r>
-        <w:t xml:space="preserve">) was b = −0.408, 95% CI [−0.906, 0.090], z = −1.607, p = .108 (OR = 0.66, 95% CI [0.40, 1.09]): higher capacity went with a numerically weaker WSLS effect, in the predicted direction, but the confidence interval includes zero and the likelihood-ratio test above found no significant improvement in fit.</w:t>
+        <w:t>11</w:t>
+      </w:r>
+      <w:r>
+        <w:t>) was b = −0.408, 95% CI [−0.906, 0.090], z = −1.607, p = .108 (OR = 0.66, 95% CI [0.40, 1.09])</w:t>
+      </w:r>
+      <w:r>
+        <w:t xml:space="preserve">, meaning </w:t>
+      </w:r>
+      <w:r>
+        <w:t>higher capacity went with a numerically weaker WSLS effect, in the predicted direction, but the confidence interval includes zero and the likelihood-ratio test above found no significant improvement in fit.</w:t>
       </w:r>
     </w:p>
     <w:p>
       <w:r>
-        <w:t xml:space="preserve">Simple slopes (Figure 1) at −1 SD, the mean, and +1 SD of K: at −1 SD of K the WSLS effect was 1.46 log-odds, 95% CI [0.64, 2.28] (OR = 4.31; P(stay) rising from .19 to .50); at the mean, 0.98, 95% CI [0.41, 1.56] (OR = 2.67; .25 to .47); at +1 SD, 0.51, 95% CI [−0.31, 1.32], p = .222 (OR = 1.66; .31 to .43). The WSLS effect clearly moved low-capacity subjects' predicted P(stay), and it was no longer distinguishable from zero at high capacity, consistent with the interaction estimate above — though the interaction's own confidence interval already says this difference between the two slopes is itself uncertain.</w:t>
+        <w:t>Simple slopes (Figure 1) at −1 SD, the mean, and +1 SD of K: at −1 SD of K the WSLS effect was 1.46 log-odds, 95% CI [0.64, 2.28] (OR = 4.31; P(stay) rising from .19 to .50); at the mean, 0.98, 95% CI [0.41, 1.56] (OR = 2.67; .25 to .47); at +1 SD, 0.51, 95% CI [−0.31, 1.32], p = .222 (OR = 1.66; .31 to .43). The WSLS effect clearly moved low-capacity subjects' predicted P(stay), and it was no longer distinguishable from zero at high capacity, consistent with the interaction estimate above — though the interaction's own confidence interval already says this difference between the two slopes is itself uncertain.</w:t>
       </w:r>
     </w:p>
     <w:p>
       <w:r>
-        <w:t xml:space="preserve">The random effects carry most of the story. Between-person variability was substantial in both the baseline tendency to stay (σ</w:t>
+        <w:t>The random effects carry most of the story. Between-person variability was substantial in both the baseline tendency to stay (σ</w:t>
       </w:r>
       <w:r>
         <w:rPr>
           <w:vertAlign w:val="subscript"/>
         </w:rPr>
-        <w:t xml:space="preserve">0</w:t>
+        <w:t>0</w:t>
       </w:r>
       <w:r>
         <w:t xml:space="preserve"> = 1.25) and WSLS sensitivity (σ</w:t>
@@ -1465,7 +1553,7 @@
         <w:rPr>
           <w:vertAlign w:val="subscript"/>
         </w:rPr>
-        <w:t xml:space="preserve">1</w:t>
+        <w:t>1</w:t>
       </w:r>
       <w:r>
         <w:t xml:space="preserve"> = 1.67), and the two correlated negatively (ρ</w:t>
@@ -1474,10 +1562,22 @@
         <w:rPr>
           <w:vertAlign w:val="subscript"/>
         </w:rPr>
-        <w:t xml:space="preserve">01</w:t>
-      </w:r>
-      <w:r>
-        <w:t xml:space="preserve"> = −0.51): subjects who stayed more at baseline gained less from reward, consistent with a ceiling on P(stay). Figure 1B shows how much of that spread K leaves unexplained: the raw per-subject WSLS effect trends downward with K, matching the interaction's direction, but the scatter is wide.</w:t>
+        <w:t>01</w:t>
+      </w:r>
+      <w:r>
+        <w:t xml:space="preserve"> = −0.51)</w:t>
+      </w:r>
+      <w:r>
+        <w:t>, meaning</w:t>
+      </w:r>
+      <w:r>
+        <w:t xml:space="preserve"> subjects who stayed more at baseline gained less from reward, consistent with a ceiling on P(stay). Figure 1B shows how much of that spread K leaves unexplained</w:t>
+      </w:r>
+      <w:r>
+        <w:t>. T</w:t>
+      </w:r>
+      <w:r>
+        <w:t>he raw per-subject WSLS effect trends downward with K, matching the interaction's direction, but the scatter is wide.</w:t>
       </w:r>
     </w:p>
     <w:p>
@@ -1489,6 +1589,7 @@
         <w:rPr>
           <w:noProof/>
         </w:rPr>
+        <w:lastRenderedPageBreak/>
         <w:drawing>
           <wp:inline distT="0" distB="0" distL="0" distR="0" wp14:anchorId="194F6D60" wp14:editId="1723C77B">
             <wp:extent cx="4480560" cy="1991360"/>
@@ -1534,7 +1635,7 @@
         <w:rPr>
           <w:sz w:val="18"/>
         </w:rPr>
-        <w:t xml:space="preserve">Figure 1. (A) Model 2 predicted P(stay) after an unrewarded and a rewarded trial at −1 SD, the mean, and +1 SD of K, population-average predictions; bars are 95% CIs. (B) Each subject's own observed WSLS effect (P(stay) after reward minus P(stay) after no reward) against their K, with a linear reference line and its 95% confidence band.</w:t>
+        <w:t>Figure 1. (A) Model 2 predicted P(stay) after an unrewarded and a rewarded trial at −1 SD, the mean, and +1 SD of K, population-average predictions; bars are 95% CIs. (B) Each subject's own observed WSLS effect (P(stay) after reward minus P(stay) after no reward) against their K, with a linear reference line and its 95% confidence band.</w:t>
       </w:r>
     </w:p>
     <w:p>
@@ -1554,30 +1655,152 @@
         <w:spacing w:after="80"/>
       </w:pPr>
       <w:r>
-        <w:t xml:space="preserve">Fitting the cross-level interaction directly at the trial level, across all 5,025 trials, gives a precise but null answer. The interaction runs in the direction the executive-control account predicts, but it is not statistically significant (χ²(2) = 3.09, p = .214), and WM capacity explains about 7% of the between-person variance in WSLS sensitivity (</w:t>
-      </w:r>
-      <w:r>
-        <w:t xml:space="preserve">R</w:t>
+        <w:t xml:space="preserve">Fitting the cross-level interaction directly at the trial level, across all 5,025 trials, gives a precise but null answer. The interaction </w:t>
+      </w:r>
+      <w:r>
+        <w:t>trends towards</w:t>
+      </w:r>
+      <w:r>
+        <w:t xml:space="preserve"> the direction </w:t>
+      </w:r>
+      <w:r>
+        <w:t>of our</w:t>
+      </w:r>
+      <w:r>
+        <w:t xml:space="preserve"> executive-control </w:t>
+      </w:r>
+      <w:r>
+        <w:t>theory</w:t>
+      </w:r>
+      <w:r>
+        <w:t>, but it is not statistically significant (χ</w:t>
+      </w:r>
+      <w:proofErr w:type="gramStart"/>
+      <w:r>
+        <w:t>²(</w:t>
+      </w:r>
+      <w:proofErr w:type="gramEnd"/>
+      <w:r>
+        <w:t xml:space="preserve">2) = 3.09, p = .214), and WM capacity explains </w:t>
+      </w:r>
+      <w:r>
+        <w:t xml:space="preserve">only just above </w:t>
+      </w:r>
+      <w:r>
+        <w:t>7% of the between-person variance in WSLS sensitivity (R</w:t>
       </w:r>
       <w:r>
         <w:rPr>
           <w:vertAlign w:val="superscript"/>
         </w:rPr>
-        <w:t xml:space="preserve">2</w:t>
+        <w:t>2</w:t>
       </w:r>
       <w:r>
         <w:rPr>
           <w:vertAlign w:val="subscript"/>
         </w:rPr>
-        <w:t xml:space="preserve">pseudo</w:t>
-      </w:r>
-      <w:r>
-        <w:t xml:space="preserve">). The honest reading is that automatic reward-driven staying under known non-contingency is close to universal across the capacity range sampled here, with at most a modest attenuation at the high end. That is itself informative: were this simply an executive-control failure, a large capacity advantage should have surfaced with ~144 trials per subject and a WSLS effect this size.</w:t>
+        <w:t>pseudo</w:t>
+      </w:r>
+      <w:r>
+        <w:t xml:space="preserve">). The honest reading is that automatic reward-driven staying under known non-contingency is close to universal across the capacity range sampled here, with </w:t>
+      </w:r>
+      <w:r>
+        <w:t xml:space="preserve">a relatively small trend </w:t>
+      </w:r>
+      <w:r>
+        <w:t>at the high end</w:t>
+      </w:r>
+      <w:r>
+        <w:t>s</w:t>
+      </w:r>
+      <w:r>
+        <w:t xml:space="preserve">. </w:t>
       </w:r>
     </w:p>
     <w:p>
       <w:r>
-        <w:t xml:space="preserve">Three limitations bound that conclusion, and each suggests a next step. N = 35 is modest — power for a cross-level interaction comes from the number of Level 2 units, not from trial count — so a confirmatory sample should be powered on the Level 2 slope. K is a single change-detection estimate and two subjects scored below chance; a noisy moderator attenuates the very interaction being tested, which argues for a composite measure or one that models measurement error in K directly. And a growth or autoregressive specification at the block level would test whether staying drifts within a session, and whether capacity buys resistance that accrues with experience. A manipulation of concurrent load would turn this individual-difference question into a causal one, which is where an executive-control account ultimately has to be tested.</w:t>
+        <w:t xml:space="preserve">Three limitations </w:t>
+      </w:r>
+      <w:proofErr w:type="gramStart"/>
+      <w:r>
+        <w:t>bound</w:t>
+      </w:r>
+      <w:proofErr w:type="gramEnd"/>
+      <w:r>
+        <w:t xml:space="preserve"> that conclusion, and each suggests next step</w:t>
+      </w:r>
+      <w:r>
+        <w:t>s for research</w:t>
+      </w:r>
+      <w:r>
+        <w:t xml:space="preserve">. N = 35 is </w:t>
+      </w:r>
+      <w:r>
+        <w:t>a small sample size. P</w:t>
+      </w:r>
+      <w:r>
+        <w:t xml:space="preserve">ower for a cross-level interaction comes from the number of </w:t>
+      </w:r>
+      <w:r>
+        <w:t>l</w:t>
+      </w:r>
+      <w:r>
+        <w:t xml:space="preserve">evel 2 units, so a </w:t>
+      </w:r>
+      <w:r>
+        <w:t xml:space="preserve">correct </w:t>
+      </w:r>
+      <w:r>
+        <w:t xml:space="preserve">sample </w:t>
+      </w:r>
+      <w:r>
+        <w:t xml:space="preserve">size </w:t>
+      </w:r>
+      <w:r>
+        <w:t xml:space="preserve">should be powered on the </w:t>
+      </w:r>
+      <w:r>
+        <w:t>l</w:t>
+      </w:r>
+      <w:r>
+        <w:t xml:space="preserve">evel 2 slope. </w:t>
+      </w:r>
+      <w:proofErr w:type="gramStart"/>
+      <w:r>
+        <w:t>More</w:t>
+      </w:r>
+      <w:proofErr w:type="gramEnd"/>
+      <w:r>
+        <w:t xml:space="preserve">, </w:t>
+      </w:r>
+      <w:r>
+        <w:t xml:space="preserve">a growth or autoregressive specification at the block level </w:t>
+      </w:r>
+      <w:r>
+        <w:t xml:space="preserve">(block = 25 trials) </w:t>
+      </w:r>
+      <w:r>
+        <w:t xml:space="preserve">would test whether </w:t>
+      </w:r>
+      <w:r>
+        <w:t>WSLS effect size</w:t>
+      </w:r>
+      <w:r>
+        <w:t xml:space="preserve"> fluctuates</w:t>
+      </w:r>
+      <w:r>
+        <w:t xml:space="preserve"> within a session, and whether capacity </w:t>
+      </w:r>
+      <w:proofErr w:type="gramStart"/>
+      <w:r>
+        <w:t>plays</w:t>
+      </w:r>
+      <w:proofErr w:type="gramEnd"/>
+      <w:r>
+        <w:t xml:space="preserve"> role in this as well, for example by fatiguing from the task slower</w:t>
+      </w:r>
+      <w:r>
+        <w:t>. A manipulation of concurrent load would turn this individual-difference question into a causal one, which is where an executive-control account ultimately has to be tested.</w:t>
       </w:r>
     </w:p>
     <w:p>
@@ -1601,7 +1824,6 @@
         <w:rPr>
           <w:sz w:val="18"/>
         </w:rPr>
-        <w:lastRenderedPageBreak/>
         <w:t>Barr, D. J., Levy, R., Scheepers, C., &amp; Tily, H. J. (2013). Random effects structure for confirmatory hypothesis testing: Keep it maximal. Journal of Memory and Language, 68(3), 255–278.</w:t>
       </w:r>
     </w:p>

--- a/writeup/Kagan_Hierarchical_Models_Final_Assignment.docx
+++ b/writeup/Kagan_Hierarchical_Models_Final_Assignment.docx
@@ -1495,7 +1495,7 @@
     </w:p>
     <w:p>
       <w:r>
-        <w:t>The WSLS effect (γ</w:t>
+        <w:t xml:space="preserve">All estimates below are from Model 2, and all tests are Wald z-tests (the estimate divided by its standard error). The WSLS effect at the mean of K (γ</w:t>
       </w:r>
       <w:r>
         <w:rPr>

--- a/writeup/Kagan_Hierarchical_Models_Final_Assignment.docx
+++ b/writeup/Kagan_Hierarchical_Models_Final_Assignment.docx
@@ -693,6 +693,23 @@
       </w:r>
       <w:r>
         <w:t xml:space="preserve"> = 0.94) the unconditional ICC was .210, meaning 21.0% of the variance in the log-odds of staying is between-person. Because this is a logistic (binomial) model, there is no separately estimated Level 1 residual variance; the ICC decomposition instead uses the distribution-implied Level 1 variance π²/3 fixed by the logit link.</w:t>
+      </w:r>
+    </w:p>
+    <w:p>
+      <w:pPr>
+        <w:spacing w:before="100"/>
+      </w:pPr>
+      <w:r>
+        <w:t xml:space="preserve">Model 1 establishes the effect to be explained: the WSLS effect was b = 0.984, 95% CI [0.390, 1.578], z = 3.25, p = .001 (OR = 2.68), and it varied substantially across subjects (σ</w:t>
+      </w:r>
+      <w:r>
+        <w:rPr>
+          <w:vertAlign w:val="subscript"/>
+        </w:rPr>
+        <w:t>1</w:t>
+      </w:r>
+      <w:r>
+        <w:t xml:space="preserve"> = 1.73) — the between-subject variance that Model 2 then tries to explain with K.</w:t>
       </w:r>
     </w:p>
     <w:tbl>

--- a/writeup/Kagan_Hierarchical_Models_Final_Assignment.docx
+++ b/writeup/Kagan_Hierarchical_Models_Final_Assignment.docx
@@ -74,15 +74,7 @@
     </w:p>
     <w:p>
       <w:r>
-        <w:t xml:space="preserve">Data </w:t>
-      </w:r>
-      <w:proofErr w:type="gramStart"/>
-      <w:r>
-        <w:t>come</w:t>
-      </w:r>
-      <w:proofErr w:type="gramEnd"/>
-      <w:r>
-        <w:t xml:space="preserve"> from a pilot of an explicitly uncontrollable three-armed bandit task, run on the Prolific platform (N = 35). Subjects contributed 135–144 usable trials each, after dropping the first trial of each of the six blocks and any trial whose own or preceding response was invalid or timed out. We would like to ask whether we can predict the WSLS effect better when integrating WM capacity. This is a two-level design: trials (Level 1) nested within subjects (Level 2). To build models we have the following variables: reward_oneback - Level 1, 0/1, the previous trial's outcome, the predictor; stay - Level 1, 0/1, whether the same arm was chosen again, the dependent variable; K - Level 2, WM capacity estimated by Cowan's (2001) formula from a change-detection task, constant across the session (M = 1.84, SD = 1.17, range −0.49 to 3.89) and grand-mean centred (K_c). Because reward_oneback varies within a subject and K is a between-person constant, we need to model reward_oneback × K_c as a cross-level interaction. Additionally, we cannot test the interaction model with repeated-measures ANOVA, as K is continuous and a median split would degrade it, the dependent variable is binary at the trial level, and trial counts are unbalanced.</w:t>
+        <w:t>Data come from a pilot of an explicitly uncontrollable three-armed bandit task, run on the Prolific platform (N = 35). Subjects contributed 135–144 usable trials each, after dropping the first trial of each of the six blocks and any trial whose own or preceding response was invalid or timed out. We would like to ask whether we can predict the WSLS effect better when integrating WM capacity. This is a two-level design: trials (Level 1) nested within subjects (Level 2). To build models we have the following variables: reward_oneback - Level 1, 0/1, the previous trial's outcome, the predictor; stay - Level 1, 0/1, whether the same arm was chosen again, the dependent variable; K - Level 2, WM capacity estimated by Cowan's (2001) formula from a change-detection task, constant across the session (M = 1.84, SD = 1.17, range −0.49 to 3.89) and grand-mean centred (K_c). Because reward_oneback varies within a subject and K is a between-person constant, we need to model reward_oneback × K_c as a cross-level interaction. Additionally, we cannot test the interaction model with repeated-measures ANOVA, as K is continuous and a median split would degrade it, the dependent variable is binary at the trial level, and trial counts are unbalanced.</w:t>
       </w:r>
     </w:p>
     <w:p>
@@ -522,49 +514,7 @@
         <w:rPr>
           <w:iCs/>
         </w:rPr>
-        <w:t xml:space="preserve"> may covary. A measured Level 1 predictor normally </w:t>
-      </w:r>
-      <w:proofErr w:type="gramStart"/>
-      <w:r>
-        <w:rPr>
-          <w:iCs/>
-        </w:rPr>
-        <w:t>has to</w:t>
-      </w:r>
-      <w:proofErr w:type="gramEnd"/>
-      <w:r>
-        <w:rPr>
-          <w:iCs/>
-        </w:rPr>
-        <w:t xml:space="preserve"> be split into within- and between-person components, but </w:t>
-      </w:r>
-      <w:proofErr w:type="spellStart"/>
-      <w:r>
-        <w:rPr>
-          <w:iCs/>
-        </w:rPr>
-        <w:t>reward_oneback</w:t>
-      </w:r>
-      <w:proofErr w:type="spellEnd"/>
-      <w:r>
-        <w:rPr>
-          <w:iCs/>
-        </w:rPr>
-        <w:t xml:space="preserve"> was delivered at a fixed, choice-independent probability: an empty random-intercept model of reward_oneback itself is degenerate, and its 0 point is meaningful, so it enters uncentred. Models 1 and 2 were fitted by maximum likelihood with the maximal random-effects structure (random intercept and slope for </w:t>
-      </w:r>
-      <w:proofErr w:type="spellStart"/>
-      <w:r>
-        <w:rPr>
-          <w:iCs/>
-        </w:rPr>
-        <w:t>reward_oneback</w:t>
-      </w:r>
-      <w:proofErr w:type="spellEnd"/>
-      <w:r>
-        <w:rPr>
-          <w:iCs/>
-        </w:rPr>
-        <w:t>, allowed to correlate). Both converged cleanly (not singular, gradient &lt; 2e-5), so no further measures (e.g. a different optimizer, or dropping the random intercept-slope correlation) were necessary.</w:t>
+        <w:t xml:space="preserve"> may covary. A measured Level 1 predictor normally has to be split into within- and between-person components, but reward_oneback was delivered at a fixed, choice-independent probability: an empty random-intercept model of reward_oneback itself is degenerate, and its 0 point is meaningful, so it enters uncentred. Models 1 and 2 were fitted by maximum likelihood with the maximal random-effects structure (random intercept and slope for reward_oneback, allowed to correlate). Both converged cleanly (not singular, gradient &lt; 2e-5), so no further measures (e.g. a different optimizer, or dropping the random intercept-slope correlation) were necessary.</w:t>
       </w:r>
     </w:p>
     <w:p>
@@ -586,15 +536,7 @@
     </w:p>
     <w:p>
       <w:r>
-        <w:t>Model 2 was compared with Model 1 with a likelihood-ratio test (GLMMs are fitted by maximum likelihood, so no REML/ML refit is required): χ</w:t>
-      </w:r>
-      <w:proofErr w:type="gramStart"/>
-      <w:r>
-        <w:t>²(</w:t>
-      </w:r>
-      <w:proofErr w:type="gramEnd"/>
-      <w:r>
-        <w:t>2) = 3.09, p = .214. The effect size that fits a cross-level interaction is the R</w:t>
+        <w:t>Model 2 was compared with Model 1 with a likelihood-ratio test (GLMMs are fitted by maximum likelihood, so no REML/ML refit is required): χ²(2) = 3.09, p = .214. The effect size that fits a cross-level interaction is the R</w:t>
       </w:r>
       <w:r>
         <w:rPr>
@@ -700,7 +642,7 @@
         <w:spacing w:before="100"/>
       </w:pPr>
       <w:r>
-        <w:t xml:space="preserve">Model 1 establishes the effect to be explained: the WSLS effect was b = 0.984, 95% CI [0.390, 1.578], z = 3.25, p = .001 (OR = 2.68), and it varied substantially across subjects (σ</w:t>
+        <w:t>Model 1 establishes the effect to be explained: the WSLS effect was b = 0.984, 95% CI [0.390, 1.578], z = 3.25, p = .001 (OR = 2.68), and it varied substantially across subjects (σ</w:t>
       </w:r>
       <w:r>
         <w:rPr>
@@ -709,7 +651,7 @@
         <w:t>1</w:t>
       </w:r>
       <w:r>
-        <w:t xml:space="preserve"> = 1.73) — the between-subject variance that Model 2 then tries to explain with K.</w:t>
+        <w:t xml:space="preserve"> = 1.73).</w:t>
       </w:r>
     </w:p>
     <w:tbl>
@@ -1507,12 +1449,12 @@
         <w:rPr>
           <w:sz w:val="18"/>
         </w:rPr>
-        <w:t>Table 1. Maximum-likelihood estimates for Models 1 and 2. Fixed effects: b [95% Wald CI], log-odds scale; p = Wald z-test p-value for Model 2. Random effects: point estimates (SD, correlation); confidence intervals are not reported, as these are computationally expensive to estimate for random effects.</w:t>
+        <w:t>Table 1. Maximum-likelihood estimates for Models 1 and 2. Fixed effects: b [95% Wald CI], log-odds scale; p = z-test p-value for Model 2. Random effects: point estimates (SD, correlation); confidence intervals are not reported, as these are computationally expensive to estimate for random effects.</w:t>
       </w:r>
     </w:p>
     <w:p>
       <w:r>
-        <w:t xml:space="preserve">All estimates below are from Model 2, and all tests are Wald z-tests (the estimate divided by its standard error). The WSLS effect at the mean of K (γ</w:t>
+        <w:t>Finally, for model 2 - the WSLS effect at the mean of K (γ</w:t>
       </w:r>
       <w:r>
         <w:rPr>
@@ -1690,15 +1632,7 @@
         <w:t>theory</w:t>
       </w:r>
       <w:r>
-        <w:t>, but it is not statistically significant (χ</w:t>
-      </w:r>
-      <w:proofErr w:type="gramStart"/>
-      <w:r>
-        <w:t>²(</w:t>
-      </w:r>
-      <w:proofErr w:type="gramEnd"/>
-      <w:r>
-        <w:t xml:space="preserve">2) = 3.09, p = .214), and WM capacity explains </w:t>
+        <w:t xml:space="preserve">, but it is not statistically significant (χ²(2) = 3.09, p = .214), and WM capacity explains </w:t>
       </w:r>
       <w:r>
         <w:t xml:space="preserve">only just above </w:t>
@@ -1736,15 +1670,7 @@
     </w:p>
     <w:p>
       <w:r>
-        <w:t xml:space="preserve">Three limitations </w:t>
-      </w:r>
-      <w:proofErr w:type="gramStart"/>
-      <w:r>
-        <w:t>bound</w:t>
-      </w:r>
-      <w:proofErr w:type="gramEnd"/>
-      <w:r>
-        <w:t xml:space="preserve"> that conclusion, and each suggests next step</w:t>
+        <w:t>Three limitations bound that conclusion, and each suggests next step</w:t>
       </w:r>
       <w:r>
         <w:t>s for research</w:t>
@@ -1782,13 +1708,8 @@
       <w:r>
         <w:t xml:space="preserve">evel 2 slope. </w:t>
       </w:r>
-      <w:proofErr w:type="gramStart"/>
-      <w:r>
-        <w:t>More</w:t>
-      </w:r>
-      <w:proofErr w:type="gramEnd"/>
-      <w:r>
-        <w:t xml:space="preserve">, </w:t>
+      <w:r>
+        <w:t xml:space="preserve">More, </w:t>
       </w:r>
       <w:r>
         <w:t xml:space="preserve">a growth or autoregressive specification at the block level </w:t>
@@ -1808,13 +1729,8 @@
       <w:r>
         <w:t xml:space="preserve"> within a session, and whether capacity </w:t>
       </w:r>
-      <w:proofErr w:type="gramStart"/>
-      <w:r>
-        <w:t>plays</w:t>
-      </w:r>
-      <w:proofErr w:type="gramEnd"/>
-      <w:r>
-        <w:t xml:space="preserve"> role in this as well, for example by fatiguing from the task slower</w:t>
+      <w:r>
+        <w:t>plays role in this as well, for example by fatiguing from the task slower</w:t>
       </w:r>
       <w:r>
         <w:t>. A manipulation of concurrent load would turn this individual-difference question into a causal one, which is where an executive-control account ultimately has to be tested.</w:t>

--- a/writeup/Kagan_Hierarchical_Models_Final_Assignment.docx
+++ b/writeup/Kagan_Hierarchical_Models_Final_Assignment.docx
@@ -1449,7 +1449,7 @@
         <w:rPr>
           <w:sz w:val="18"/>
         </w:rPr>
-        <w:t>Table 1. Maximum-likelihood estimates for Models 1 and 2. Fixed effects: b [95% Wald CI], log-odds scale; p = z-test p-value for Model 2. Random effects: point estimates (SD, correlation); confidence intervals are not reported, as these are computationally expensive to estimate for random effects.</w:t>
+        <w:t>Table 1. Maximum-likelihood estimates for Models 1 and 2. Fixed effects: b [95% Wald CI], log-odds scale; p = z-test p-value for Model 2. Random effects: point estimates (SD, correlation).</w:t>
       </w:r>
     </w:p>
     <w:p>

--- a/writeup/Kagan_Hierarchical_Models_Final_Assignment.docx
+++ b/writeup/Kagan_Hierarchical_Models_Final_Assignment.docx
@@ -74,7 +74,7 @@
     </w:p>
     <w:p>
       <w:r>
-        <w:t>Data come from a pilot of an explicitly uncontrollable three-armed bandit task, run on the Prolific platform (N = 35). Subjects contributed 135–144 usable trials each, after dropping the first trial of each of the six blocks and any trial whose own or preceding response was invalid or timed out. We would like to ask whether we can predict the WSLS effect better when integrating WM capacity. This is a two-level design: trials (Level 1) nested within subjects (Level 2). To build models we have the following variables: reward_oneback - Level 1, 0/1, the previous trial's outcome, the predictor; stay - Level 1, 0/1, whether the same arm was chosen again, the dependent variable; K - Level 2, WM capacity estimated by Cowan's (2001) formula from a change-detection task, constant across the session (M = 1.84, SD = 1.17, range −0.49 to 3.89) and grand-mean centred (K_c). Because reward_oneback varies within a subject and K is a between-person constant, we need to model reward_oneback × K_c as a cross-level interaction. Additionally, we cannot test the interaction model with repeated-measures ANOVA, as K is continuous and a median split would degrade it, the dependent variable is binary at the trial level, and trial counts are unbalanced.</w:t>
+        <w:t>Data come from a pilot of an explicitly uncontrollable three-armed bandit task, run on the Prolific platform (N = 35). Subjects contributed 135–144 usable trials each, after dropping the first trial of each of the six blocks and any trial whose own or preceding response was invalid or timed out. We would like to ask whether we can predict the WSLS effect better when integrating WM capacity. This is a two-level design: trials (Level 1) nested within subjects (Level 2). To build models we have the following variables: reward_oneback - Level 1, 0/1, the previous trial's outcome, the predictor; stay - Level 1, 0/1, whether the same arm was chosen again, the dependent variable; K - Level 2, WM capacity estimated by Cowan's (2001) formula from a change-detection task, constant across the session (M = 1.84, SD = 1.17, range −0.49 to 3.89) and grand-mean centred (K_c). Because reward_oneback varies within a subject and K is a between-person constant, we need to model reward_oneback × K_c as a cross-level interaction. Additionally, we cannot test the interaction model with repeated-measures ANOVA, as K is continuous and a median split would degrade it, the dependent variable is binary at the trial level (Jaeger, 2008), and trial counts are unbalanced.</w:t>
       </w:r>
     </w:p>
     <w:p>
@@ -514,7 +514,7 @@
         <w:rPr>
           <w:iCs/>
         </w:rPr>
-        <w:t xml:space="preserve"> may covary. A measured Level 1 predictor normally has to be split into within- and between-person components, but reward_oneback was delivered at a fixed, choice-independent probability: an empty random-intercept model of reward_oneback itself is degenerate, and its 0 point is meaningful, so it enters uncentred. Models 1 and 2 were fitted by maximum likelihood with the maximal random-effects structure (random intercept and slope for reward_oneback, allowed to correlate). Both converged cleanly (not singular, gradient &lt; 2e-5), so no further measures (e.g. a different optimizer, or dropping the random intercept-slope correlation) were necessary.</w:t>
+        <w:t xml:space="preserve"> may covary. A measured Level 1 predictor normally has to be split into within- and between-person components (Hoffman, 2015), but reward_oneback was delivered at a fixed, choice-independent probability: an empty random-intercept model of reward_oneback itself is degenerate, and its 0 point is meaningful, so it enters uncentred. Models 1 and 2 were fitted by maximum likelihood with the maximal random-effects structure (random intercept and slope for reward_oneback, allowed to correlate; Barr et al., 2013). Both converged cleanly (not singular, gradient &lt; 2e-5), so no further measures (e.g. a different optimizer, or dropping the random intercept-slope correlation) were necessary.</w:t>
       </w:r>
     </w:p>
     <w:p>
@@ -536,7 +536,7 @@
     </w:p>
     <w:p>
       <w:r>
-        <w:t>Model 2 was compared with Model 1 with a likelihood-ratio test (GLMMs are fitted by maximum likelihood, so no REML/ML refit is required): χ²(2) = 3.09, p = .214. The effect size that fits a cross-level interaction is the R</w:t>
+        <w:t>Model 2 was compared with Model 1 with a likelihood-ratio test (GLMMs are fitted by maximum likelihood, so no REML/ML refit is required): χ²(2) = 3.09, p = .214; AIC and BIC both favoured Model 1 (5364.1 vs 5365.0 and 5396.7 vs 5410.7). The effect size that fits a cross-level interaction is the R</w:t>
       </w:r>
       <w:r>
         <w:rPr>
@@ -554,10 +554,7 @@
         <w:t xml:space="preserve"> for the reduction in random-effect variance, comparing the variance components of the two nested models</w:t>
       </w:r>
       <w:r>
-        <w:t xml:space="preserve">. </w:t>
-      </w:r>
-      <w:r>
-        <w:t>adding K_c reduced σ</w:t>
+        <w:t xml:space="preserve">: adding K_c reduced σ</w:t>
       </w:r>
       <w:r>
         <w:rPr>
@@ -625,7 +622,7 @@
         <w:t>00</w:t>
       </w:r>
       <w:r>
-        <w:t xml:space="preserve"> = −0.59, 95% CI [−0.91, −0.28], z = −3.68, p &lt; .001, σ</w:t>
+        <w:t xml:space="preserve"> = −0.59, 95% CI [−0.91, −0.28], z = −3.67, p &lt; .001, σ</w:t>
       </w:r>
       <w:r>
         <w:rPr>
@@ -1463,7 +1460,7 @@
         <w:t>10</w:t>
       </w:r>
       <w:r>
-        <w:t>) was b = 0.984, 95% CI [0.411, 1.556], z = 3.365, p &lt; .001, corresponding to an odds ratio OR = 2.67, 95% CI [1.51, 4.74]; the average marginal effect (unbiased for the population-average probability scale) was 18.6 percentage points, 95% CI [8.6, 28.6], z = 3.63, p &lt; .001; the average odds ratio was 2.61, 95% CI [1.47, 4.63], p = .001 — close to but not identical to the coefficient-based OR, because odds ratios are non-collapsible. The K_c main effect (γ</w:t>
+        <w:t>) was b = 0.984, 95% CI [0.411, 1.556], z = 3.365, p &lt; .001, corresponding to an odds ratio OR = 2.67, 95% CI [1.51, 4.74]; the average marginal effect (unbiased for the population-average probability scale) was 18.6 percentage points, 95% CI [8.6, 28.6], z = 3.63, p &lt; .001; the average odds ratio was 2.61, 95% CI [1.47, 4.63], p = .001 — close to but not identical to the coefficient-based OR, because odds ratios are non-collapsible. The effect of K after an unrewarded trial (γ</w:t>
       </w:r>
       <w:r>
         <w:rPr>
@@ -1594,7 +1591,7 @@
         <w:rPr>
           <w:sz w:val="18"/>
         </w:rPr>
-        <w:t>Figure 1. (A) Model 2 predicted P(stay) after an unrewarded and a rewarded trial at −1 SD, the mean, and +1 SD of K, population-average predictions; bars are 95% CIs. (B) Each subject's own observed WSLS effect (P(stay) after reward minus P(stay) after no reward) against their K, with a linear reference line and its 95% confidence band.</w:t>
+        <w:t>Figure 1. (A) Model 2 predicted P(stay) after an unrewarded and a rewarded trial at −1 SD, the mean, and +1 SD of K, with random effects held at zero; bars are 95% CIs. (B) Each subject's own observed WSLS effect (P(stay) after reward minus P(stay) after no reward) against their K, with a linear reference line and its 95% confidence band.</w:t>
       </w:r>
     </w:p>
     <w:p>
@@ -1614,7 +1611,7 @@
         <w:spacing w:after="80"/>
       </w:pPr>
       <w:r>
-        <w:t xml:space="preserve">Fitting the cross-level interaction directly at the trial level, across all 5,025 trials, gives a precise but null answer. The interaction </w:t>
+        <w:t xml:space="preserve">Fitting the cross-level interaction directly at the trial level, across all 5,025 trials, gives a null answer. The interaction </w:t>
       </w:r>
       <w:r>
         <w:t>trends towards</w:t>
@@ -1632,7 +1629,7 @@
         <w:t>theory</w:t>
       </w:r>
       <w:r>
-        <w:t xml:space="preserve">, but it is not statistically significant (χ²(2) = 3.09, p = .214), and WM capacity explains </w:t>
+        <w:t xml:space="preserve">, but adding WM capacity did not significantly improve fit (χ²(2) = 3.09, p = .214; the interaction itself, p = .108), and WM capacity explains </w:t>
       </w:r>
       <w:r>
         <w:t xml:space="preserve">only just above </w:t>
@@ -1709,7 +1706,7 @@
         <w:t xml:space="preserve">evel 2 slope. </w:t>
       </w:r>
       <w:r>
-        <w:t xml:space="preserve">More, </w:t>
+        <w:t xml:space="preserve">Moreover, </w:t>
       </w:r>
       <w:r>
         <w:t xml:space="preserve">a growth or autoregressive specification at the block level </w:t>
@@ -1730,7 +1727,7 @@
         <w:t xml:space="preserve"> within a session, and whether capacity </w:t>
       </w:r>
       <w:r>
-        <w:t>plays role in this as well, for example by fatiguing from the task slower</w:t>
+        <w:t>plays a role in this as well, for example by fatiguing more slowly</w:t>
       </w:r>
       <w:r>
         <w:t>. A manipulation of concurrent load would turn this individual-difference question into a causal one, which is where an executive-control account ultimately has to be tested.</w:t>
